--- a/Final Report.docx
+++ b/Final Report.docx
@@ -529,7 +529,23 @@
           <w:sz w:val="28"/>
           <w:szCs w:val="28"/>
         </w:rPr>
-        <w:t xml:space="preserve">Rishabh Kumar Panthri </w:t>
+        <w:t xml:space="preserve">Rishabh Kumar </w:t>
+      </w:r>
+      <w:proofErr w:type="spellStart"/>
+      <w:r>
+        <w:rPr>
+          <w:sz w:val="28"/>
+          <w:szCs w:val="28"/>
+        </w:rPr>
+        <w:t>Panthri</w:t>
+      </w:r>
+      <w:proofErr w:type="spellEnd"/>
+      <w:r>
+        <w:rPr>
+          <w:sz w:val="28"/>
+          <w:szCs w:val="28"/>
+        </w:rPr>
+        <w:t xml:space="preserve"> </w:t>
       </w:r>
     </w:p>
     <w:p>
@@ -1014,6 +1030,12 @@
         <w:ind w:right="610" w:firstLine="528"/>
         <w:jc w:val="center"/>
         <w:sectPr>
+          <w:headerReference w:type="even" r:id="rId10"/>
+          <w:headerReference w:type="default" r:id="rId11"/>
+          <w:footerReference w:type="even" r:id="rId12"/>
+          <w:footerReference w:type="default" r:id="rId13"/>
+          <w:headerReference w:type="first" r:id="rId14"/>
+          <w:footerReference w:type="first" r:id="rId15"/>
           <w:pgSz w:w="12240" w:h="15840"/>
           <w:pgMar w:top="360" w:right="720" w:bottom="280" w:left="720" w:header="720" w:footer="720" w:gutter="0"/>
           <w:cols w:space="720"/>
@@ -1787,7 +1809,21 @@
         <w:rPr>
           <w:sz w:val="29"/>
         </w:rPr>
-        <w:t xml:space="preserve">Name: Rishabh Kumar Panthri </w:t>
+        <w:t xml:space="preserve">Name: Rishabh Kumar </w:t>
+      </w:r>
+      <w:proofErr w:type="spellStart"/>
+      <w:r>
+        <w:rPr>
+          <w:sz w:val="29"/>
+        </w:rPr>
+        <w:t>Panthri</w:t>
+      </w:r>
+      <w:proofErr w:type="spellEnd"/>
+      <w:r>
+        <w:rPr>
+          <w:sz w:val="29"/>
+        </w:rPr>
+        <w:t xml:space="preserve"> </w:t>
       </w:r>
     </w:p>
     <w:p>
@@ -2126,8 +2162,16 @@
         <w:rPr>
           <w:sz w:val="25"/>
         </w:rPr>
-        <w:t>Kumar Panthri</w:t>
-      </w:r>
+        <w:t xml:space="preserve">Kumar </w:t>
+      </w:r>
+      <w:proofErr w:type="spellStart"/>
+      <w:r>
+        <w:rPr>
+          <w:sz w:val="25"/>
+        </w:rPr>
+        <w:t>Panthri</w:t>
+      </w:r>
+      <w:proofErr w:type="spellEnd"/>
       <w:r>
         <w:rPr>
           <w:sz w:val="25"/>
@@ -2988,7 +3032,21 @@
         <w:rPr>
           <w:sz w:val="29"/>
         </w:rPr>
-        <w:t xml:space="preserve">Name: Rishabh Kumar Panthri </w:t>
+        <w:t xml:space="preserve">Name: Rishabh Kumar </w:t>
+      </w:r>
+      <w:proofErr w:type="spellStart"/>
+      <w:r>
+        <w:rPr>
+          <w:sz w:val="29"/>
+        </w:rPr>
+        <w:t>Panthri</w:t>
+      </w:r>
+      <w:proofErr w:type="spellEnd"/>
+      <w:r>
+        <w:rPr>
+          <w:sz w:val="29"/>
+        </w:rPr>
+        <w:t xml:space="preserve"> </w:t>
       </w:r>
     </w:p>
     <w:p>
@@ -3179,7 +3237,6 @@
           <w:sz w:val="32"/>
           <w:szCs w:val="32"/>
         </w:rPr>
-        <w:lastRenderedPageBreak/>
         <w:t>ABSTRACT</w:t>
       </w:r>
     </w:p>
@@ -3216,7 +3273,25 @@
           <w:szCs w:val="24"/>
           <w:lang w:val="en-IN"/>
         </w:rPr>
-        <w:t>r in real-time with an increased rate of accuracy. The present work is dedicated to the creation and application of the intelligent system capable of recognizing activities by means of video footages, and the UCF101 dataset has been chosen for this end purpose, as it covers a broad spectrum of human moves. The actions of people on the video clips in this database can be seen from many different points of view, plus the people can be in lots of different positions, and the lighting can be very different indeed. The system proposed here is divided into a few stages of processing that implement spatial and temporal analysis for efficient activity recognition. The system's first stage entails the identification of all the main objects in every video frame with the help of the YOLO (You Only Look Once) object detection model. The speed and accuracy of YOLO in detecting and locating individuals or objects across the video frames are taken into account as significant features of this model. Once the subjects are identified, they are concentrated and then fed into the ResNet-based convolutional neural network, which is used to categorize the regions spatially.</w:t>
+        <w:t xml:space="preserve">r in real-time with an increased rate of accuracy. The present work is dedicated to the creation and application of the intelligent system capable of recognizing activities by means of video footages, and the UCF101 dataset has been chosen for this end purpose, as it covers a broad spectrum of human moves. The actions of people on the video clips in this database can be seen from many different points of view, plus the people can be in lots of different positions, and the lighting can be very different indeed. The system proposed here is divided into a few stages of processing that implement spatial and temporal analysis for efficient activity recognition. The system's first stage entails the identification of all the main objects in every video frame with the help of the YOLO (You Only Look Once) object detection model. The speed and accuracy of YOLO in detecting and locating individuals or objects across the video frames are taken into account as significant features of this model. Once the subjects are identified, they are concentrated and then fed into the </w:t>
+      </w:r>
+      <w:proofErr w:type="spellStart"/>
+      <w:r>
+        <w:rPr>
+          <w:sz w:val="24"/>
+          <w:szCs w:val="24"/>
+          <w:lang w:val="en-IN"/>
+        </w:rPr>
+        <w:t>ResNet</w:t>
+      </w:r>
+      <w:proofErr w:type="spellEnd"/>
+      <w:r>
+        <w:rPr>
+          <w:sz w:val="24"/>
+          <w:szCs w:val="24"/>
+          <w:lang w:val="en-IN"/>
+        </w:rPr>
+        <w:t>-based convolutional neural network, which is used to categorize the regions spatially.</w:t>
       </w:r>
       <w:r>
         <w:rPr>
@@ -3232,7 +3307,43 @@
           <w:szCs w:val="24"/>
           <w:lang w:val="en-IN"/>
         </w:rPr>
-        <w:t xml:space="preserve">The historical dynamics of the actions in the videos are represented by the used of a Transformer-based model. In this context, the model processes the sequence of frame-level features extracted from the ResNet model, and it learns the temporal patterns of these features to correspond to certain events. The Transformer defines the action in a more general way not only from the primitive motion descriptions but also in terms of temporal information including the change from one action to the next. In other words, different actions can be very similar to each other, but they can be different only in their motion. </w:t>
+        <w:t xml:space="preserve">The historical dynamics of the actions in the videos are represented by the </w:t>
+      </w:r>
+      <w:proofErr w:type="spellStart"/>
+      <w:r>
+        <w:rPr>
+          <w:sz w:val="24"/>
+          <w:szCs w:val="24"/>
+          <w:lang w:val="en-IN"/>
+        </w:rPr>
+        <w:t>used</w:t>
+      </w:r>
+      <w:proofErr w:type="spellEnd"/>
+      <w:r>
+        <w:rPr>
+          <w:sz w:val="24"/>
+          <w:szCs w:val="24"/>
+          <w:lang w:val="en-IN"/>
+        </w:rPr>
+        <w:t xml:space="preserve"> of a Transformer-based model. In this context, the model processes the sequence of frame-level features extracted from the </w:t>
+      </w:r>
+      <w:proofErr w:type="spellStart"/>
+      <w:r>
+        <w:rPr>
+          <w:sz w:val="24"/>
+          <w:szCs w:val="24"/>
+          <w:lang w:val="en-IN"/>
+        </w:rPr>
+        <w:t>ResNet</w:t>
+      </w:r>
+      <w:proofErr w:type="spellEnd"/>
+      <w:r>
+        <w:rPr>
+          <w:sz w:val="24"/>
+          <w:szCs w:val="24"/>
+          <w:lang w:val="en-IN"/>
+        </w:rPr>
+        <w:t xml:space="preserve"> model, and it learns the temporal patterns of these features to correspond to certain events. The Transformer defines the action in a more general way not only from the primitive motion descriptions but also in terms of temporal information including the change from one action to the next. In other words, different actions can be very similar to each other, but they can be different only in their motion. </w:t>
       </w:r>
     </w:p>
     <w:p>
@@ -3273,7 +3384,25 @@
           <w:szCs w:val="24"/>
           <w:lang w:val="en-IN"/>
         </w:rPr>
-        <w:t>This system brings together the best elements of YOLO, ResNet, and Transformer architectures and provides a solid, interpretable, and computationally affordable way of carrying out event recognition.</w:t>
+        <w:t xml:space="preserve">This system brings together the best elements of YOLO, </w:t>
+      </w:r>
+      <w:proofErr w:type="spellStart"/>
+      <w:r>
+        <w:rPr>
+          <w:sz w:val="24"/>
+          <w:szCs w:val="24"/>
+          <w:lang w:val="en-IN"/>
+        </w:rPr>
+        <w:t>ResNet</w:t>
+      </w:r>
+      <w:proofErr w:type="spellEnd"/>
+      <w:r>
+        <w:rPr>
+          <w:sz w:val="24"/>
+          <w:szCs w:val="24"/>
+          <w:lang w:val="en-IN"/>
+        </w:rPr>
+        <w:t>, and Transformer architectures and provides a solid, interpretable, and computationally affordable way of carrying out event recognition.</w:t>
       </w:r>
     </w:p>
     <w:p>
@@ -4417,7 +4546,6 @@
         <w:rPr>
           <w:sz w:val="25"/>
         </w:rPr>
-        <w:lastRenderedPageBreak/>
         <w:t>CHAPTER</w:t>
       </w:r>
       <w:r>
@@ -6004,7 +6132,6 @@
           <w:szCs w:val="24"/>
           <w:lang w:val="en-IN"/>
         </w:rPr>
-        <w:lastRenderedPageBreak/>
         <w:t>Almost every traditional system is either spatial or temporal, which are</w:t>
       </w:r>
       <w:r>
@@ -6182,7 +6309,27 @@
           <w:szCs w:val="24"/>
           <w:lang w:val="en-IN"/>
         </w:rPr>
-        <w:t>by the combination of YOLO (object detection), ResNet (frame-level classification), and Transformers</w:t>
+        <w:t xml:space="preserve">by the combination of YOLO (object detection), </w:t>
+      </w:r>
+      <w:proofErr w:type="spellStart"/>
+      <w:r>
+        <w:rPr>
+          <w:spacing w:val="-2"/>
+          <w:sz w:val="24"/>
+          <w:szCs w:val="24"/>
+          <w:lang w:val="en-IN"/>
+        </w:rPr>
+        <w:t>ResNet</w:t>
+      </w:r>
+      <w:proofErr w:type="spellEnd"/>
+      <w:r>
+        <w:rPr>
+          <w:spacing w:val="-2"/>
+          <w:sz w:val="24"/>
+          <w:szCs w:val="24"/>
+          <w:lang w:val="en-IN"/>
+        </w:rPr>
+        <w:t xml:space="preserve"> (frame-level classification), and Transformers</w:t>
       </w:r>
       <w:r>
         <w:rPr>
@@ -6404,7 +6551,27 @@
           <w:szCs w:val="24"/>
           <w:lang w:val="en-IN"/>
         </w:rPr>
-        <w:t xml:space="preserve">To put it another way, the cellular security field right now needs adaptable systems that offer automatic responsiveness to constantly changing situations. To illustrate, the behavior that is perfectly normal in one situation can be viewed as suspicious in other cases. It is, therefore, clear that such dynamic configurations are required to watch over the surrounding circumstances and apply pre-set rules for the detection of irregularities. </w:t>
+        <w:t xml:space="preserve">To put it another way, the cellular security field right now needs adaptable systems that offer automatic responsiveness to constantly changing situations. To illustrate, the </w:t>
+      </w:r>
+      <w:proofErr w:type="spellStart"/>
+      <w:r>
+        <w:rPr>
+          <w:spacing w:val="-2"/>
+          <w:sz w:val="24"/>
+          <w:szCs w:val="24"/>
+          <w:lang w:val="en-IN"/>
+        </w:rPr>
+        <w:t>behavior</w:t>
+      </w:r>
+      <w:proofErr w:type="spellEnd"/>
+      <w:r>
+        <w:rPr>
+          <w:spacing w:val="-2"/>
+          <w:sz w:val="24"/>
+          <w:szCs w:val="24"/>
+          <w:lang w:val="en-IN"/>
+        </w:rPr>
+        <w:t xml:space="preserve"> that is perfectly normal in one situation can be viewed as suspicious in other cases. It is, therefore, clear that such dynamic configurations are required to watch over the surrounding circumstances and apply pre-set rules for the detection of irregularities. </w:t>
       </w:r>
     </w:p>
     <w:p>
@@ -6441,45 +6608,6 @@
         </w:rPr>
         <w:t xml:space="preserve">The main motive behind this research is to build a model of surveillance that is flexible and smart—named ADAG (Activity Detection and Alert Generation)—to reach the goal of an operational and effective camera system that works on its own. ADAG is intended to find context-dependent </w:t>
       </w:r>
-    </w:p>
-    <w:p>
-      <w:pPr>
-        <w:spacing w:before="14" w:line="360" w:lineRule="auto"/>
-        <w:ind w:left="703" w:right="714"/>
-        <w:jc w:val="both"/>
-        <w:rPr>
-          <w:spacing w:val="-2"/>
-          <w:sz w:val="24"/>
-          <w:szCs w:val="24"/>
-          <w:lang w:val="en-IN"/>
-        </w:rPr>
-      </w:pPr>
-    </w:p>
-    <w:p>
-      <w:pPr>
-        <w:spacing w:before="14" w:line="360" w:lineRule="auto"/>
-        <w:ind w:left="703" w:right="714"/>
-        <w:jc w:val="both"/>
-        <w:rPr>
-          <w:spacing w:val="-2"/>
-          <w:sz w:val="24"/>
-          <w:szCs w:val="24"/>
-          <w:lang w:val="en-IN"/>
-        </w:rPr>
-      </w:pPr>
-    </w:p>
-    <w:p>
-      <w:pPr>
-        <w:spacing w:before="14" w:line="360" w:lineRule="auto"/>
-        <w:ind w:left="703" w:right="714"/>
-        <w:jc w:val="both"/>
-        <w:rPr>
-          <w:spacing w:val="-2"/>
-          <w:sz w:val="24"/>
-          <w:szCs w:val="24"/>
-          <w:lang w:val="en-IN"/>
-        </w:rPr>
-      </w:pPr>
     </w:p>
     <w:p>
       <w:pPr>
@@ -6639,135 +6767,230 @@
           <w:szCs w:val="24"/>
           <w:lang w:val="en-IN"/>
         </w:rPr>
-        <w:t>Event-based detection of human behavior using video has in recent times been an integral part of smart surveillance systems, mainly focusing on suspicious or illegal activities that are happening in real-time. With the upsurge in security threats and also in the geometric progression of storage of visual data, a number of researchers have put their hearts into developing deep learning-based systems that carry out automated behavior recognition.</w:t>
-      </w:r>
-    </w:p>
-    <w:p>
-      <w:pPr>
-        <w:spacing w:line="360" w:lineRule="auto"/>
-        <w:ind w:left="703" w:right="714"/>
-        <w:jc w:val="both"/>
-        <w:rPr>
-          <w:sz w:val="24"/>
-          <w:szCs w:val="24"/>
-          <w:lang w:val="en-IN"/>
-        </w:rPr>
-      </w:pPr>
-      <w:r>
-        <w:rPr>
-          <w:sz w:val="24"/>
-          <w:szCs w:val="24"/>
-          <w:lang w:val="en-IN"/>
-        </w:rPr>
-        <w:t>Among the initial endeavors in this domain was the one that came from Kauthkar and Pingle. They are the ones who created a detection framework which is able to execute hostile actions recognition like punching, kicking, knife attacks, and gunfire. They did not stop there, though, and even went further to incorporate an automated email alert system that was integrated into the whole setup to provide real-time information to the authorities concerned [1]. From there, Chole et al. went on to design a modular system that is made up of three main components, i.e. video capture, preprocessing, and feature extraction. They employed the KTH dataset which has a global acceptance for their experiments to build and test their architecture for simple human activity recognition [2].</w:t>
-      </w:r>
-    </w:p>
-    <w:p>
-      <w:pPr>
-        <w:spacing w:line="360" w:lineRule="auto"/>
-        <w:ind w:left="703" w:right="714"/>
-        <w:jc w:val="both"/>
-        <w:rPr>
-          <w:sz w:val="24"/>
-          <w:szCs w:val="24"/>
-          <w:lang w:val="en-IN"/>
-        </w:rPr>
-      </w:pPr>
-    </w:p>
-    <w:p>
-      <w:pPr>
-        <w:spacing w:line="360" w:lineRule="auto"/>
-        <w:ind w:left="703" w:right="714"/>
-        <w:jc w:val="both"/>
-        <w:rPr>
-          <w:sz w:val="24"/>
-          <w:szCs w:val="24"/>
-          <w:lang w:val="en-IN"/>
-        </w:rPr>
-      </w:pPr>
-      <w:r>
-        <w:rPr>
-          <w:sz w:val="24"/>
-          <w:szCs w:val="24"/>
-          <w:lang w:val="en-IN"/>
-        </w:rPr>
-        <w:t>The technology of Convolutions Neural Networks (CNNs) was quite instrumental in the exercise of activity detection. For instance, Devi et al. first designed a CNN model that could identify confirmed unusual behaviors in video surveillance by using the first step of the CNN-based feature extraction. They also put into practice an alert-emailing feature which is run by API for instant threat warning [3]. Furthermore, the idea was developed to the point where Kumar et al. dabbled in various deep learning models, including Hybrid LSTM, Time Distributed CNN, and Gated Recurrent Units (GRU) achieving promising accuracy and motif detection in different real-world settings [4].</w:t>
-      </w:r>
-    </w:p>
-    <w:p>
-      <w:pPr>
-        <w:spacing w:line="360" w:lineRule="auto"/>
-        <w:ind w:left="703" w:right="714"/>
-        <w:jc w:val="both"/>
-        <w:rPr>
-          <w:sz w:val="24"/>
-          <w:szCs w:val="24"/>
-          <w:lang w:val="en-IN"/>
-        </w:rPr>
-      </w:pPr>
-      <w:r>
-        <w:rPr>
-          <w:sz w:val="24"/>
-          <w:szCs w:val="24"/>
-          <w:lang w:val="en-IN"/>
-        </w:rPr>
-        <w:t xml:space="preserve">It was a great success when Mohamed et al. suggested a system that was a combination of YOLOv8 for object detection, ResNet34 for deep feature extraction, and Transformer encoder layers for temporal modeling in their paper. </w:t>
-      </w:r>
-    </w:p>
-    <w:p>
-      <w:pPr>
-        <w:spacing w:line="360" w:lineRule="auto"/>
-        <w:ind w:left="703" w:right="714"/>
-        <w:jc w:val="both"/>
-        <w:rPr>
-          <w:sz w:val="24"/>
-          <w:szCs w:val="24"/>
-          <w:lang w:val="en-IN"/>
-        </w:rPr>
-      </w:pPr>
-    </w:p>
-    <w:p>
-      <w:pPr>
-        <w:spacing w:line="360" w:lineRule="auto"/>
-        <w:ind w:left="703" w:right="714"/>
-        <w:jc w:val="both"/>
-        <w:rPr>
-          <w:sz w:val="24"/>
-          <w:szCs w:val="24"/>
-          <w:lang w:val="en-IN"/>
-        </w:rPr>
-      </w:pPr>
-    </w:p>
-    <w:p>
-      <w:pPr>
-        <w:spacing w:line="360" w:lineRule="auto"/>
-        <w:ind w:left="703" w:right="714"/>
-        <w:jc w:val="both"/>
-        <w:rPr>
-          <w:sz w:val="24"/>
-          <w:szCs w:val="24"/>
-          <w:lang w:val="en-IN"/>
-        </w:rPr>
-      </w:pPr>
-    </w:p>
-    <w:p>
-      <w:pPr>
-        <w:spacing w:line="360" w:lineRule="auto"/>
-        <w:ind w:left="703" w:right="714"/>
-        <w:jc w:val="both"/>
-        <w:rPr>
-          <w:sz w:val="24"/>
-          <w:szCs w:val="24"/>
-          <w:lang w:val="en-IN"/>
-        </w:rPr>
-      </w:pPr>
-      <w:r>
-        <w:rPr>
-          <w:sz w:val="24"/>
-          <w:szCs w:val="24"/>
-          <w:lang w:val="en-IN"/>
-        </w:rPr>
-        <w:lastRenderedPageBreak/>
+        <w:t xml:space="preserve">Event-based detection of human </w:t>
+      </w:r>
+      <w:proofErr w:type="spellStart"/>
+      <w:r>
+        <w:rPr>
+          <w:sz w:val="24"/>
+          <w:szCs w:val="24"/>
+          <w:lang w:val="en-IN"/>
+        </w:rPr>
+        <w:t>behavior</w:t>
+      </w:r>
+      <w:proofErr w:type="spellEnd"/>
+      <w:r>
+        <w:rPr>
+          <w:sz w:val="24"/>
+          <w:szCs w:val="24"/>
+          <w:lang w:val="en-IN"/>
+        </w:rPr>
+        <w:t xml:space="preserve"> using video has in recent times been an integral part of smart surveillance systems, mainly focusing on suspicious or illegal activities that are happening in real-time. With the upsurge in security threats and also in the geometric progression of storage of visual data, a number of researchers have put their hearts into developing deep learning-based systems that carry out automated </w:t>
+      </w:r>
+      <w:proofErr w:type="spellStart"/>
+      <w:r>
+        <w:rPr>
+          <w:sz w:val="24"/>
+          <w:szCs w:val="24"/>
+          <w:lang w:val="en-IN"/>
+        </w:rPr>
+        <w:t>behavior</w:t>
+      </w:r>
+      <w:proofErr w:type="spellEnd"/>
+      <w:r>
+        <w:rPr>
+          <w:sz w:val="24"/>
+          <w:szCs w:val="24"/>
+          <w:lang w:val="en-IN"/>
+        </w:rPr>
+        <w:t xml:space="preserve"> recognition.</w:t>
+      </w:r>
+    </w:p>
+    <w:p>
+      <w:pPr>
+        <w:spacing w:line="360" w:lineRule="auto"/>
+        <w:ind w:left="703" w:right="714"/>
+        <w:jc w:val="both"/>
+        <w:rPr>
+          <w:sz w:val="24"/>
+          <w:szCs w:val="24"/>
+          <w:lang w:val="en-IN"/>
+        </w:rPr>
+      </w:pPr>
+      <w:r>
+        <w:rPr>
+          <w:sz w:val="24"/>
+          <w:szCs w:val="24"/>
+          <w:lang w:val="en-IN"/>
+        </w:rPr>
+        <w:t xml:space="preserve">Among the initial </w:t>
+      </w:r>
+      <w:proofErr w:type="spellStart"/>
+      <w:r>
+        <w:rPr>
+          <w:sz w:val="24"/>
+          <w:szCs w:val="24"/>
+          <w:lang w:val="en-IN"/>
+        </w:rPr>
+        <w:t>endeavors</w:t>
+      </w:r>
+      <w:proofErr w:type="spellEnd"/>
+      <w:r>
+        <w:rPr>
+          <w:sz w:val="24"/>
+          <w:szCs w:val="24"/>
+          <w:lang w:val="en-IN"/>
+        </w:rPr>
+        <w:t xml:space="preserve"> in this domain was the one that came from </w:t>
+      </w:r>
+      <w:proofErr w:type="spellStart"/>
+      <w:r>
+        <w:rPr>
+          <w:sz w:val="24"/>
+          <w:szCs w:val="24"/>
+          <w:lang w:val="en-IN"/>
+        </w:rPr>
+        <w:t>Kauthkar</w:t>
+      </w:r>
+      <w:proofErr w:type="spellEnd"/>
+      <w:r>
+        <w:rPr>
+          <w:sz w:val="24"/>
+          <w:szCs w:val="24"/>
+          <w:lang w:val="en-IN"/>
+        </w:rPr>
+        <w:t xml:space="preserve"> and Pingle. They are the ones who created a detection framework which is able to execute hostile actions recognition like punching, kicking, knife attacks, and gunfire. They did not stop there, though, and even went further to incorporate an automated email alert system that was integrated into the whole setup to provide real-time information to the authorities concerned [1]. From there, Chole et al. went on to design a modular system that is made up of three main components, i.e. video capture, preprocessing, and feature extraction. They employed the KTH dataset which has a global acceptance for their experiments to build and test their architecture for simple human activity recognition [2].</w:t>
+      </w:r>
+    </w:p>
+    <w:p>
+      <w:pPr>
+        <w:spacing w:line="360" w:lineRule="auto"/>
+        <w:ind w:left="703" w:right="714"/>
+        <w:jc w:val="both"/>
+        <w:rPr>
+          <w:sz w:val="24"/>
+          <w:szCs w:val="24"/>
+          <w:lang w:val="en-IN"/>
+        </w:rPr>
+      </w:pPr>
+      <w:r>
+        <w:rPr>
+          <w:sz w:val="24"/>
+          <w:szCs w:val="24"/>
+          <w:lang w:val="en-IN"/>
+        </w:rPr>
+        <w:t xml:space="preserve">The technology of Convolutions Neural Networks (CNNs) was quite instrumental in the exercise of activity detection. For instance, Devi et al. first designed a CNN model that could identify confirmed unusual </w:t>
+      </w:r>
+      <w:proofErr w:type="spellStart"/>
+      <w:r>
+        <w:rPr>
+          <w:sz w:val="24"/>
+          <w:szCs w:val="24"/>
+          <w:lang w:val="en-IN"/>
+        </w:rPr>
+        <w:t>behaviors</w:t>
+      </w:r>
+      <w:proofErr w:type="spellEnd"/>
+      <w:r>
+        <w:rPr>
+          <w:sz w:val="24"/>
+          <w:szCs w:val="24"/>
+          <w:lang w:val="en-IN"/>
+        </w:rPr>
+        <w:t xml:space="preserve"> in video surveillance by using the first step of the CNN-based feature extraction. They also put into practice an alert-emailing feature which is run by API for instant threat warning [3]. Furthermore, the idea was developed to the point where Kumar et al. dabbled in various deep learning models, including Hybrid LSTM, Time Distributed CNN, and Gated Recurrent Units (GRU) achieving promising accuracy and motif detection in different real-world settings [4].</w:t>
+      </w:r>
+    </w:p>
+    <w:p>
+      <w:pPr>
+        <w:spacing w:line="360" w:lineRule="auto"/>
+        <w:ind w:left="703" w:right="714"/>
+        <w:jc w:val="both"/>
+        <w:rPr>
+          <w:sz w:val="24"/>
+          <w:szCs w:val="24"/>
+          <w:lang w:val="en-IN"/>
+        </w:rPr>
+      </w:pPr>
+      <w:r>
+        <w:rPr>
+          <w:sz w:val="24"/>
+          <w:szCs w:val="24"/>
+          <w:lang w:val="en-IN"/>
+        </w:rPr>
+        <w:t xml:space="preserve">It was a great success when Mohamed et al. suggested a system that was a combination of YOLOv8 for object detection, ResNet34 for deep feature extraction, and Transformer encoder layers for temporal </w:t>
+      </w:r>
+      <w:proofErr w:type="spellStart"/>
+      <w:r>
+        <w:rPr>
+          <w:sz w:val="24"/>
+          <w:szCs w:val="24"/>
+          <w:lang w:val="en-IN"/>
+        </w:rPr>
+        <w:t>modeling</w:t>
+      </w:r>
+      <w:proofErr w:type="spellEnd"/>
+      <w:r>
+        <w:rPr>
+          <w:sz w:val="24"/>
+          <w:szCs w:val="24"/>
+          <w:lang w:val="en-IN"/>
+        </w:rPr>
+        <w:t xml:space="preserve"> in their paper. </w:t>
+      </w:r>
+    </w:p>
+    <w:p>
+      <w:pPr>
+        <w:spacing w:line="360" w:lineRule="auto"/>
+        <w:ind w:left="703" w:right="714"/>
+        <w:jc w:val="both"/>
+        <w:rPr>
+          <w:sz w:val="24"/>
+          <w:szCs w:val="24"/>
+          <w:lang w:val="en-IN"/>
+        </w:rPr>
+      </w:pPr>
+    </w:p>
+    <w:p>
+      <w:pPr>
+        <w:spacing w:line="360" w:lineRule="auto"/>
+        <w:ind w:left="703" w:right="714"/>
+        <w:jc w:val="both"/>
+        <w:rPr>
+          <w:sz w:val="24"/>
+          <w:szCs w:val="24"/>
+          <w:lang w:val="en-IN"/>
+        </w:rPr>
+      </w:pPr>
+    </w:p>
+    <w:p>
+      <w:pPr>
+        <w:spacing w:line="360" w:lineRule="auto"/>
+        <w:ind w:left="703" w:right="714"/>
+        <w:jc w:val="both"/>
+        <w:rPr>
+          <w:sz w:val="24"/>
+          <w:szCs w:val="24"/>
+          <w:lang w:val="en-IN"/>
+        </w:rPr>
+      </w:pPr>
+    </w:p>
+    <w:p>
+      <w:pPr>
+        <w:spacing w:line="360" w:lineRule="auto"/>
+        <w:ind w:left="703" w:right="714"/>
+        <w:jc w:val="both"/>
+        <w:rPr>
+          <w:sz w:val="24"/>
+          <w:szCs w:val="24"/>
+          <w:lang w:val="en-IN"/>
+        </w:rPr>
+      </w:pPr>
+      <w:r>
+        <w:rPr>
+          <w:sz w:val="24"/>
+          <w:szCs w:val="24"/>
+          <w:lang w:val="en-IN"/>
+        </w:rPr>
         <w:t>The coming together of these three models brought about a model that was fast enough to be in real-time deployment with temporal coherence and in turn, resulted in a new standard in the field of motion detection systems [5].</w:t>
       </w:r>
     </w:p>
@@ -6804,7 +7027,43 @@
           <w:szCs w:val="24"/>
           <w:lang w:val="en-IN"/>
         </w:rPr>
-        <w:t>Long short-term memory (LSTM) networks have been famous for a good while in video sequence understanding, too. Amrutha C.V. et al. used LSTM as well but their activation function was ReLU and they have also added dropout layers to their model. They used 7,035 several labeled frames from more than one dataset and was also able to get good results for [6] because of the LSTM model in sequential frame analysis. The work was rechecked and results were improved further by Gowshikhaa et al., who have given more details on the feature of the time difference extraction such as the one being the most contributory to the surveillance analysis for better results [7].</w:t>
+        <w:t xml:space="preserve">Long short-term memory (LSTM) networks have been famous for a good while in video sequence understanding, too. Amrutha C.V. et al. used LSTM as well but their activation function was ReLU and they have also added dropout layers to their model. They used 7,035 several </w:t>
+      </w:r>
+      <w:proofErr w:type="spellStart"/>
+      <w:r>
+        <w:rPr>
+          <w:sz w:val="24"/>
+          <w:szCs w:val="24"/>
+          <w:lang w:val="en-IN"/>
+        </w:rPr>
+        <w:t>labeled</w:t>
+      </w:r>
+      <w:proofErr w:type="spellEnd"/>
+      <w:r>
+        <w:rPr>
+          <w:sz w:val="24"/>
+          <w:szCs w:val="24"/>
+          <w:lang w:val="en-IN"/>
+        </w:rPr>
+        <w:t xml:space="preserve"> frames from more than one dataset and was also able to get good results for [6] because of the LSTM model in sequential frame analysis. The work was rechecked and results were improved further by </w:t>
+      </w:r>
+      <w:proofErr w:type="spellStart"/>
+      <w:r>
+        <w:rPr>
+          <w:sz w:val="24"/>
+          <w:szCs w:val="24"/>
+          <w:lang w:val="en-IN"/>
+        </w:rPr>
+        <w:t>Gowshikhaa</w:t>
+      </w:r>
+      <w:proofErr w:type="spellEnd"/>
+      <w:r>
+        <w:rPr>
+          <w:sz w:val="24"/>
+          <w:szCs w:val="24"/>
+          <w:lang w:val="en-IN"/>
+        </w:rPr>
+        <w:t xml:space="preserve"> et al., who have given more details on the feature of the time difference extraction such as the one being the most contributory to the surveillance analysis for better results [7].</w:t>
       </w:r>
     </w:p>
     <w:p>
@@ -6844,7 +7103,25 @@
           <w:szCs w:val="24"/>
           <w:lang w:val="en-IN"/>
         </w:rPr>
-        <w:t>It has been discovered that the models which are purely visual might fall short; thus, many experts are testing multimodal systems. Chen, for example, has combined such a system (which is as smart as a security system) with physical alarms based on motion sensors and thereby was able to get quick results [8]. At the same time, Gugale et al. skilfully performed their duties in the area by building a part of it consisting of five categories - namely, shooting, boxing, sword fighting etc. that was very useful for models of classification due to its variety [9].</w:t>
+        <w:t xml:space="preserve">It has been discovered that the models which are purely visual might fall short; thus, many experts are testing multimodal systems. Chen, for example, has combined such a system (which is as smart as a security system) with physical alarms based on motion sensors and thereby was able to get quick results [8]. At the same time, </w:t>
+      </w:r>
+      <w:proofErr w:type="spellStart"/>
+      <w:r>
+        <w:rPr>
+          <w:sz w:val="24"/>
+          <w:szCs w:val="24"/>
+          <w:lang w:val="en-IN"/>
+        </w:rPr>
+        <w:t>Gugale</w:t>
+      </w:r>
+      <w:proofErr w:type="spellEnd"/>
+      <w:r>
+        <w:rPr>
+          <w:sz w:val="24"/>
+          <w:szCs w:val="24"/>
+          <w:lang w:val="en-IN"/>
+        </w:rPr>
+        <w:t xml:space="preserve"> et al. skilfully performed their duties in the area by building a part of it consisting of five categories - namely, shooting, boxing, sword fighting etc. that was very useful for models of classification due to its variety [9].</w:t>
       </w:r>
     </w:p>
     <w:p>
@@ -6868,7 +7145,43 @@
           <w:szCs w:val="24"/>
           <w:lang w:val="en-IN"/>
         </w:rPr>
-        <w:t>The main aim of the research is to develop CNN with improved efficiency. Indhumathi and Balasubramaniam picked a Kaggle database of 2160 color images, which significantly increased the efficiency of their CNN as they utilized it achieving a high performance [10]. On the other hand, the study by Buttar et al. sought to exploit the problem faced by CNN-based detection systems, namely, the lack of trust and reliable application of the models [11]. CNNs have also been investigated by Quadri and Katakdhond for real-time crowd detection in crowded dynamic scenarios and have been found efficient and scalable in that context.</w:t>
+        <w:t xml:space="preserve">The main aim of the research is to develop CNN with improved efficiency. Indhumathi and Balasubramaniam picked a Kaggle database of 2160 </w:t>
+      </w:r>
+      <w:proofErr w:type="spellStart"/>
+      <w:r>
+        <w:rPr>
+          <w:sz w:val="24"/>
+          <w:szCs w:val="24"/>
+          <w:lang w:val="en-IN"/>
+        </w:rPr>
+        <w:t>color</w:t>
+      </w:r>
+      <w:proofErr w:type="spellEnd"/>
+      <w:r>
+        <w:rPr>
+          <w:sz w:val="24"/>
+          <w:szCs w:val="24"/>
+          <w:lang w:val="en-IN"/>
+        </w:rPr>
+        <w:t xml:space="preserve"> images, which significantly increased the efficiency of their CNN as they utilized it achieving a high performance [10]. On the other hand, the study by Buttar et al. sought to exploit the problem faced by CNN-based detection systems, namely, the lack of trust and reliable application of the models [11]. CNNs have also been investigated by Quadri and </w:t>
+      </w:r>
+      <w:proofErr w:type="spellStart"/>
+      <w:r>
+        <w:rPr>
+          <w:sz w:val="24"/>
+          <w:szCs w:val="24"/>
+          <w:lang w:val="en-IN"/>
+        </w:rPr>
+        <w:t>Katakdhond</w:t>
+      </w:r>
+      <w:proofErr w:type="spellEnd"/>
+      <w:r>
+        <w:rPr>
+          <w:sz w:val="24"/>
+          <w:szCs w:val="24"/>
+          <w:lang w:val="en-IN"/>
+        </w:rPr>
+        <w:t xml:space="preserve"> for real-time crowd detection in crowded dynamic scenarios and have been found efficient and scalable in that context.</w:t>
       </w:r>
     </w:p>
     <w:p>
@@ -6908,56 +7221,26 @@
           <w:szCs w:val="24"/>
           <w:lang w:val="en-IN"/>
         </w:rPr>
-        <w:t xml:space="preserve">A thorough analysis of deep learning models for video surveillance has been conducted by Namithadevi et al. in their previous papers, whereby they proposed the use of a hybrid model combining LSTM and MobileNetV2 for real-time analysis, which turned out to be of the highest impact [14, 15]. In addition, the study of Singh et al. has made the improvements maximized, and </w:t>
-      </w:r>
-    </w:p>
-    <w:p>
-      <w:pPr>
-        <w:pStyle w:val="Heading2"/>
-        <w:tabs>
-          <w:tab w:val="left" w:pos="1207"/>
-        </w:tabs>
-        <w:spacing w:line="360" w:lineRule="auto"/>
-        <w:ind w:left="703" w:right="714"/>
-        <w:jc w:val="both"/>
-        <w:rPr>
-          <w:sz w:val="24"/>
-          <w:szCs w:val="24"/>
-          <w:lang w:val="en-IN"/>
-        </w:rPr>
-      </w:pPr>
-    </w:p>
-    <w:p>
-      <w:pPr>
-        <w:pStyle w:val="Heading2"/>
-        <w:tabs>
-          <w:tab w:val="left" w:pos="1207"/>
-        </w:tabs>
-        <w:spacing w:line="360" w:lineRule="auto"/>
-        <w:ind w:left="703" w:right="714"/>
-        <w:jc w:val="both"/>
-        <w:rPr>
-          <w:sz w:val="24"/>
-          <w:szCs w:val="24"/>
-          <w:lang w:val="en-IN"/>
-        </w:rPr>
-      </w:pPr>
-    </w:p>
-    <w:p>
-      <w:pPr>
-        <w:pStyle w:val="Heading2"/>
-        <w:tabs>
-          <w:tab w:val="left" w:pos="1207"/>
-        </w:tabs>
-        <w:spacing w:line="360" w:lineRule="auto"/>
-        <w:ind w:left="703" w:right="714"/>
-        <w:jc w:val="both"/>
-        <w:rPr>
-          <w:sz w:val="24"/>
-          <w:szCs w:val="24"/>
-          <w:lang w:val="en-IN"/>
-        </w:rPr>
-      </w:pPr>
+        <w:t xml:space="preserve">A thorough analysis of deep learning models for video surveillance has been conducted by </w:t>
+      </w:r>
+      <w:proofErr w:type="spellStart"/>
+      <w:r>
+        <w:rPr>
+          <w:sz w:val="24"/>
+          <w:szCs w:val="24"/>
+          <w:lang w:val="en-IN"/>
+        </w:rPr>
+        <w:t>Namithadevi</w:t>
+      </w:r>
+      <w:proofErr w:type="spellEnd"/>
+      <w:r>
+        <w:rPr>
+          <w:sz w:val="24"/>
+          <w:szCs w:val="24"/>
+          <w:lang w:val="en-IN"/>
+        </w:rPr>
+        <w:t xml:space="preserve"> et al. in their previous papers, whereby they proposed the use of a hybrid model combining LSTM and MobileNetV2 for real-time analysis, which turned out to be of the highest impact [14, 15]. In addition, the study of Singh et al. has made the improvements maximized, and </w:t>
+      </w:r>
     </w:p>
     <w:p>
       <w:pPr>
@@ -7019,7 +7302,25 @@
           <w:szCs w:val="24"/>
           <w:lang w:val="en-IN"/>
         </w:rPr>
-        <w:t>Emerging research has been focused on the integration of new architectures where the researchers just as described in the next sentence. The researchers were Khushi et al. who performed innovative experiments of combining VGG-19 and traditional CNN models as they were able to achieve better results in feature representation [17], and Pramanik created a brand new transformer-based Deep Reversal Attention Network for multi-sensory action recognition tasks [18]. Raza et al. developed crowd analysis techniques that were meant only for those situations in a crowd where they can catch the abnormal behavior [19], and Tiwari et al. were the authors of the deep learning methods used for autonomous threat identification proliferation [20].</w:t>
+        <w:t xml:space="preserve">Emerging research has been focused on the integration of new architectures where the researchers just as described in the next sentence. The researchers were Khushi et al. who performed innovative experiments of combining VGG-19 and traditional CNN models as they were able to achieve better results in feature representation [17], and Pramanik created a brand new transformer-based Deep Reversal Attention Network for multi-sensory action recognition tasks [18]. Raza et al. developed crowd analysis techniques that were meant only for those situations in a crowd where they can catch the abnormal </w:t>
+      </w:r>
+      <w:proofErr w:type="spellStart"/>
+      <w:r>
+        <w:rPr>
+          <w:sz w:val="24"/>
+          <w:szCs w:val="24"/>
+          <w:lang w:val="en-IN"/>
+        </w:rPr>
+        <w:t>behavior</w:t>
+      </w:r>
+      <w:proofErr w:type="spellEnd"/>
+      <w:r>
+        <w:rPr>
+          <w:sz w:val="24"/>
+          <w:szCs w:val="24"/>
+          <w:lang w:val="en-IN"/>
+        </w:rPr>
+        <w:t xml:space="preserve"> [19], and Tiwari et al. were the authors of the deep learning methods used for autonomous threat identification proliferation [20].</w:t>
       </w:r>
     </w:p>
     <w:p>
@@ -7059,7 +7360,25 @@
           <w:szCs w:val="24"/>
           <w:lang w:val="en-IN"/>
         </w:rPr>
-        <w:t>Advanced models using machine learning techniques have replaced some of the earlier ones and this is a great example of how it works. This was suggested by Mudgal, and Punj as a means of solving the problem of action recognition attributes that are very subjective [21], whilst Ahmed decided to build a powerful pose descriptor that also improved recognition accuracy [22]. An extensive review was published by Tripathi et al. that not only counted but also described in detail the process of recognition of behavior that takes place from the very beginning until now [23], and Ayed et al have put forward the argument that if facial emotion recognition is to be accurate then emotion recognition has to have access to the full face the same way expression recognition depends on the full face [24].</w:t>
+        <w:t xml:space="preserve">Advanced models using machine learning techniques have replaced some of the earlier ones and this is a great example of how it works. This was suggested by Mudgal, and Punj as a means of solving the problem of action recognition attributes that are very subjective [21], whilst Ahmed decided to build a powerful pose descriptor that also improved recognition accuracy [22]. An extensive review was published by Tripathi et al. that not only counted but also described in detail the process of recognition of </w:t>
+      </w:r>
+      <w:proofErr w:type="spellStart"/>
+      <w:r>
+        <w:rPr>
+          <w:sz w:val="24"/>
+          <w:szCs w:val="24"/>
+          <w:lang w:val="en-IN"/>
+        </w:rPr>
+        <w:t>behavior</w:t>
+      </w:r>
+      <w:proofErr w:type="spellEnd"/>
+      <w:r>
+        <w:rPr>
+          <w:sz w:val="24"/>
+          <w:szCs w:val="24"/>
+          <w:lang w:val="en-IN"/>
+        </w:rPr>
+        <w:t xml:space="preserve"> that takes place from the very beginning until now [23], and Ayed et al have put forward the argument that if facial emotion recognition is to be accurate then emotion recognition has to have access to the full face the same way expression recognition depends on the full face [24].</w:t>
       </w:r>
     </w:p>
     <w:p>
@@ -7093,13 +7412,59 @@
           <w:lang w:val="en-IN"/>
         </w:rPr>
       </w:pPr>
-      <w:r>
-        <w:rPr>
-          <w:sz w:val="24"/>
-          <w:szCs w:val="24"/>
-          <w:lang w:val="en-IN"/>
-        </w:rPr>
-        <w:t>Ilidrissi and Tan presented the implementation of an assembly of the three models in the section “Recently published” [25], Verma et al. dealt with the existing methods in the field by conducting a comprehensive study of the supervised, semi-supervised, and unsupervised learning techniques that are the base of the new AI systems [26], whereas Selvi et al. is a researcher that had his CNN model optimized [27]; modeling where the researchers “rebenchmarked” a pretrained CNN model, increased the number of parameters and ran it on new data.</w:t>
+      <w:proofErr w:type="spellStart"/>
+      <w:r>
+        <w:rPr>
+          <w:sz w:val="24"/>
+          <w:szCs w:val="24"/>
+          <w:lang w:val="en-IN"/>
+        </w:rPr>
+        <w:t>Ilidrissi</w:t>
+      </w:r>
+      <w:proofErr w:type="spellEnd"/>
+      <w:r>
+        <w:rPr>
+          <w:sz w:val="24"/>
+          <w:szCs w:val="24"/>
+          <w:lang w:val="en-IN"/>
+        </w:rPr>
+        <w:t xml:space="preserve"> and Tan presented the implementation of an assembly of the three models in the section “Recently published” [25], Verma et al. dealt with the existing methods in the field by conducting a comprehensive study of the supervised, semi-supervised, and unsupervised learning techniques that are the base of the new AI systems [26], whereas Selvi et al. is a researcher that had his CNN model optimized [27]; </w:t>
+      </w:r>
+      <w:proofErr w:type="spellStart"/>
+      <w:r>
+        <w:rPr>
+          <w:sz w:val="24"/>
+          <w:szCs w:val="24"/>
+          <w:lang w:val="en-IN"/>
+        </w:rPr>
+        <w:t>modeling</w:t>
+      </w:r>
+      <w:proofErr w:type="spellEnd"/>
+      <w:r>
+        <w:rPr>
+          <w:sz w:val="24"/>
+          <w:szCs w:val="24"/>
+          <w:lang w:val="en-IN"/>
+        </w:rPr>
+        <w:t xml:space="preserve"> where the researchers “</w:t>
+      </w:r>
+      <w:proofErr w:type="spellStart"/>
+      <w:r>
+        <w:rPr>
+          <w:sz w:val="24"/>
+          <w:szCs w:val="24"/>
+          <w:lang w:val="en-IN"/>
+        </w:rPr>
+        <w:t>rebenchmarked</w:t>
+      </w:r>
+      <w:proofErr w:type="spellEnd"/>
+      <w:r>
+        <w:rPr>
+          <w:sz w:val="24"/>
+          <w:szCs w:val="24"/>
+          <w:lang w:val="en-IN"/>
+        </w:rPr>
+        <w:t>” a pretrained CNN model, increased the number of parameters and ran it on new data.</w:t>
       </w:r>
     </w:p>
     <w:p>
@@ -7139,7 +7504,25 @@
           <w:szCs w:val="24"/>
           <w:lang w:val="en-IN"/>
         </w:rPr>
-        <w:t xml:space="preserve">The areas were not only kept but also significantly extended by many researchers who focused on not only behavior recognition task optimization but expanding the portions of the latter. This was </w:t>
+        <w:t xml:space="preserve">The areas were not only kept but also significantly extended by many researchers who focused on not only </w:t>
+      </w:r>
+      <w:proofErr w:type="spellStart"/>
+      <w:r>
+        <w:rPr>
+          <w:sz w:val="24"/>
+          <w:szCs w:val="24"/>
+          <w:lang w:val="en-IN"/>
+        </w:rPr>
+        <w:t>behavior</w:t>
+      </w:r>
+      <w:proofErr w:type="spellEnd"/>
+      <w:r>
+        <w:rPr>
+          <w:sz w:val="24"/>
+          <w:szCs w:val="24"/>
+          <w:lang w:val="en-IN"/>
+        </w:rPr>
+        <w:t xml:space="preserve"> recognition task optimization but expanding the portions of the latter. This was </w:t>
       </w:r>
     </w:p>
     <w:p>
@@ -7163,7 +7546,25 @@
           <w:szCs w:val="24"/>
           <w:lang w:val="en-IN"/>
         </w:rPr>
-        <w:t>well-demonstrated in the latest research papers of Genemo’s intelligent exam supervision</w:t>
+        <w:t xml:space="preserve">well-demonstrated in the latest research papers of </w:t>
+      </w:r>
+      <w:proofErr w:type="spellStart"/>
+      <w:r>
+        <w:rPr>
+          <w:sz w:val="24"/>
+          <w:szCs w:val="24"/>
+          <w:lang w:val="en-IN"/>
+        </w:rPr>
+        <w:t>Genemo’s</w:t>
+      </w:r>
+      <w:proofErr w:type="spellEnd"/>
+      <w:r>
+        <w:rPr>
+          <w:sz w:val="24"/>
+          <w:szCs w:val="24"/>
+          <w:lang w:val="en-IN"/>
+        </w:rPr>
+        <w:t xml:space="preserve"> intelligent exam supervision</w:t>
       </w:r>
     </w:p>
     <w:p>
@@ -7181,61 +7582,22 @@
           <w:lang w:val="en-IN"/>
         </w:rPr>
       </w:pPr>
-    </w:p>
-    <w:p>
-      <w:pPr>
-        <w:pStyle w:val="Heading2"/>
-        <w:tabs>
-          <w:tab w:val="left" w:pos="1207"/>
-        </w:tabs>
-        <w:spacing w:line="360" w:lineRule="auto"/>
-        <w:ind w:left="703" w:right="714"/>
-        <w:jc w:val="both"/>
-        <w:rPr>
-          <w:sz w:val="24"/>
-          <w:szCs w:val="24"/>
-          <w:lang w:val="en-IN"/>
-        </w:rPr>
-      </w:pPr>
-    </w:p>
-    <w:p>
-      <w:pPr>
-        <w:pStyle w:val="Heading2"/>
-        <w:tabs>
-          <w:tab w:val="left" w:pos="1207"/>
-        </w:tabs>
-        <w:spacing w:line="360" w:lineRule="auto"/>
-        <w:ind w:left="703" w:right="714"/>
-        <w:jc w:val="both"/>
-        <w:rPr>
-          <w:sz w:val="24"/>
-          <w:szCs w:val="24"/>
-          <w:lang w:val="en-IN"/>
-        </w:rPr>
-      </w:pPr>
-    </w:p>
-    <w:p>
-      <w:pPr>
-        <w:pStyle w:val="Heading2"/>
-        <w:tabs>
-          <w:tab w:val="left" w:pos="1207"/>
-        </w:tabs>
-        <w:spacing w:line="360" w:lineRule="auto"/>
-        <w:ind w:left="703" w:right="714"/>
-        <w:jc w:val="both"/>
-        <w:rPr>
-          <w:sz w:val="24"/>
-          <w:szCs w:val="24"/>
-          <w:lang w:val="en-IN"/>
-        </w:rPr>
-      </w:pPr>
-      <w:r>
-        <w:rPr>
-          <w:sz w:val="24"/>
-          <w:szCs w:val="24"/>
-          <w:lang w:val="en-IN"/>
-        </w:rPr>
-        <w:t xml:space="preserve">implementation [28] and Saba et al.’s network architecture for detecting complex activities within the range of L4 branches [29]. </w:t>
+      <w:r>
+        <w:rPr>
+          <w:sz w:val="24"/>
+          <w:szCs w:val="24"/>
+          <w:lang w:val="en-IN"/>
+        </w:rPr>
+        <w:t xml:space="preserve">implementation [28] and Saba et al.’s network architecture for detecting complex activities within </w:t>
+      </w:r>
+      <w:r>
+        <w:rPr>
+          <w:sz w:val="24"/>
+          <w:szCs w:val="24"/>
+          <w:lang w:val="en-IN"/>
+        </w:rPr>
+        <w:lastRenderedPageBreak/>
+        <w:t xml:space="preserve">the range of L4 branches [29]. </w:t>
       </w:r>
     </w:p>
     <w:p>
@@ -7531,7 +7893,25 @@
           <w:szCs w:val="24"/>
           <w:lang w:val="en-IN"/>
         </w:rPr>
-        <w:t>HTML5, and WebRTC, which ensures real-time detection and the video interface to be the most user-friendly. The backend, constructed with Flask and PyTorch, is responsible for all the essential tasks like model execution, frame analysis, and prediction.</w:t>
+        <w:t xml:space="preserve">HTML5, and WebRTC, which ensures real-time detection and the video interface to be the most user-friendly. The backend, constructed with Flask and </w:t>
+      </w:r>
+      <w:proofErr w:type="spellStart"/>
+      <w:r>
+        <w:rPr>
+          <w:sz w:val="24"/>
+          <w:szCs w:val="24"/>
+          <w:lang w:val="en-IN"/>
+        </w:rPr>
+        <w:t>PyTorch</w:t>
+      </w:r>
+      <w:proofErr w:type="spellEnd"/>
+      <w:r>
+        <w:rPr>
+          <w:sz w:val="24"/>
+          <w:szCs w:val="24"/>
+          <w:lang w:val="en-IN"/>
+        </w:rPr>
+        <w:t>, is responsible for all the essential tasks like model execution, frame analysis, and prediction.</w:t>
       </w:r>
     </w:p>
     <w:p>
@@ -7796,58 +8176,77 @@
           <w:szCs w:val="24"/>
           <w:lang w:val="en-IN"/>
         </w:rPr>
-        <w:t xml:space="preserve">The created head of the classification finalizes the classification process taking temporally aligned features into account. Thus, an event is predicted by analyzing the features that are </w:t>
-      </w:r>
-    </w:p>
-    <w:p>
-      <w:pPr>
-        <w:pStyle w:val="BodyText"/>
-        <w:spacing w:line="360" w:lineRule="auto"/>
-        <w:ind w:left="703" w:right="714"/>
-        <w:jc w:val="both"/>
-        <w:rPr>
-          <w:w w:val="105"/>
-          <w:sz w:val="24"/>
-          <w:szCs w:val="24"/>
-          <w:lang w:val="en-IN"/>
-        </w:rPr>
-      </w:pPr>
-    </w:p>
-    <w:p>
-      <w:pPr>
-        <w:pStyle w:val="BodyText"/>
-        <w:spacing w:line="360" w:lineRule="auto"/>
-        <w:ind w:left="703" w:right="714"/>
-        <w:jc w:val="both"/>
-        <w:rPr>
-          <w:w w:val="105"/>
-          <w:sz w:val="24"/>
-          <w:szCs w:val="24"/>
-          <w:lang w:val="en-IN"/>
-        </w:rPr>
-      </w:pPr>
-    </w:p>
-    <w:p>
-      <w:pPr>
-        <w:pStyle w:val="BodyText"/>
-        <w:spacing w:line="360" w:lineRule="auto"/>
-        <w:ind w:left="703" w:right="714"/>
-        <w:jc w:val="both"/>
-        <w:rPr>
-          <w:w w:val="105"/>
-          <w:sz w:val="24"/>
-          <w:szCs w:val="24"/>
-          <w:lang w:val="en-IN"/>
-        </w:rPr>
-      </w:pPr>
-      <w:r>
-        <w:rPr>
-          <w:w w:val="105"/>
-          <w:sz w:val="24"/>
-          <w:szCs w:val="24"/>
-          <w:lang w:val="en-IN"/>
-        </w:rPr>
-        <w:lastRenderedPageBreak/>
+        <w:t xml:space="preserve">The created head of the classification finalizes the classification process taking temporally aligned features into account. Thus, an event is predicted by </w:t>
+      </w:r>
+      <w:proofErr w:type="spellStart"/>
+      <w:r>
+        <w:rPr>
+          <w:w w:val="105"/>
+          <w:sz w:val="24"/>
+          <w:szCs w:val="24"/>
+          <w:lang w:val="en-IN"/>
+        </w:rPr>
+        <w:t>analyzing</w:t>
+      </w:r>
+      <w:proofErr w:type="spellEnd"/>
+      <w:r>
+        <w:rPr>
+          <w:w w:val="105"/>
+          <w:sz w:val="24"/>
+          <w:szCs w:val="24"/>
+          <w:lang w:val="en-IN"/>
+        </w:rPr>
+        <w:t xml:space="preserve"> the features that are </w:t>
+      </w:r>
+    </w:p>
+    <w:p>
+      <w:pPr>
+        <w:pStyle w:val="BodyText"/>
+        <w:spacing w:line="360" w:lineRule="auto"/>
+        <w:ind w:left="703" w:right="714"/>
+        <w:jc w:val="both"/>
+        <w:rPr>
+          <w:w w:val="105"/>
+          <w:sz w:val="24"/>
+          <w:szCs w:val="24"/>
+          <w:lang w:val="en-IN"/>
+        </w:rPr>
+      </w:pPr>
+    </w:p>
+    <w:p>
+      <w:pPr>
+        <w:pStyle w:val="BodyText"/>
+        <w:spacing w:line="360" w:lineRule="auto"/>
+        <w:ind w:left="703" w:right="714"/>
+        <w:jc w:val="both"/>
+        <w:rPr>
+          <w:w w:val="105"/>
+          <w:sz w:val="24"/>
+          <w:szCs w:val="24"/>
+          <w:lang w:val="en-IN"/>
+        </w:rPr>
+      </w:pPr>
+    </w:p>
+    <w:p>
+      <w:pPr>
+        <w:pStyle w:val="BodyText"/>
+        <w:spacing w:line="360" w:lineRule="auto"/>
+        <w:ind w:left="703" w:right="714"/>
+        <w:jc w:val="both"/>
+        <w:rPr>
+          <w:w w:val="105"/>
+          <w:sz w:val="24"/>
+          <w:szCs w:val="24"/>
+          <w:lang w:val="en-IN"/>
+        </w:rPr>
+      </w:pPr>
+      <w:r>
+        <w:rPr>
+          <w:w w:val="105"/>
+          <w:sz w:val="24"/>
+          <w:szCs w:val="24"/>
+          <w:lang w:val="en-IN"/>
+        </w:rPr>
         <w:t xml:space="preserve">aligned in time. </w:t>
       </w:r>
     </w:p>
@@ -8071,7 +8470,25 @@
           <w:szCs w:val="24"/>
           <w:lang w:val="en-IN"/>
         </w:rPr>
-        <w:t xml:space="preserve">Flask and PyTorch are the technologies used in too of model training, video processing, and server-side inference. </w:t>
+        <w:t xml:space="preserve">Flask and </w:t>
+      </w:r>
+      <w:proofErr w:type="spellStart"/>
+      <w:r>
+        <w:rPr>
+          <w:sz w:val="24"/>
+          <w:szCs w:val="24"/>
+          <w:lang w:val="en-IN"/>
+        </w:rPr>
+        <w:t>PyTorch</w:t>
+      </w:r>
+      <w:proofErr w:type="spellEnd"/>
+      <w:r>
+        <w:rPr>
+          <w:sz w:val="24"/>
+          <w:szCs w:val="24"/>
+          <w:lang w:val="en-IN"/>
+        </w:rPr>
+        <w:t xml:space="preserve"> are the technologies used in too of model training, video processing, and server-side inference. </w:t>
       </w:r>
     </w:p>
     <w:p>
@@ -8224,54 +8641,6 @@
         </w:rPr>
         <w:t xml:space="preserve">Frame Extraction: The initial videos are divided into an array of images where each image is a frame at a constant frame rate, usually not less than 30 frames per second (FPS) to provide </w:t>
       </w:r>
-    </w:p>
-    <w:p>
-      <w:pPr>
-        <w:tabs>
-          <w:tab w:val="left" w:pos="2026"/>
-        </w:tabs>
-        <w:spacing w:before="171" w:line="360" w:lineRule="auto"/>
-        <w:ind w:left="703" w:right="714"/>
-        <w:jc w:val="both"/>
-        <w:rPr>
-          <w:w w:val="105"/>
-          <w:sz w:val="24"/>
-          <w:szCs w:val="24"/>
-          <w:lang w:val="en-IN"/>
-        </w:rPr>
-      </w:pPr>
-    </w:p>
-    <w:p>
-      <w:pPr>
-        <w:tabs>
-          <w:tab w:val="left" w:pos="2026"/>
-        </w:tabs>
-        <w:spacing w:before="171" w:line="360" w:lineRule="auto"/>
-        <w:ind w:left="703" w:right="714"/>
-        <w:jc w:val="both"/>
-        <w:rPr>
-          <w:w w:val="105"/>
-          <w:sz w:val="24"/>
-          <w:szCs w:val="24"/>
-          <w:lang w:val="en-IN"/>
-        </w:rPr>
-      </w:pPr>
-    </w:p>
-    <w:p>
-      <w:pPr>
-        <w:tabs>
-          <w:tab w:val="left" w:pos="2026"/>
-        </w:tabs>
-        <w:spacing w:before="171" w:line="360" w:lineRule="auto"/>
-        <w:ind w:left="703" w:right="714"/>
-        <w:jc w:val="both"/>
-        <w:rPr>
-          <w:w w:val="105"/>
-          <w:sz w:val="24"/>
-          <w:szCs w:val="24"/>
-          <w:lang w:val="en-IN"/>
-        </w:rPr>
-      </w:pPr>
       <w:r>
         <w:rPr>
           <w:w w:val="105"/>
@@ -8396,7 +8765,27 @@
           <w:szCs w:val="24"/>
           <w:lang w:val="en-IN"/>
         </w:rPr>
-        <w:t xml:space="preserve">Image Resizing: The small regions of the human are enlarged so as to fill the input size of the ResNet and Transformer models, both equal to 224 × 224 pixels. </w:t>
+        <w:t xml:space="preserve">Image Resizing: The small regions of the human are enlarged so as to fill the input size of the </w:t>
+      </w:r>
+      <w:proofErr w:type="spellStart"/>
+      <w:r>
+        <w:rPr>
+          <w:w w:val="105"/>
+          <w:sz w:val="24"/>
+          <w:szCs w:val="24"/>
+          <w:lang w:val="en-IN"/>
+        </w:rPr>
+        <w:t>ResNet</w:t>
+      </w:r>
+      <w:proofErr w:type="spellEnd"/>
+      <w:r>
+        <w:rPr>
+          <w:w w:val="105"/>
+          <w:sz w:val="24"/>
+          <w:szCs w:val="24"/>
+          <w:lang w:val="en-IN"/>
+        </w:rPr>
+        <w:t xml:space="preserve"> and Transformer models, both equal to 224 × 224 pixels. </w:t>
       </w:r>
     </w:p>
     <w:p>
@@ -8425,7 +8814,27 @@
           <w:szCs w:val="24"/>
           <w:lang w:val="en-IN"/>
         </w:rPr>
-        <w:t xml:space="preserve">The small regions of the human are enlarged so as to fill the input size of the ResNet and Transformer models, both equal to 224 × 224 pixels. </w:t>
+        <w:t xml:space="preserve">The small regions of the human are enlarged so as to fill the input size of the </w:t>
+      </w:r>
+      <w:proofErr w:type="spellStart"/>
+      <w:r>
+        <w:rPr>
+          <w:w w:val="105"/>
+          <w:sz w:val="24"/>
+          <w:szCs w:val="24"/>
+          <w:lang w:val="en-IN"/>
+        </w:rPr>
+        <w:t>ResNet</w:t>
+      </w:r>
+      <w:proofErr w:type="spellEnd"/>
+      <w:r>
+        <w:rPr>
+          <w:w w:val="105"/>
+          <w:sz w:val="24"/>
+          <w:szCs w:val="24"/>
+          <w:lang w:val="en-IN"/>
+        </w:rPr>
+        <w:t xml:space="preserve"> and Transformer models, both equal to 224 × 224 pixels. </w:t>
       </w:r>
     </w:p>
     <w:p>
@@ -8599,7 +9008,27 @@
           <w:szCs w:val="24"/>
           <w:lang w:val="en-IN"/>
         </w:rPr>
-        <w:t xml:space="preserve">Feature Extraction: The frames that have been preprocessed are inputted into the ResNet-34 model to obtain the feature maps for each image with a high dimensionality. The sequence of </w:t>
+        <w:t xml:space="preserve">Feature Extraction: The frames that have been </w:t>
+      </w:r>
+      <w:proofErr w:type="spellStart"/>
+      <w:r>
+        <w:rPr>
+          <w:w w:val="105"/>
+          <w:sz w:val="24"/>
+          <w:szCs w:val="24"/>
+          <w:lang w:val="en-IN"/>
+        </w:rPr>
+        <w:t>preprocessed</w:t>
+      </w:r>
+      <w:proofErr w:type="spellEnd"/>
+      <w:r>
+        <w:rPr>
+          <w:w w:val="105"/>
+          <w:sz w:val="24"/>
+          <w:szCs w:val="24"/>
+          <w:lang w:val="en-IN"/>
+        </w:rPr>
+        <w:t xml:space="preserve"> are inputted into the ResNet-34 model to obtain the feature maps for each image with a high dimensionality. The sequence of</w:t>
       </w:r>
     </w:p>
     <w:p>
@@ -8617,38 +9046,6 @@
           <w:lang w:val="en-IN"/>
         </w:rPr>
       </w:pPr>
-    </w:p>
-    <w:p>
-      <w:pPr>
-        <w:tabs>
-          <w:tab w:val="left" w:pos="2026"/>
-        </w:tabs>
-        <w:spacing w:before="171" w:line="360" w:lineRule="auto"/>
-        <w:ind w:left="703" w:right="714"/>
-        <w:jc w:val="both"/>
-        <w:rPr>
-          <w:w w:val="105"/>
-          <w:sz w:val="24"/>
-          <w:szCs w:val="24"/>
-          <w:lang w:val="en-IN"/>
-        </w:rPr>
-      </w:pPr>
-    </w:p>
-    <w:p>
-      <w:pPr>
-        <w:tabs>
-          <w:tab w:val="left" w:pos="2026"/>
-        </w:tabs>
-        <w:spacing w:before="171" w:line="360" w:lineRule="auto"/>
-        <w:ind w:left="703" w:right="714"/>
-        <w:jc w:val="both"/>
-        <w:rPr>
-          <w:w w:val="105"/>
-          <w:sz w:val="24"/>
-          <w:szCs w:val="24"/>
-          <w:lang w:val="en-IN"/>
-        </w:rPr>
-      </w:pPr>
       <w:r>
         <w:rPr>
           <w:w w:val="105"/>
@@ -8657,7 +9054,16 @@
           <w:lang w:val="en-IN"/>
         </w:rPr>
         <w:lastRenderedPageBreak/>
-        <w:t>levels of details was created temp</w:t>
+        <w:t xml:space="preserve"> levels of details was created temp</w:t>
+      </w:r>
+      <w:r>
+        <w:rPr>
+          <w:w w:val="105"/>
+          <w:sz w:val="24"/>
+          <w:szCs w:val="24"/>
+          <w:lang w:val="en-IN"/>
+        </w:rPr>
+        <w:t>.</w:t>
       </w:r>
     </w:p>
     <w:p>
@@ -8890,7 +9296,6 @@
           <w:sz w:val="24"/>
           <w:szCs w:val="24"/>
         </w:rPr>
-        <w:lastRenderedPageBreak/>
         <w:t>wise processing running on GPU for hastening the convergence process.</w:t>
       </w:r>
     </w:p>
@@ -9415,7 +9820,23 @@
           <w:sz w:val="24"/>
           <w:szCs w:val="24"/>
         </w:rPr>
-        <w:t>Residual Learning: ResNet architecture adopts skip connections to avert vanishing gradients as well as allows deeper networks that capture more abstract visual patterns formed.</w:t>
+        <w:t xml:space="preserve">Residual Learning: </w:t>
+      </w:r>
+      <w:proofErr w:type="spellStart"/>
+      <w:r>
+        <w:rPr>
+          <w:sz w:val="24"/>
+          <w:szCs w:val="24"/>
+        </w:rPr>
+        <w:t>ResNet</w:t>
+      </w:r>
+      <w:proofErr w:type="spellEnd"/>
+      <w:r>
+        <w:rPr>
+          <w:sz w:val="24"/>
+          <w:szCs w:val="24"/>
+        </w:rPr>
+        <w:t xml:space="preserve"> architecture adopts skip connections to avert vanishing gradients as well as allows deeper networks that capture more abstract visual patterns formed.</w:t>
       </w:r>
     </w:p>
     <w:p>
@@ -9554,7 +9975,25 @@
           <w:szCs w:val="24"/>
           <w:lang w:val="en-IN"/>
         </w:rPr>
-        <w:t>Temporal Dependency Capture: Where ResNet34 processes each frame individually, the Transformer looks at the relationship between the frames, i.e over time, so the model can detect patterns like possibly dangerous behavio</w:t>
+        <w:t xml:space="preserve">Temporal Dependency Capture: Where ResNet34 processes each frame individually, the Transformer looks at the relationship between the frames, </w:t>
+      </w:r>
+      <w:proofErr w:type="spellStart"/>
+      <w:r>
+        <w:rPr>
+          <w:sz w:val="24"/>
+          <w:szCs w:val="24"/>
+          <w:lang w:val="en-IN"/>
+        </w:rPr>
+        <w:t>i.e</w:t>
+      </w:r>
+      <w:proofErr w:type="spellEnd"/>
+      <w:r>
+        <w:rPr>
+          <w:sz w:val="24"/>
+          <w:szCs w:val="24"/>
+          <w:lang w:val="en-IN"/>
+        </w:rPr>
+        <w:t xml:space="preserve"> over time, so the model can detect patterns like possibly dangerous behavio</w:t>
       </w:r>
       <w:r>
         <w:rPr>
@@ -9707,32 +10146,6 @@
         </w:rPr>
         <w:t>converges fast so it’s perfect for large video datasets.</w:t>
       </w:r>
-    </w:p>
-    <w:p>
-      <w:pPr>
-        <w:pStyle w:val="BodyText"/>
-        <w:spacing w:line="360" w:lineRule="auto"/>
-        <w:ind w:left="703" w:right="714"/>
-        <w:jc w:val="both"/>
-        <w:rPr>
-          <w:sz w:val="24"/>
-          <w:szCs w:val="24"/>
-          <w:lang w:val="en-IN"/>
-        </w:rPr>
-      </w:pPr>
-    </w:p>
-    <w:p>
-      <w:pPr>
-        <w:pStyle w:val="BodyText"/>
-        <w:spacing w:line="360" w:lineRule="auto"/>
-        <w:ind w:left="703" w:right="714"/>
-        <w:jc w:val="both"/>
-        <w:rPr>
-          <w:sz w:val="24"/>
-          <w:szCs w:val="24"/>
-          <w:lang w:val="en-IN"/>
-        </w:rPr>
-      </w:pPr>
     </w:p>
     <w:p>
       <w:pPr>
@@ -10094,7 +10507,25 @@
           <w:szCs w:val="24"/>
           <w:lang w:val="en-IN"/>
         </w:rPr>
-        <w:t xml:space="preserve">Real-Time Surveillance: Combination of YOLOv8 and the possibility to use the small model of TinyML with </w:t>
+        <w:t xml:space="preserve">Real-Time Surveillance: Combination of YOLOv8 and the possibility to use the small model of </w:t>
+      </w:r>
+      <w:proofErr w:type="spellStart"/>
+      <w:r>
+        <w:rPr>
+          <w:sz w:val="24"/>
+          <w:szCs w:val="24"/>
+          <w:lang w:val="en-IN"/>
+        </w:rPr>
+        <w:t>TinyML</w:t>
+      </w:r>
+      <w:proofErr w:type="spellEnd"/>
+      <w:r>
+        <w:rPr>
+          <w:sz w:val="24"/>
+          <w:szCs w:val="24"/>
+          <w:lang w:val="en-IN"/>
+        </w:rPr>
+        <w:t xml:space="preserve"> with </w:t>
       </w:r>
       <w:r>
         <w:rPr>
@@ -10186,7 +10617,61 @@
           <w:szCs w:val="24"/>
           <w:lang w:val="en-IN"/>
         </w:rPr>
-        <w:t xml:space="preserve">Modularity and Expandability: The different hardware parts in the system can be easily replaced or enhanced (e.g., for downward substitution of ResNet with MobileNet, or the relatively new EfficientNet, which is energy efficient for edge devices), thereby catering to the diversity of operational scenarios. </w:t>
+        <w:t xml:space="preserve">Modularity and Expandability: The different hardware parts in the system can be easily replaced or enhanced (e.g., for downward substitution of </w:t>
+      </w:r>
+      <w:proofErr w:type="spellStart"/>
+      <w:r>
+        <w:rPr>
+          <w:sz w:val="24"/>
+          <w:szCs w:val="24"/>
+          <w:lang w:val="en-IN"/>
+        </w:rPr>
+        <w:t>ResNet</w:t>
+      </w:r>
+      <w:proofErr w:type="spellEnd"/>
+      <w:r>
+        <w:rPr>
+          <w:sz w:val="24"/>
+          <w:szCs w:val="24"/>
+          <w:lang w:val="en-IN"/>
+        </w:rPr>
+        <w:t xml:space="preserve"> with </w:t>
+      </w:r>
+      <w:proofErr w:type="spellStart"/>
+      <w:r>
+        <w:rPr>
+          <w:sz w:val="24"/>
+          <w:szCs w:val="24"/>
+          <w:lang w:val="en-IN"/>
+        </w:rPr>
+        <w:t>MobileNet</w:t>
+      </w:r>
+      <w:proofErr w:type="spellEnd"/>
+      <w:r>
+        <w:rPr>
+          <w:sz w:val="24"/>
+          <w:szCs w:val="24"/>
+          <w:lang w:val="en-IN"/>
+        </w:rPr>
+        <w:t xml:space="preserve">, or the relatively new </w:t>
+      </w:r>
+      <w:proofErr w:type="spellStart"/>
+      <w:r>
+        <w:rPr>
+          <w:sz w:val="24"/>
+          <w:szCs w:val="24"/>
+          <w:lang w:val="en-IN"/>
+        </w:rPr>
+        <w:t>EfficientNet</w:t>
+      </w:r>
+      <w:proofErr w:type="spellEnd"/>
+      <w:r>
+        <w:rPr>
+          <w:sz w:val="24"/>
+          <w:szCs w:val="24"/>
+          <w:lang w:val="en-IN"/>
+        </w:rPr>
+        <w:t xml:space="preserve">, which is energy efficient for edge devices), thereby catering to the diversity of operational scenarios. </w:t>
       </w:r>
     </w:p>
     <w:p>
@@ -10222,7 +10707,25 @@
           <w:szCs w:val="24"/>
           <w:lang w:val="en-IN"/>
         </w:rPr>
-        <w:t>Contextual Decision-Making: With The Transformer's, the machine can think at a level higher than the basic and thus gain a clearer insight into human behavior. It becomes quite simple for it to be able to recognize the moves as usual or suspicious.</w:t>
+        <w:t xml:space="preserve">Contextual Decision-Making: With The Transformer's, the machine can think at a level higher than the basic and thus gain a clearer insight into human </w:t>
+      </w:r>
+      <w:proofErr w:type="spellStart"/>
+      <w:r>
+        <w:rPr>
+          <w:sz w:val="24"/>
+          <w:szCs w:val="24"/>
+          <w:lang w:val="en-IN"/>
+        </w:rPr>
+        <w:t>behavior</w:t>
+      </w:r>
+      <w:proofErr w:type="spellEnd"/>
+      <w:r>
+        <w:rPr>
+          <w:sz w:val="24"/>
+          <w:szCs w:val="24"/>
+          <w:lang w:val="en-IN"/>
+        </w:rPr>
+        <w:t>. It becomes quite simple for it to be able to recognize the moves as usual or suspicious.</w:t>
       </w:r>
       <w:r>
         <w:rPr>
@@ -10233,17 +10736,9 @@
     </w:p>
     <w:p>
       <w:pPr>
-        <w:pStyle w:val="ListParagraph"/>
-        <w:rPr>
-          <w:lang w:val="en-IN"/>
-        </w:rPr>
-      </w:pPr>
-    </w:p>
-    <w:p>
-      <w:pPr>
-        <w:pStyle w:val="BodyText"/>
-        <w:spacing w:line="360" w:lineRule="auto"/>
-        <w:ind w:left="703" w:right="714"/>
+        <w:pStyle w:val="BodyText"/>
+        <w:spacing w:line="360" w:lineRule="auto"/>
+        <w:ind w:right="714"/>
         <w:jc w:val="both"/>
         <w:rPr>
           <w:lang w:val="en-IN"/>
@@ -10277,7 +10772,6 @@
           <w:sz w:val="28"/>
           <w:szCs w:val="28"/>
         </w:rPr>
-        <w:lastRenderedPageBreak/>
         <w:t>4.3 ARCHITECTURE OF THE PROPOSED SYSTEM</w:t>
       </w:r>
     </w:p>
@@ -10359,7 +10853,27 @@
           <w:szCs w:val="24"/>
           <w:lang w:val="en-IN"/>
         </w:rPr>
-        <w:t>Feature Extraction with Pretrained ResNet:</w:t>
+        <w:t xml:space="preserve">Feature Extraction with Pretrained </w:t>
+      </w:r>
+      <w:proofErr w:type="spellStart"/>
+      <w:r>
+        <w:rPr>
+          <w:w w:val="105"/>
+          <w:sz w:val="24"/>
+          <w:szCs w:val="24"/>
+          <w:lang w:val="en-IN"/>
+        </w:rPr>
+        <w:t>ResNet</w:t>
+      </w:r>
+      <w:proofErr w:type="spellEnd"/>
+      <w:r>
+        <w:rPr>
+          <w:w w:val="105"/>
+          <w:sz w:val="24"/>
+          <w:szCs w:val="24"/>
+          <w:lang w:val="en-IN"/>
+        </w:rPr>
+        <w:t>:</w:t>
       </w:r>
       <w:r>
         <w:rPr>
@@ -10369,7 +10883,27 @@
           <w:lang w:val="en-IN"/>
         </w:rPr>
         <w:br/>
-        <w:t>The input frames (previously cropped and preprocessed) are first passed through a pretrained ResNet-34 model, which extracts high-level visual features from each image.</w:t>
+        <w:t xml:space="preserve">The input frames (previously cropped and </w:t>
+      </w:r>
+      <w:proofErr w:type="spellStart"/>
+      <w:r>
+        <w:rPr>
+          <w:w w:val="105"/>
+          <w:sz w:val="24"/>
+          <w:szCs w:val="24"/>
+          <w:lang w:val="en-IN"/>
+        </w:rPr>
+        <w:t>preprocessed</w:t>
+      </w:r>
+      <w:proofErr w:type="spellEnd"/>
+      <w:r>
+        <w:rPr>
+          <w:w w:val="105"/>
+          <w:sz w:val="24"/>
+          <w:szCs w:val="24"/>
+          <w:lang w:val="en-IN"/>
+        </w:rPr>
+        <w:t>) are first passed through a pretrained ResNet-34 model, which extracts high-level visual features from each image.</w:t>
       </w:r>
     </w:p>
     <w:p>
@@ -10652,8 +11186,19 @@
           <w:szCs w:val="24"/>
           <w:lang w:val="en-IN"/>
         </w:rPr>
-        <w:t>Optimizer: AdamW</w:t>
-      </w:r>
+        <w:t xml:space="preserve">Optimizer: </w:t>
+      </w:r>
+      <w:proofErr w:type="spellStart"/>
+      <w:r>
+        <w:rPr>
+          <w:w w:val="105"/>
+          <w:sz w:val="24"/>
+          <w:szCs w:val="24"/>
+          <w:lang w:val="en-IN"/>
+        </w:rPr>
+        <w:t>AdamW</w:t>
+      </w:r>
+      <w:proofErr w:type="spellEnd"/>
     </w:p>
     <w:p>
       <w:pPr>
@@ -10689,7 +11234,27 @@
           <w:szCs w:val="24"/>
           <w:lang w:val="en-IN"/>
         </w:rPr>
-        <w:t>Learning Rate: 1e-4 for ResNet and 2e-4 for the Transformer</w:t>
+        <w:t xml:space="preserve">Learning Rate: 1e-4 for </w:t>
+      </w:r>
+      <w:proofErr w:type="spellStart"/>
+      <w:r>
+        <w:rPr>
+          <w:w w:val="105"/>
+          <w:sz w:val="24"/>
+          <w:szCs w:val="24"/>
+          <w:lang w:val="en-IN"/>
+        </w:rPr>
+        <w:t>ResNet</w:t>
+      </w:r>
+      <w:proofErr w:type="spellEnd"/>
+      <w:r>
+        <w:rPr>
+          <w:w w:val="105"/>
+          <w:sz w:val="24"/>
+          <w:szCs w:val="24"/>
+          <w:lang w:val="en-IN"/>
+        </w:rPr>
+        <w:t xml:space="preserve"> and 2e-4 for the Transformer</w:t>
       </w:r>
     </w:p>
     <w:p>
@@ -10728,53 +11293,6 @@
         </w:rPr>
         <w:t>Learning Rate Scheduler: Cosine annealing</w:t>
       </w:r>
-    </w:p>
-    <w:p>
-      <w:pPr>
-        <w:pStyle w:val="ListParagraph"/>
-        <w:rPr>
-          <w:w w:val="105"/>
-          <w:sz w:val="24"/>
-          <w:szCs w:val="24"/>
-          <w:lang w:val="en-IN"/>
-        </w:rPr>
-      </w:pPr>
-    </w:p>
-    <w:p>
-      <w:pPr>
-        <w:suppressAutoHyphens w:val="0"/>
-        <w:ind w:left="720" w:right="714"/>
-        <w:rPr>
-          <w:w w:val="105"/>
-          <w:sz w:val="24"/>
-          <w:szCs w:val="24"/>
-          <w:lang w:val="en-IN"/>
-        </w:rPr>
-      </w:pPr>
-    </w:p>
-    <w:p>
-      <w:pPr>
-        <w:suppressAutoHyphens w:val="0"/>
-        <w:ind w:left="720" w:right="714"/>
-        <w:rPr>
-          <w:w w:val="105"/>
-          <w:sz w:val="24"/>
-          <w:szCs w:val="24"/>
-          <w:lang w:val="en-IN"/>
-        </w:rPr>
-      </w:pPr>
-    </w:p>
-    <w:p>
-      <w:pPr>
-        <w:suppressAutoHyphens w:val="0"/>
-        <w:ind w:left="720" w:right="714"/>
-        <w:rPr>
-          <w:w w:val="105"/>
-          <w:sz w:val="24"/>
-          <w:szCs w:val="24"/>
-          <w:lang w:val="en-IN"/>
-        </w:rPr>
-      </w:pPr>
     </w:p>
     <w:p>
       <w:pPr>
@@ -11016,7 +11534,7 @@
                     <pic:cNvPicPr/>
                   </pic:nvPicPr>
                   <pic:blipFill rotWithShape="1">
-                    <a:blip r:embed="rId10">
+                    <a:blip r:embed="rId16">
                       <a:extLst>
                         <a:ext uri="{28A0092B-C50C-407E-A947-70E740481C1C}">
                           <a14:useLocalDpi xmlns:a14="http://schemas.microsoft.com/office/drawing/2010/main" val="0"/>
@@ -11165,7 +11683,7 @@
                     <pic:cNvPicPr/>
                   </pic:nvPicPr>
                   <pic:blipFill>
-                    <a:blip r:embed="rId11">
+                    <a:blip r:embed="rId17">
                       <a:extLst>
                         <a:ext uri="{28A0092B-C50C-407E-A947-70E740481C1C}">
                           <a14:useLocalDpi xmlns:a14="http://schemas.microsoft.com/office/drawing/2010/main" val="0"/>
@@ -11197,9 +11715,11 @@
           </wp:anchor>
         </w:drawing>
       </w:r>
+      <w:proofErr w:type="spellStart"/>
       <w:r>
         <w:t>lll</w:t>
       </w:r>
+      <w:proofErr w:type="spellEnd"/>
     </w:p>
     <w:p>
       <w:pPr>
@@ -11901,7 +12421,7 @@
       <w:pPr>
         <w:pStyle w:val="BodyText"/>
         <w:spacing w:line="360" w:lineRule="auto"/>
-        <w:ind w:left="703" w:right="714"/>
+        <w:ind w:right="714"/>
         <w:rPr>
           <w:color w:val="172B4D"/>
           <w:sz w:val="22"/>
@@ -11916,19 +12436,6 @@
         <w:spacing w:line="360" w:lineRule="auto"/>
         <w:ind w:left="703" w:right="714"/>
         <w:rPr>
-          <w:color w:val="172B4D"/>
-          <w:sz w:val="22"/>
-          <w:szCs w:val="22"/>
-          <w:shd w:val="clear" w:color="auto" w:fill="FFFFFF"/>
-        </w:rPr>
-      </w:pPr>
-    </w:p>
-    <w:p>
-      <w:pPr>
-        <w:pStyle w:val="BodyText"/>
-        <w:spacing w:line="360" w:lineRule="auto"/>
-        <w:ind w:left="703" w:right="714"/>
-        <w:rPr>
           <w:w w:val="105"/>
           <w:sz w:val="24"/>
           <w:szCs w:val="24"/>
@@ -11941,7 +12448,25 @@
           <w:szCs w:val="24"/>
         </w:rPr>
         <w:lastRenderedPageBreak/>
-        <w:t>Left Branch – Frame-Based ResNet Training:</w:t>
+        <w:t xml:space="preserve">Left Branch – Frame-Based </w:t>
+      </w:r>
+      <w:proofErr w:type="spellStart"/>
+      <w:r>
+        <w:rPr>
+          <w:w w:val="105"/>
+          <w:sz w:val="24"/>
+          <w:szCs w:val="24"/>
+        </w:rPr>
+        <w:t>ResNet</w:t>
+      </w:r>
+      <w:proofErr w:type="spellEnd"/>
+      <w:r>
+        <w:rPr>
+          <w:w w:val="105"/>
+          <w:sz w:val="24"/>
+          <w:szCs w:val="24"/>
+        </w:rPr>
+        <w:t xml:space="preserve"> Training:</w:t>
       </w:r>
       <w:r>
         <w:rPr>
@@ -11950,7 +12475,25 @@
           <w:szCs w:val="24"/>
         </w:rPr>
         <w:br/>
-        <w:t xml:space="preserve"> Prepare FrameDataset:</w:t>
+        <w:t xml:space="preserve"> Prepare </w:t>
+      </w:r>
+      <w:proofErr w:type="spellStart"/>
+      <w:r>
+        <w:rPr>
+          <w:w w:val="105"/>
+          <w:sz w:val="24"/>
+          <w:szCs w:val="24"/>
+        </w:rPr>
+        <w:t>FrameDataset</w:t>
+      </w:r>
+      <w:proofErr w:type="spellEnd"/>
+      <w:r>
+        <w:rPr>
+          <w:w w:val="105"/>
+          <w:sz w:val="24"/>
+          <w:szCs w:val="24"/>
+        </w:rPr>
+        <w:t>:</w:t>
       </w:r>
       <w:r>
         <w:rPr>
@@ -11985,7 +12528,43 @@
           <w:szCs w:val="24"/>
         </w:rPr>
         <w:br/>
-        <w:t xml:space="preserve"> With PyTorch DataLoader, the dataset is loaded for efficient training.</w:t>
+        <w:t xml:space="preserve"> With </w:t>
+      </w:r>
+      <w:proofErr w:type="spellStart"/>
+      <w:r>
+        <w:rPr>
+          <w:w w:val="105"/>
+          <w:sz w:val="24"/>
+          <w:szCs w:val="24"/>
+        </w:rPr>
+        <w:t>PyTorch</w:t>
+      </w:r>
+      <w:proofErr w:type="spellEnd"/>
+      <w:r>
+        <w:rPr>
+          <w:w w:val="105"/>
+          <w:sz w:val="24"/>
+          <w:szCs w:val="24"/>
+        </w:rPr>
+        <w:t xml:space="preserve"> </w:t>
+      </w:r>
+      <w:proofErr w:type="spellStart"/>
+      <w:r>
+        <w:rPr>
+          <w:w w:val="105"/>
+          <w:sz w:val="24"/>
+          <w:szCs w:val="24"/>
+        </w:rPr>
+        <w:t>DataLoader</w:t>
+      </w:r>
+      <w:proofErr w:type="spellEnd"/>
+      <w:r>
+        <w:rPr>
+          <w:w w:val="105"/>
+          <w:sz w:val="24"/>
+          <w:szCs w:val="24"/>
+        </w:rPr>
+        <w:t>, the dataset is loaded for efficient training.</w:t>
       </w:r>
       <w:r>
         <w:rPr>
@@ -11994,7 +12573,25 @@
           <w:szCs w:val="24"/>
         </w:rPr>
         <w:br/>
-        <w:t xml:space="preserve"> Left Branch – Frame-Based ResNet Training:</w:t>
+        <w:t xml:space="preserve"> Left Branch – Frame-Based </w:t>
+      </w:r>
+      <w:proofErr w:type="spellStart"/>
+      <w:r>
+        <w:rPr>
+          <w:w w:val="105"/>
+          <w:sz w:val="24"/>
+          <w:szCs w:val="24"/>
+        </w:rPr>
+        <w:t>ResNet</w:t>
+      </w:r>
+      <w:proofErr w:type="spellEnd"/>
+      <w:r>
+        <w:rPr>
+          <w:w w:val="105"/>
+          <w:sz w:val="24"/>
+          <w:szCs w:val="24"/>
+        </w:rPr>
+        <w:t xml:space="preserve"> Training:</w:t>
       </w:r>
       <w:r>
         <w:rPr>
@@ -12003,7 +12600,25 @@
           <w:szCs w:val="24"/>
         </w:rPr>
         <w:br/>
-        <w:t xml:space="preserve"> Prepare FrameDataset:</w:t>
+        <w:t xml:space="preserve"> Prepare </w:t>
+      </w:r>
+      <w:proofErr w:type="spellStart"/>
+      <w:r>
+        <w:rPr>
+          <w:w w:val="105"/>
+          <w:sz w:val="24"/>
+          <w:szCs w:val="24"/>
+        </w:rPr>
+        <w:t>FrameDataset</w:t>
+      </w:r>
+      <w:proofErr w:type="spellEnd"/>
+      <w:r>
+        <w:rPr>
+          <w:w w:val="105"/>
+          <w:sz w:val="24"/>
+          <w:szCs w:val="24"/>
+        </w:rPr>
+        <w:t>:</w:t>
       </w:r>
       <w:r>
         <w:rPr>
@@ -12053,7 +12668,25 @@
           <w:szCs w:val="24"/>
         </w:rPr>
         <w:br/>
-        <w:t xml:space="preserve"> Prepare VideoFrameDataset:</w:t>
+        <w:t xml:space="preserve"> Prepare </w:t>
+      </w:r>
+      <w:proofErr w:type="spellStart"/>
+      <w:r>
+        <w:rPr>
+          <w:w w:val="105"/>
+          <w:sz w:val="24"/>
+          <w:szCs w:val="24"/>
+        </w:rPr>
+        <w:t>VideoFrameDataset</w:t>
+      </w:r>
+      <w:proofErr w:type="spellEnd"/>
+      <w:r>
+        <w:rPr>
+          <w:w w:val="105"/>
+          <w:sz w:val="24"/>
+          <w:szCs w:val="24"/>
+        </w:rPr>
+        <w:t>:</w:t>
       </w:r>
       <w:r>
         <w:rPr>
@@ -12088,7 +12721,25 @@
           <w:szCs w:val="24"/>
         </w:rPr>
         <w:br/>
-        <w:t xml:space="preserve"> Each frame is resized to 224x224 and normalized using ImageNet stats before fed into the ResNet.</w:t>
+        <w:t xml:space="preserve"> Each frame is resized to 224x224 and normalized using ImageNet stats before fed into the </w:t>
+      </w:r>
+      <w:proofErr w:type="spellStart"/>
+      <w:r>
+        <w:rPr>
+          <w:w w:val="105"/>
+          <w:sz w:val="24"/>
+          <w:szCs w:val="24"/>
+        </w:rPr>
+        <w:t>ResNet</w:t>
+      </w:r>
+      <w:proofErr w:type="spellEnd"/>
+      <w:r>
+        <w:rPr>
+          <w:w w:val="105"/>
+          <w:sz w:val="24"/>
+          <w:szCs w:val="24"/>
+        </w:rPr>
+        <w:t>.</w:t>
       </w:r>
     </w:p>
     <w:p>
@@ -12130,7 +12781,25 @@
           <w:szCs w:val="24"/>
         </w:rPr>
         <w:br/>
-        <w:t xml:space="preserve"> The dimensions of each of the frames is resized to 224x224 and the frames are normalized using the ImageNet stats before being fed into the ResNet.</w:t>
+        <w:t xml:space="preserve"> The dimensions of each of the frames is resized to 224x224 and the frames are normalized using the ImageNet stats before being fed into the </w:t>
+      </w:r>
+      <w:proofErr w:type="spellStart"/>
+      <w:r>
+        <w:rPr>
+          <w:w w:val="105"/>
+          <w:sz w:val="24"/>
+          <w:szCs w:val="24"/>
+        </w:rPr>
+        <w:t>ResNet</w:t>
+      </w:r>
+      <w:proofErr w:type="spellEnd"/>
+      <w:r>
+        <w:rPr>
+          <w:w w:val="105"/>
+          <w:sz w:val="24"/>
+          <w:szCs w:val="24"/>
+        </w:rPr>
+        <w:t>.</w:t>
       </w:r>
       <w:r>
         <w:rPr>
@@ -12156,7 +12825,25 @@
           <w:szCs w:val="24"/>
         </w:rPr>
         <w:br/>
-        <w:t>Subsequently, the sequences undergo transformations, and through the use of a DataLoader, they are now ready to be fed into the Transformer Encoder.</w:t>
+        <w:t xml:space="preserve">Subsequently, the sequences undergo transformations, and through the use of a </w:t>
+      </w:r>
+      <w:proofErr w:type="spellStart"/>
+      <w:r>
+        <w:rPr>
+          <w:w w:val="105"/>
+          <w:sz w:val="24"/>
+          <w:szCs w:val="24"/>
+        </w:rPr>
+        <w:t>DataLoader</w:t>
+      </w:r>
+      <w:proofErr w:type="spellEnd"/>
+      <w:r>
+        <w:rPr>
+          <w:w w:val="105"/>
+          <w:sz w:val="24"/>
+          <w:szCs w:val="24"/>
+        </w:rPr>
+        <w:t>, they are now ready to be fed into the Transformer Encoder.</w:t>
       </w:r>
     </w:p>
     <w:p>
@@ -12258,32 +12945,6 @@
           <w:lang w:val="en-IN"/>
         </w:rPr>
       </w:pPr>
-    </w:p>
-    <w:p>
-      <w:pPr>
-        <w:pStyle w:val="BodyText"/>
-        <w:spacing w:line="360" w:lineRule="auto"/>
-        <w:ind w:left="703" w:right="714"/>
-        <w:jc w:val="both"/>
-        <w:rPr>
-          <w:sz w:val="24"/>
-          <w:szCs w:val="24"/>
-          <w:lang w:val="en-IN"/>
-        </w:rPr>
-      </w:pPr>
-    </w:p>
-    <w:p>
-      <w:pPr>
-        <w:pStyle w:val="BodyText"/>
-        <w:spacing w:line="360" w:lineRule="auto"/>
-        <w:ind w:left="703" w:right="714"/>
-        <w:jc w:val="both"/>
-        <w:rPr>
-          <w:sz w:val="24"/>
-          <w:szCs w:val="24"/>
-          <w:lang w:val="en-IN"/>
-        </w:rPr>
-      </w:pPr>
       <w:r>
         <w:rPr>
           <w:sz w:val="24"/>
@@ -12476,19 +13137,37 @@
           <w:szCs w:val="28"/>
           <w:lang w:val="en-IN"/>
         </w:rPr>
-        <w:t>3. Hybrid ResNet + Transformer Architecture (Compared to 3D-CNNs or LSTMs)</w:t>
-      </w:r>
-    </w:p>
-    <w:p>
-      <w:pPr>
-        <w:pStyle w:val="BodyText"/>
-        <w:spacing w:line="360" w:lineRule="auto"/>
-        <w:ind w:left="703" w:right="714"/>
+        <w:t xml:space="preserve">3. Hybrid </w:t>
+      </w:r>
+      <w:proofErr w:type="spellStart"/>
+      <w:r>
         <w:rPr>
           <w:sz w:val="28"/>
           <w:szCs w:val="28"/>
           <w:lang w:val="en-IN"/>
         </w:rPr>
+        <w:t>ResNet</w:t>
+      </w:r>
+      <w:proofErr w:type="spellEnd"/>
+      <w:r>
+        <w:rPr>
+          <w:sz w:val="28"/>
+          <w:szCs w:val="28"/>
+          <w:lang w:val="en-IN"/>
+        </w:rPr>
+        <w:t xml:space="preserve"> + Transformer Architecture (Compared to 3D-CNNs or LSTMs)</w:t>
+      </w:r>
+    </w:p>
+    <w:p>
+      <w:pPr>
+        <w:pStyle w:val="BodyText"/>
+        <w:spacing w:line="360" w:lineRule="auto"/>
+        <w:ind w:left="703" w:right="714"/>
+        <w:rPr>
+          <w:sz w:val="28"/>
+          <w:szCs w:val="28"/>
+          <w:lang w:val="en-IN"/>
+        </w:rPr>
       </w:pPr>
     </w:p>
     <w:p>
@@ -12511,32 +13190,6 @@
         </w:rPr>
         <w:t>The most popular methods such as 3D CNNs and LSTMs are trying to solve this problem. For example, 3D-CNNs always use additional time to obtain results, and LSTM-based devices usually consume a long computing time.</w:t>
       </w:r>
-    </w:p>
-    <w:p>
-      <w:pPr>
-        <w:pStyle w:val="BodyText"/>
-        <w:spacing w:line="360" w:lineRule="auto"/>
-        <w:ind w:left="703" w:right="714"/>
-        <w:jc w:val="both"/>
-        <w:rPr>
-          <w:sz w:val="24"/>
-          <w:szCs w:val="24"/>
-          <w:lang w:val="en-IN"/>
-        </w:rPr>
-      </w:pPr>
-    </w:p>
-    <w:p>
-      <w:pPr>
-        <w:pStyle w:val="BodyText"/>
-        <w:spacing w:line="360" w:lineRule="auto"/>
-        <w:ind w:left="703" w:right="714"/>
-        <w:jc w:val="both"/>
-        <w:rPr>
-          <w:sz w:val="24"/>
-          <w:szCs w:val="24"/>
-          <w:lang w:val="en-IN"/>
-        </w:rPr>
-      </w:pPr>
     </w:p>
     <w:p>
       <w:pPr>
@@ -12705,13 +13358,23 @@
           <w:lang w:val="en-IN"/>
         </w:rPr>
       </w:pPr>
-      <w:r>
-        <w:rPr>
-          <w:sz w:val="24"/>
-          <w:szCs w:val="24"/>
-          <w:lang w:val="en-IN"/>
-        </w:rPr>
-        <w:t xml:space="preserve">MixUp Augmentation: The method randomly mixes pairs of training examples, which makes it </w:t>
+      <w:proofErr w:type="spellStart"/>
+      <w:r>
+        <w:rPr>
+          <w:sz w:val="24"/>
+          <w:szCs w:val="24"/>
+          <w:lang w:val="en-IN"/>
+        </w:rPr>
+        <w:t>MixUp</w:t>
+      </w:r>
+      <w:proofErr w:type="spellEnd"/>
+      <w:r>
+        <w:rPr>
+          <w:sz w:val="24"/>
+          <w:szCs w:val="24"/>
+          <w:lang w:val="en-IN"/>
+        </w:rPr>
+        <w:t xml:space="preserve"> Augmentation: The method randomly mixes pairs of training examples, which makes it </w:t>
       </w:r>
     </w:p>
     <w:p>
@@ -12770,7 +13433,25 @@
           <w:szCs w:val="24"/>
           <w:lang w:val="en-IN"/>
         </w:rPr>
-        <w:t xml:space="preserve">Label Smoothing: It is a technique that changes the one-hot encoded labeled data to fractional values in an attempt to dull the sharp edges of the model's confidence brought about by the labels used to train the model. </w:t>
+        <w:t xml:space="preserve">Label Smoothing: It is a technique that changes the one-hot encoded </w:t>
+      </w:r>
+      <w:proofErr w:type="spellStart"/>
+      <w:r>
+        <w:rPr>
+          <w:sz w:val="24"/>
+          <w:szCs w:val="24"/>
+          <w:lang w:val="en-IN"/>
+        </w:rPr>
+        <w:t>labeled</w:t>
+      </w:r>
+      <w:proofErr w:type="spellEnd"/>
+      <w:r>
+        <w:rPr>
+          <w:sz w:val="24"/>
+          <w:szCs w:val="24"/>
+          <w:lang w:val="en-IN"/>
+        </w:rPr>
+        <w:t xml:space="preserve"> data to fractional values in an attempt to dull the sharp edges of the model's confidence brought about by the labels used to train the model. </w:t>
       </w:r>
     </w:p>
     <w:p>
@@ -12959,7 +13640,6 @@
           <w:szCs w:val="24"/>
           <w:lang w:val="en-IN"/>
         </w:rPr>
-        <w:lastRenderedPageBreak/>
         <w:t>activity being predicted. Hence, there is the possibility for the model to be self-attentive to the most essential part of the sequence giving rise to more precise and context-dependent outcomes. This approach is extremely useful in cases where the human action starts in one frame but extends to several or/and involves small motions.</w:t>
       </w:r>
     </w:p>
@@ -13208,59 +13888,52 @@
           <w:szCs w:val="24"/>
           <w:lang w:val="en-IN"/>
         </w:rPr>
-        <w:t>The proposed architecture has a modular pattern where the spatial feature extractor (ResNet), the temporal encoder (Transformer), and classifier can be independently trained or fine-tuned. This sort of structure enables any part of the system to be changed without affecting the rest, and thus the model can be easily updated, such as being replaced by a different CNN backbone (e.g., by swapping ResNet with a more advanced CNN backbone) without doing complete system redesign. The flexibility enables the model to be operated fully on the server, in a hybrid frontend-backend setup, or even at edge devices with limited resources.</w:t>
-      </w:r>
-    </w:p>
-    <w:p>
-      <w:pPr>
-        <w:pStyle w:val="BodyText"/>
-        <w:spacing w:line="360" w:lineRule="auto"/>
-        <w:ind w:left="703" w:right="714"/>
-        <w:jc w:val="both"/>
-        <w:rPr>
-          <w:sz w:val="24"/>
-          <w:szCs w:val="24"/>
-          <w:lang w:val="en-IN"/>
-        </w:rPr>
-      </w:pPr>
-    </w:p>
-    <w:p>
-      <w:pPr>
-        <w:pStyle w:val="BodyText"/>
-        <w:spacing w:line="360" w:lineRule="auto"/>
-        <w:ind w:left="703" w:right="714"/>
-        <w:jc w:val="both"/>
-        <w:rPr>
-          <w:sz w:val="24"/>
-          <w:szCs w:val="24"/>
-          <w:lang w:val="en-IN"/>
-        </w:rPr>
-      </w:pPr>
-    </w:p>
-    <w:p>
-      <w:pPr>
-        <w:pStyle w:val="BodyText"/>
-        <w:spacing w:line="360" w:lineRule="auto"/>
-        <w:ind w:left="703" w:right="714"/>
-        <w:jc w:val="both"/>
-        <w:rPr>
-          <w:sz w:val="24"/>
-          <w:szCs w:val="24"/>
-          <w:lang w:val="en-IN"/>
-        </w:rPr>
-      </w:pPr>
-    </w:p>
-    <w:p>
-      <w:pPr>
-        <w:pStyle w:val="BodyText"/>
-        <w:spacing w:line="360" w:lineRule="auto"/>
-        <w:ind w:left="703" w:right="714"/>
-        <w:rPr>
-          <w:sz w:val="24"/>
-          <w:szCs w:val="24"/>
-          <w:lang w:val="en-IN"/>
-        </w:rPr>
-      </w:pPr>
+        <w:t>The proposed architecture has a modular pattern where the spatial feature extractor (</w:t>
+      </w:r>
+      <w:proofErr w:type="spellStart"/>
+      <w:r>
+        <w:rPr>
+          <w:sz w:val="24"/>
+          <w:szCs w:val="24"/>
+          <w:lang w:val="en-IN"/>
+        </w:rPr>
+        <w:t>ResNet</w:t>
+      </w:r>
+      <w:proofErr w:type="spellEnd"/>
+      <w:r>
+        <w:rPr>
+          <w:sz w:val="24"/>
+          <w:szCs w:val="24"/>
+          <w:lang w:val="en-IN"/>
+        </w:rPr>
+        <w:t xml:space="preserve">), the temporal encoder (Transformer), and classifier can be independently trained or fine-tuned. This sort of structure enables any part of the system to be changed without affecting the rest, and thus the model can be easily updated, such as being replaced by a different CNN backbone (e.g., by swapping </w:t>
+      </w:r>
+      <w:proofErr w:type="spellStart"/>
+      <w:r>
+        <w:rPr>
+          <w:sz w:val="24"/>
+          <w:szCs w:val="24"/>
+          <w:lang w:val="en-IN"/>
+        </w:rPr>
+        <w:t>ResNet</w:t>
+      </w:r>
+      <w:proofErr w:type="spellEnd"/>
+      <w:r>
+        <w:rPr>
+          <w:sz w:val="24"/>
+          <w:szCs w:val="24"/>
+          <w:lang w:val="en-IN"/>
+        </w:rPr>
+        <w:t xml:space="preserve"> with a more advanced CNN backbone) without doing complete system redesign. The flexibility enables the model to be operated fully on the server, in a hybrid frontend-backend setup, or even at edge devices with limited resources</w:t>
+      </w:r>
+      <w:r>
+        <w:rPr>
+          <w:sz w:val="24"/>
+          <w:szCs w:val="24"/>
+          <w:lang w:val="en-IN"/>
+        </w:rPr>
+        <w:t>.</w:t>
+      </w:r>
     </w:p>
     <w:p>
       <w:pPr>
@@ -13462,16 +14135,6 @@
       <w:pPr>
         <w:pStyle w:val="Heading2"/>
         <w:spacing w:before="1" w:line="520" w:lineRule="auto"/>
-        <w:ind w:left="703" w:right="714" w:firstLine="1231"/>
-        <w:rPr>
-          <w:w w:val="105"/>
-        </w:rPr>
-      </w:pPr>
-    </w:p>
-    <w:p>
-      <w:pPr>
-        <w:pStyle w:val="Heading2"/>
-        <w:spacing w:before="1" w:line="520" w:lineRule="auto"/>
         <w:ind w:left="0" w:right="714"/>
         <w:rPr>
           <w:w w:val="105"/>
@@ -13679,7 +14342,61 @@
           <w:szCs w:val="24"/>
           <w:lang w:val="en-IN"/>
         </w:rPr>
-        <w:t>In the assessment of the capability and confidence of the proposed hybrid deep learning model for activity recognition, exhaustive experiments were done with the UCF101 dataset. Performance was evaluated at both the spatial-level (ResNet-34) and spatio-temporal (ResNet + Transformer) stages of the architecture. The testing was on the main screen and internal screen at the same time. The model's test accuracy and loss values were the main priority for determination of the stability and learning behavior of the models.</w:t>
+        <w:t xml:space="preserve">In the assessment of the capability and confidence of the proposed hybrid deep learning model for activity recognition, exhaustive experiments were done with the UCF101 dataset. Performance was evaluated at both the spatial-level (ResNet-34) and </w:t>
+      </w:r>
+      <w:proofErr w:type="spellStart"/>
+      <w:r>
+        <w:rPr>
+          <w:sz w:val="24"/>
+          <w:szCs w:val="24"/>
+          <w:lang w:val="en-IN"/>
+        </w:rPr>
+        <w:t>spatio</w:t>
+      </w:r>
+      <w:proofErr w:type="spellEnd"/>
+      <w:r>
+        <w:rPr>
+          <w:sz w:val="24"/>
+          <w:szCs w:val="24"/>
+          <w:lang w:val="en-IN"/>
+        </w:rPr>
+        <w:t>-temporal (</w:t>
+      </w:r>
+      <w:proofErr w:type="spellStart"/>
+      <w:r>
+        <w:rPr>
+          <w:sz w:val="24"/>
+          <w:szCs w:val="24"/>
+          <w:lang w:val="en-IN"/>
+        </w:rPr>
+        <w:t>ResNet</w:t>
+      </w:r>
+      <w:proofErr w:type="spellEnd"/>
+      <w:r>
+        <w:rPr>
+          <w:sz w:val="24"/>
+          <w:szCs w:val="24"/>
+          <w:lang w:val="en-IN"/>
+        </w:rPr>
+        <w:t xml:space="preserve"> + Transformer) stages of the architecture. The testing was on the main screen and internal screen at the same time. The model's test accuracy and loss values were the main priority for determination of the stability and learning </w:t>
+      </w:r>
+      <w:proofErr w:type="spellStart"/>
+      <w:r>
+        <w:rPr>
+          <w:sz w:val="24"/>
+          <w:szCs w:val="24"/>
+          <w:lang w:val="en-IN"/>
+        </w:rPr>
+        <w:t>behavior</w:t>
+      </w:r>
+      <w:proofErr w:type="spellEnd"/>
+      <w:r>
+        <w:rPr>
+          <w:sz w:val="24"/>
+          <w:szCs w:val="24"/>
+          <w:lang w:val="en-IN"/>
+        </w:rPr>
+        <w:t xml:space="preserve"> of the models.</w:t>
       </w:r>
     </w:p>
     <w:p>
@@ -13744,7 +14461,43 @@
           <w:szCs w:val="24"/>
           <w:lang w:val="en-IN"/>
         </w:rPr>
-        <w:t xml:space="preserve">The ResNet-34 model, which is one of the popular and successful models in computer vision history, was designed by Kaiming He, who was also the 2019 Longuet-Higgins Prize recipient. Let's discuss the ResNet model. ResNet-34, the one chosen by the researchers, has 34 layers, and it was created by merging cells, which are convolutions and Re LU activation functions. The obtained spatial-temporal features had a considerable importance on the gross of errors so that after </w:t>
+        <w:t xml:space="preserve">The ResNet-34 model, which is one of the popular and successful models in computer vision history, was designed by Kaiming He, who was also the 2019 </w:t>
+      </w:r>
+      <w:proofErr w:type="spellStart"/>
+      <w:r>
+        <w:rPr>
+          <w:sz w:val="24"/>
+          <w:szCs w:val="24"/>
+          <w:lang w:val="en-IN"/>
+        </w:rPr>
+        <w:t>Longuet</w:t>
+      </w:r>
+      <w:proofErr w:type="spellEnd"/>
+      <w:r>
+        <w:rPr>
+          <w:sz w:val="24"/>
+          <w:szCs w:val="24"/>
+          <w:lang w:val="en-IN"/>
+        </w:rPr>
+        <w:t xml:space="preserve">-Higgins Prize recipient. Let's discuss the </w:t>
+      </w:r>
+      <w:proofErr w:type="spellStart"/>
+      <w:r>
+        <w:rPr>
+          <w:sz w:val="24"/>
+          <w:szCs w:val="24"/>
+          <w:lang w:val="en-IN"/>
+        </w:rPr>
+        <w:t>ResNet</w:t>
+      </w:r>
+      <w:proofErr w:type="spellEnd"/>
+      <w:r>
+        <w:rPr>
+          <w:sz w:val="24"/>
+          <w:szCs w:val="24"/>
+          <w:lang w:val="en-IN"/>
+        </w:rPr>
+        <w:t xml:space="preserve"> model. ResNet-34, the one chosen by the researchers, has 34 layers, and it was created by merging cells, which are convolutions and Re LU activation functions. The obtained spatial-temporal features had a considerable importance on the gross of errors so that after </w:t>
       </w:r>
     </w:p>
     <w:p>
@@ -13952,7 +14705,6 @@
           <w:szCs w:val="24"/>
           <w:lang w:val="en-IN"/>
         </w:rPr>
-        <w:lastRenderedPageBreak/>
         <w:t>Discussion:</w:t>
       </w:r>
     </w:p>
@@ -13986,7 +14738,25 @@
           <w:szCs w:val="24"/>
           <w:lang w:val="en-IN"/>
         </w:rPr>
-        <w:t>The overall model prediction quality was 82.02%. On the other hand, it is the outright recognition of ResNet models from the visual content of static frames with this precision</w:t>
+        <w:t xml:space="preserve">The overall model prediction quality was 82.02%. On the other hand, it is the outright recognition of </w:t>
+      </w:r>
+      <w:proofErr w:type="spellStart"/>
+      <w:r>
+        <w:rPr>
+          <w:sz w:val="24"/>
+          <w:szCs w:val="24"/>
+          <w:lang w:val="en-IN"/>
+        </w:rPr>
+        <w:t>ResNet</w:t>
+      </w:r>
+      <w:proofErr w:type="spellEnd"/>
+      <w:r>
+        <w:rPr>
+          <w:sz w:val="24"/>
+          <w:szCs w:val="24"/>
+          <w:lang w:val="en-IN"/>
+        </w:rPr>
+        <w:t xml:space="preserve"> models from the visual content of static frames with this precision</w:t>
       </w:r>
       <w:r>
         <w:rPr>
@@ -14044,7 +14814,7 @@
                     <pic:cNvPicPr/>
                   </pic:nvPicPr>
                   <pic:blipFill>
-                    <a:blip r:embed="rId12" cstate="print">
+                    <a:blip r:embed="rId18" cstate="print">
                       <a:extLst>
                         <a:ext uri="{28A0092B-C50C-407E-A947-70E740481C1C}">
                           <a14:useLocalDpi xmlns:a14="http://schemas.microsoft.com/office/drawing/2010/main" val="0"/>
@@ -14324,7 +15094,25 @@
           <w:szCs w:val="24"/>
           <w:lang w:val="en-IN"/>
         </w:rPr>
-        <w:t xml:space="preserve">reaching 94.16% test accuracy which means it can learn the movement patterns and derive temporal relationships between frames. The low loss value (0.3753) means the model is confident and not changing. This is clearly shows that the combination of different technologies--where ResNet is responsible for frame by frame analysis and Transformers represent the change of states in the video--is a very powerful model. </w:t>
+        <w:t xml:space="preserve">reaching 94.16% test accuracy which means it can learn the movement patterns and derive temporal relationships between frames. The low loss value (0.3753) means the model is confident and not changing. This is clearly shows that the combination of different technologies--where </w:t>
+      </w:r>
+      <w:proofErr w:type="spellStart"/>
+      <w:r>
+        <w:rPr>
+          <w:sz w:val="24"/>
+          <w:szCs w:val="24"/>
+          <w:lang w:val="en-IN"/>
+        </w:rPr>
+        <w:t>ResNet</w:t>
+      </w:r>
+      <w:proofErr w:type="spellEnd"/>
+      <w:r>
+        <w:rPr>
+          <w:sz w:val="24"/>
+          <w:szCs w:val="24"/>
+          <w:lang w:val="en-IN"/>
+        </w:rPr>
+        <w:t xml:space="preserve"> is responsible for frame by frame analysis and Transformers represent the change of states in the video--is a very powerful model. </w:t>
       </w:r>
     </w:p>
     <w:p>
@@ -14459,7 +15247,7 @@
                     <pic:cNvPicPr/>
                   </pic:nvPicPr>
                   <pic:blipFill>
-                    <a:blip r:embed="rId13" cstate="print">
+                    <a:blip r:embed="rId19" cstate="print">
                       <a:extLst>
                         <a:ext uri="{28A0092B-C50C-407E-A947-70E740481C1C}">
                           <a14:useLocalDpi xmlns:a14="http://schemas.microsoft.com/office/drawing/2010/main" val="0"/>
@@ -14679,7 +15467,22 @@
           <w:szCs w:val="24"/>
         </w:rPr>
         <w:tab/>
-        <w:t>ResNet + Transformer</w:t>
+      </w:r>
+      <w:proofErr w:type="spellStart"/>
+      <w:r>
+        <w:rPr>
+          <w:sz w:val="24"/>
+          <w:szCs w:val="24"/>
+        </w:rPr>
+        <w:t>ResNet</w:t>
+      </w:r>
+      <w:proofErr w:type="spellEnd"/>
+      <w:r>
+        <w:rPr>
+          <w:sz w:val="24"/>
+          <w:szCs w:val="24"/>
+        </w:rPr>
+        <w:t xml:space="preserve"> + Transformer</w:t>
       </w:r>
     </w:p>
     <w:p>
@@ -15300,7 +16103,7 @@
                     <pic:cNvPicPr/>
                   </pic:nvPicPr>
                   <pic:blipFill>
-                    <a:blip r:embed="rId14"/>
+                    <a:blip r:embed="rId20"/>
                     <a:stretch>
                       <a:fillRect/>
                     </a:stretch>
@@ -15331,17 +16134,6 @@
           <w:w w:val="105"/>
         </w:rPr>
       </w:pPr>
-    </w:p>
-    <w:p>
-      <w:pPr>
-        <w:pStyle w:val="Heading2"/>
-        <w:spacing w:line="468" w:lineRule="auto"/>
-        <w:ind w:left="703" w:right="714" w:firstLine="720"/>
-        <w:jc w:val="center"/>
-        <w:rPr>
-          <w:w w:val="105"/>
-        </w:rPr>
-      </w:pPr>
       <w:r>
         <w:rPr>
           <w:noProof/>
@@ -15364,7 +16156,7 @@
                     <pic:cNvPicPr/>
                   </pic:nvPicPr>
                   <pic:blipFill>
-                    <a:blip r:embed="rId15"/>
+                    <a:blip r:embed="rId21"/>
                     <a:stretch>
                       <a:fillRect/>
                     </a:stretch>
@@ -15395,17 +16187,6 @@
           <w:w w:val="105"/>
         </w:rPr>
       </w:pPr>
-    </w:p>
-    <w:p>
-      <w:pPr>
-        <w:pStyle w:val="Heading2"/>
-        <w:spacing w:line="468" w:lineRule="auto"/>
-        <w:ind w:left="703" w:right="714" w:firstLine="720"/>
-        <w:jc w:val="center"/>
-        <w:rPr>
-          <w:w w:val="105"/>
-        </w:rPr>
-      </w:pPr>
       <w:r>
         <w:rPr>
           <w:noProof/>
@@ -15428,7 +16209,7 @@
                     <pic:cNvPicPr/>
                   </pic:nvPicPr>
                   <pic:blipFill>
-                    <a:blip r:embed="rId16"/>
+                    <a:blip r:embed="rId22"/>
                     <a:stretch>
                       <a:fillRect/>
                     </a:stretch>
@@ -15453,17 +16234,6 @@
       <w:pPr>
         <w:pStyle w:val="Heading2"/>
         <w:spacing w:line="468" w:lineRule="auto"/>
-        <w:ind w:left="703" w:right="714" w:firstLine="720"/>
-        <w:jc w:val="center"/>
-        <w:rPr>
-          <w:w w:val="105"/>
-        </w:rPr>
-      </w:pPr>
-    </w:p>
-    <w:p>
-      <w:pPr>
-        <w:pStyle w:val="Heading2"/>
-        <w:spacing w:line="468" w:lineRule="auto"/>
         <w:ind w:right="714"/>
         <w:jc w:val="center"/>
         <w:rPr>
@@ -15492,7 +16262,7 @@
                     <pic:cNvPicPr/>
                   </pic:nvPicPr>
                   <pic:blipFill>
-                    <a:blip r:embed="rId17"/>
+                    <a:blip r:embed="rId23"/>
                     <a:stretch>
                       <a:fillRect/>
                     </a:stretch>
@@ -15606,7 +16376,67 @@
           <w:szCs w:val="24"/>
           <w:lang w:val="en-IN"/>
         </w:rPr>
-        <w:t>The hybrid model achieves perfect precision (1.00) on 62.4% of the activity classes while maintaining excellent recall values. This exceptional precision-recall balance is particularly evident in fine-grained motion activities such as "PlayingGuitar" (1.00/1.00), "JumpRope" (1.00/1.00), and "TaiChi" (1.00/1.00), indicating the model's superior capacity to distinguish between visually similar actions without conflation.</w:t>
+        <w:t>The hybrid model achieves perfect precision (1.00) on 62.4% of the activity classes while maintaining excellent recall values. This exceptional precision-recall balance is particularly evident in fine-grained motion activities such as "</w:t>
+      </w:r>
+      <w:proofErr w:type="spellStart"/>
+      <w:r>
+        <w:rPr>
+          <w:w w:val="105"/>
+          <w:sz w:val="24"/>
+          <w:szCs w:val="24"/>
+          <w:lang w:val="en-IN"/>
+        </w:rPr>
+        <w:t>PlayingGuitar</w:t>
+      </w:r>
+      <w:proofErr w:type="spellEnd"/>
+      <w:r>
+        <w:rPr>
+          <w:w w:val="105"/>
+          <w:sz w:val="24"/>
+          <w:szCs w:val="24"/>
+          <w:lang w:val="en-IN"/>
+        </w:rPr>
+        <w:t>" (1.00/1.00), "</w:t>
+      </w:r>
+      <w:proofErr w:type="spellStart"/>
+      <w:r>
+        <w:rPr>
+          <w:w w:val="105"/>
+          <w:sz w:val="24"/>
+          <w:szCs w:val="24"/>
+          <w:lang w:val="en-IN"/>
+        </w:rPr>
+        <w:t>JumpRope</w:t>
+      </w:r>
+      <w:proofErr w:type="spellEnd"/>
+      <w:r>
+        <w:rPr>
+          <w:w w:val="105"/>
+          <w:sz w:val="24"/>
+          <w:szCs w:val="24"/>
+          <w:lang w:val="en-IN"/>
+        </w:rPr>
+        <w:t>" (1.00/1.00), and "</w:t>
+      </w:r>
+      <w:proofErr w:type="spellStart"/>
+      <w:r>
+        <w:rPr>
+          <w:w w:val="105"/>
+          <w:sz w:val="24"/>
+          <w:szCs w:val="24"/>
+          <w:lang w:val="en-IN"/>
+        </w:rPr>
+        <w:t>TaiChi</w:t>
+      </w:r>
+      <w:proofErr w:type="spellEnd"/>
+      <w:r>
+        <w:rPr>
+          <w:w w:val="105"/>
+          <w:sz w:val="24"/>
+          <w:szCs w:val="24"/>
+          <w:lang w:val="en-IN"/>
+        </w:rPr>
+        <w:t>" (1.00/1.00), indicating the model's superior capacity to distinguish between visually similar actions without conflation.</w:t>
       </w:r>
     </w:p>
     <w:p>
@@ -15667,7 +16497,167 @@
           <w:szCs w:val="24"/>
           <w:lang w:val="en-IN"/>
         </w:rPr>
-        <w:t>A notable characteristic of our hybrid architecture is its near-perfect recognition of instrument-based activities. Activities including "PlayingCello," "PlayingDaf," "PlayingDhol," "PlayingFlute," "PlayingGuitar," "PlayingPiano," "PlayingSitar," and "PlayingTabla" all achieved perfect precision and recall scores (1.00/1.00), demonstrating the model's exceptional ability to capture fine-grained hand movements and posture variations characteristic of instrumental performance. This suggests that the Transformer's attention mechanism successfully identifies the subtle temporal relationships while the ResNet34 backbone extracts robust spatial features.</w:t>
+        <w:t>A notable characteristic of our hybrid architecture is its near-perfect recognition of instrument-based activities. Activities including "</w:t>
+      </w:r>
+      <w:proofErr w:type="spellStart"/>
+      <w:r>
+        <w:rPr>
+          <w:w w:val="105"/>
+          <w:sz w:val="24"/>
+          <w:szCs w:val="24"/>
+          <w:lang w:val="en-IN"/>
+        </w:rPr>
+        <w:t>PlayingCello</w:t>
+      </w:r>
+      <w:proofErr w:type="spellEnd"/>
+      <w:r>
+        <w:rPr>
+          <w:w w:val="105"/>
+          <w:sz w:val="24"/>
+          <w:szCs w:val="24"/>
+          <w:lang w:val="en-IN"/>
+        </w:rPr>
+        <w:t>," "</w:t>
+      </w:r>
+      <w:proofErr w:type="spellStart"/>
+      <w:r>
+        <w:rPr>
+          <w:w w:val="105"/>
+          <w:sz w:val="24"/>
+          <w:szCs w:val="24"/>
+          <w:lang w:val="en-IN"/>
+        </w:rPr>
+        <w:t>PlayingDaf</w:t>
+      </w:r>
+      <w:proofErr w:type="spellEnd"/>
+      <w:r>
+        <w:rPr>
+          <w:w w:val="105"/>
+          <w:sz w:val="24"/>
+          <w:szCs w:val="24"/>
+          <w:lang w:val="en-IN"/>
+        </w:rPr>
+        <w:t>," "</w:t>
+      </w:r>
+      <w:proofErr w:type="spellStart"/>
+      <w:r>
+        <w:rPr>
+          <w:w w:val="105"/>
+          <w:sz w:val="24"/>
+          <w:szCs w:val="24"/>
+          <w:lang w:val="en-IN"/>
+        </w:rPr>
+        <w:t>PlayingDhol</w:t>
+      </w:r>
+      <w:proofErr w:type="spellEnd"/>
+      <w:r>
+        <w:rPr>
+          <w:w w:val="105"/>
+          <w:sz w:val="24"/>
+          <w:szCs w:val="24"/>
+          <w:lang w:val="en-IN"/>
+        </w:rPr>
+        <w:t>," "</w:t>
+      </w:r>
+      <w:proofErr w:type="spellStart"/>
+      <w:r>
+        <w:rPr>
+          <w:w w:val="105"/>
+          <w:sz w:val="24"/>
+          <w:szCs w:val="24"/>
+          <w:lang w:val="en-IN"/>
+        </w:rPr>
+        <w:t>PlayingFlute</w:t>
+      </w:r>
+      <w:proofErr w:type="spellEnd"/>
+      <w:r>
+        <w:rPr>
+          <w:w w:val="105"/>
+          <w:sz w:val="24"/>
+          <w:szCs w:val="24"/>
+          <w:lang w:val="en-IN"/>
+        </w:rPr>
+        <w:t>," "</w:t>
+      </w:r>
+      <w:proofErr w:type="spellStart"/>
+      <w:r>
+        <w:rPr>
+          <w:w w:val="105"/>
+          <w:sz w:val="24"/>
+          <w:szCs w:val="24"/>
+          <w:lang w:val="en-IN"/>
+        </w:rPr>
+        <w:t>PlayingGuitar</w:t>
+      </w:r>
+      <w:proofErr w:type="spellEnd"/>
+      <w:r>
+        <w:rPr>
+          <w:w w:val="105"/>
+          <w:sz w:val="24"/>
+          <w:szCs w:val="24"/>
+          <w:lang w:val="en-IN"/>
+        </w:rPr>
+        <w:t>," "</w:t>
+      </w:r>
+      <w:proofErr w:type="spellStart"/>
+      <w:r>
+        <w:rPr>
+          <w:w w:val="105"/>
+          <w:sz w:val="24"/>
+          <w:szCs w:val="24"/>
+          <w:lang w:val="en-IN"/>
+        </w:rPr>
+        <w:t>PlayingPiano</w:t>
+      </w:r>
+      <w:proofErr w:type="spellEnd"/>
+      <w:r>
+        <w:rPr>
+          <w:w w:val="105"/>
+          <w:sz w:val="24"/>
+          <w:szCs w:val="24"/>
+          <w:lang w:val="en-IN"/>
+        </w:rPr>
+        <w:t>," "</w:t>
+      </w:r>
+      <w:proofErr w:type="spellStart"/>
+      <w:r>
+        <w:rPr>
+          <w:w w:val="105"/>
+          <w:sz w:val="24"/>
+          <w:szCs w:val="24"/>
+          <w:lang w:val="en-IN"/>
+        </w:rPr>
+        <w:t>PlayingSitar</w:t>
+      </w:r>
+      <w:proofErr w:type="spellEnd"/>
+      <w:r>
+        <w:rPr>
+          <w:w w:val="105"/>
+          <w:sz w:val="24"/>
+          <w:szCs w:val="24"/>
+          <w:lang w:val="en-IN"/>
+        </w:rPr>
+        <w:t>," and "</w:t>
+      </w:r>
+      <w:proofErr w:type="spellStart"/>
+      <w:r>
+        <w:rPr>
+          <w:w w:val="105"/>
+          <w:sz w:val="24"/>
+          <w:szCs w:val="24"/>
+          <w:lang w:val="en-IN"/>
+        </w:rPr>
+        <w:t>PlayingTabla</w:t>
+      </w:r>
+      <w:proofErr w:type="spellEnd"/>
+      <w:r>
+        <w:rPr>
+          <w:w w:val="105"/>
+          <w:sz w:val="24"/>
+          <w:szCs w:val="24"/>
+          <w:lang w:val="en-IN"/>
+        </w:rPr>
+        <w:t>" all achieved perfect precision and recall scores (1.00/1.00), demonstrating the model's exceptional ability to capture fine-grained hand movements and posture variations characteristic of instrumental performance. This suggests that the Transformer's attention mechanism successfully identifies the subtle temporal relationships while the ResNet34 backbone extracts robust spatial features.</w:t>
       </w:r>
     </w:p>
     <w:p>
@@ -15689,12 +16679,26 @@
         <w:spacing w:line="468" w:lineRule="auto"/>
         <w:ind w:right="714"/>
         <w:rPr>
-          <w:w w:val="105"/>
-          <w:sz w:val="24"/>
-          <w:szCs w:val="24"/>
-          <w:lang w:val="en-IN"/>
-        </w:rPr>
-      </w:pPr>
+          <w:b/>
+          <w:bCs/>
+          <w:w w:val="105"/>
+          <w:sz w:val="24"/>
+          <w:szCs w:val="24"/>
+          <w:lang w:val="en-IN"/>
+        </w:rPr>
+      </w:pPr>
+      <w:r>
+        <w:rPr>
+          <w:b/>
+          <w:bCs/>
+          <w:w w:val="105"/>
+          <w:sz w:val="24"/>
+          <w:szCs w:val="24"/>
+          <w:lang w:val="en-IN"/>
+        </w:rPr>
+        <w:lastRenderedPageBreak/>
+        <w:t>3. Dynamic Motion Sequence Recognition</w:t>
+      </w:r>
     </w:p>
     <w:p>
       <w:pPr>
@@ -15708,6 +16712,95 @@
           <w:lang w:val="en-IN"/>
         </w:rPr>
       </w:pPr>
+      <w:r>
+        <w:rPr>
+          <w:w w:val="105"/>
+          <w:sz w:val="24"/>
+          <w:szCs w:val="24"/>
+          <w:lang w:val="en-IN"/>
+        </w:rPr>
+        <w:t>For activities involving complex, sequential movements such as "</w:t>
+      </w:r>
+      <w:proofErr w:type="spellStart"/>
+      <w:r>
+        <w:rPr>
+          <w:w w:val="105"/>
+          <w:sz w:val="24"/>
+          <w:szCs w:val="24"/>
+          <w:lang w:val="en-IN"/>
+        </w:rPr>
+        <w:t>CleanAndJerk</w:t>
+      </w:r>
+      <w:proofErr w:type="spellEnd"/>
+      <w:r>
+        <w:rPr>
+          <w:w w:val="105"/>
+          <w:sz w:val="24"/>
+          <w:szCs w:val="24"/>
+          <w:lang w:val="en-IN"/>
+        </w:rPr>
+        <w:t>" (1.00/1.00), "</w:t>
+      </w:r>
+      <w:proofErr w:type="spellStart"/>
+      <w:r>
+        <w:rPr>
+          <w:w w:val="105"/>
+          <w:sz w:val="24"/>
+          <w:szCs w:val="24"/>
+          <w:lang w:val="en-IN"/>
+        </w:rPr>
+        <w:t>HandstandPushups</w:t>
+      </w:r>
+      <w:proofErr w:type="spellEnd"/>
+      <w:r>
+        <w:rPr>
+          <w:w w:val="105"/>
+          <w:sz w:val="24"/>
+          <w:szCs w:val="24"/>
+          <w:lang w:val="en-IN"/>
+        </w:rPr>
+        <w:t>" (1.00/1.00), and "</w:t>
+      </w:r>
+      <w:proofErr w:type="spellStart"/>
+      <w:r>
+        <w:rPr>
+          <w:w w:val="105"/>
+          <w:sz w:val="24"/>
+          <w:szCs w:val="24"/>
+          <w:lang w:val="en-IN"/>
+        </w:rPr>
+        <w:t>TrampolineJumping</w:t>
+      </w:r>
+      <w:proofErr w:type="spellEnd"/>
+      <w:r>
+        <w:rPr>
+          <w:w w:val="105"/>
+          <w:sz w:val="24"/>
+          <w:szCs w:val="24"/>
+          <w:lang w:val="en-IN"/>
+        </w:rPr>
+        <w:t xml:space="preserve">" (1.00/1.00), our model demonstrates superior temporal dynamics understanding. This indicates the Transformer encoder's effectiveness in </w:t>
+      </w:r>
+      <w:proofErr w:type="spellStart"/>
+      <w:r>
+        <w:rPr>
+          <w:w w:val="105"/>
+          <w:sz w:val="24"/>
+          <w:szCs w:val="24"/>
+          <w:lang w:val="en-IN"/>
+        </w:rPr>
+        <w:t>modeling</w:t>
+      </w:r>
+      <w:proofErr w:type="spellEnd"/>
+      <w:r>
+        <w:rPr>
+          <w:w w:val="105"/>
+          <w:sz w:val="24"/>
+          <w:szCs w:val="24"/>
+          <w:lang w:val="en-IN"/>
+        </w:rPr>
+        <w:t xml:space="preserve"> long-range dependencies in motion sequences, while the ResNet34 backbone captures frame-level spatial features with high fidelity.</w:t>
+      </w:r>
     </w:p>
     <w:p>
       <w:pPr>
@@ -15715,25 +16808,12 @@
         <w:spacing w:line="468" w:lineRule="auto"/>
         <w:ind w:right="714"/>
         <w:rPr>
-          <w:b/>
-          <w:bCs/>
-          <w:w w:val="105"/>
-          <w:sz w:val="24"/>
-          <w:szCs w:val="24"/>
-          <w:lang w:val="en-IN"/>
-        </w:rPr>
-      </w:pPr>
-      <w:r>
-        <w:rPr>
-          <w:b/>
-          <w:bCs/>
-          <w:w w:val="105"/>
-          <w:sz w:val="24"/>
-          <w:szCs w:val="24"/>
-          <w:lang w:val="en-IN"/>
-        </w:rPr>
-        <w:t>3. Dynamic Motion Sequence Recognition</w:t>
-      </w:r>
+          <w:w w:val="105"/>
+          <w:sz w:val="24"/>
+          <w:szCs w:val="24"/>
+          <w:lang w:val="en-IN"/>
+        </w:rPr>
+      </w:pPr>
     </w:p>
     <w:p>
       <w:pPr>
@@ -15741,20 +16821,24 @@
         <w:spacing w:line="468" w:lineRule="auto"/>
         <w:ind w:right="714"/>
         <w:rPr>
-          <w:w w:val="105"/>
-          <w:sz w:val="24"/>
-          <w:szCs w:val="24"/>
-          <w:lang w:val="en-IN"/>
-        </w:rPr>
-      </w:pPr>
-      <w:r>
-        <w:rPr>
-          <w:w w:val="105"/>
-          <w:sz w:val="24"/>
-          <w:szCs w:val="24"/>
-          <w:lang w:val="en-IN"/>
-        </w:rPr>
-        <w:t>For activities involving complex, sequential movements such as "CleanAndJerk" (1.00/1.00), "HandstandPushups" (1.00/1.00), and "TrampolineJumping" (1.00/1.00), our model demonstrates superior temporal dynamics understanding. This indicates the Transformer encoder's effectiveness in modeling long-range dependencies in motion sequences, while the ResNet34 backbone captures frame-level spatial features with high fidelity.</w:t>
+          <w:b/>
+          <w:bCs/>
+          <w:w w:val="105"/>
+          <w:sz w:val="24"/>
+          <w:szCs w:val="24"/>
+          <w:lang w:val="en-IN"/>
+        </w:rPr>
+      </w:pPr>
+      <w:r>
+        <w:rPr>
+          <w:b/>
+          <w:bCs/>
+          <w:w w:val="105"/>
+          <w:sz w:val="24"/>
+          <w:szCs w:val="24"/>
+          <w:lang w:val="en-IN"/>
+        </w:rPr>
+        <w:t>4. Limitations in High-Velocity, Environment-Variable Activities</w:t>
       </w:r>
     </w:p>
     <w:p>
@@ -15769,6 +16853,55 @@
           <w:lang w:val="en-IN"/>
         </w:rPr>
       </w:pPr>
+      <w:r>
+        <w:rPr>
+          <w:w w:val="105"/>
+          <w:sz w:val="24"/>
+          <w:szCs w:val="24"/>
+          <w:lang w:val="en-IN"/>
+        </w:rPr>
+        <w:t>Despite overall strong performance, our hybrid model shows reduced efficacy in certain high-velocity sports activities with variable environmental contexts. Most notably, "Basketball" (0.50/0.47) and "</w:t>
+      </w:r>
+      <w:proofErr w:type="spellStart"/>
+      <w:r>
+        <w:rPr>
+          <w:w w:val="105"/>
+          <w:sz w:val="24"/>
+          <w:szCs w:val="24"/>
+          <w:lang w:val="en-IN"/>
+        </w:rPr>
+        <w:t>BasketballDunk</w:t>
+      </w:r>
+      <w:proofErr w:type="spellEnd"/>
+      <w:r>
+        <w:rPr>
+          <w:w w:val="105"/>
+          <w:sz w:val="24"/>
+          <w:szCs w:val="24"/>
+          <w:lang w:val="en-IN"/>
+        </w:rPr>
+        <w:t>" (0.11/0.12) exhibit significantly lower precision and recall compared to other activities. This performance discrepancy likely stems from these activities' complex spatial-temporal dynamics, frequent occlusions, and high inter-class similarity. The distinctive decrease in performance for "</w:t>
+      </w:r>
+      <w:proofErr w:type="spellStart"/>
+      <w:r>
+        <w:rPr>
+          <w:w w:val="105"/>
+          <w:sz w:val="24"/>
+          <w:szCs w:val="24"/>
+          <w:lang w:val="en-IN"/>
+        </w:rPr>
+        <w:t>BasketballDunk</w:t>
+      </w:r>
+      <w:proofErr w:type="spellEnd"/>
+      <w:r>
+        <w:rPr>
+          <w:w w:val="105"/>
+          <w:sz w:val="24"/>
+          <w:szCs w:val="24"/>
+          <w:lang w:val="en-IN"/>
+        </w:rPr>
+        <w:t>" (F1-score: 0.11) represents an interesting case study in classification boundary challenges.</w:t>
+      </w:r>
     </w:p>
     <w:p>
       <w:pPr>
@@ -15776,25 +16909,12 @@
         <w:spacing w:line="468" w:lineRule="auto"/>
         <w:ind w:right="714"/>
         <w:rPr>
-          <w:b/>
-          <w:bCs/>
-          <w:w w:val="105"/>
-          <w:sz w:val="24"/>
-          <w:szCs w:val="24"/>
-          <w:lang w:val="en-IN"/>
-        </w:rPr>
-      </w:pPr>
-      <w:r>
-        <w:rPr>
-          <w:b/>
-          <w:bCs/>
-          <w:w w:val="105"/>
-          <w:sz w:val="24"/>
-          <w:szCs w:val="24"/>
-          <w:lang w:val="en-IN"/>
-        </w:rPr>
-        <w:t>4. Limitations in High-Velocity, Environment-Variable Activities</w:t>
-      </w:r>
+          <w:w w:val="105"/>
+          <w:sz w:val="24"/>
+          <w:szCs w:val="24"/>
+          <w:lang w:val="en-IN"/>
+        </w:rPr>
+      </w:pPr>
     </w:p>
     <w:p>
       <w:pPr>
@@ -15802,20 +16922,24 @@
         <w:spacing w:line="468" w:lineRule="auto"/>
         <w:ind w:right="714"/>
         <w:rPr>
-          <w:w w:val="105"/>
-          <w:sz w:val="24"/>
-          <w:szCs w:val="24"/>
-          <w:lang w:val="en-IN"/>
-        </w:rPr>
-      </w:pPr>
-      <w:r>
-        <w:rPr>
-          <w:w w:val="105"/>
-          <w:sz w:val="24"/>
-          <w:szCs w:val="24"/>
-          <w:lang w:val="en-IN"/>
-        </w:rPr>
-        <w:t>Despite overall strong performance, our hybrid model shows reduced efficacy in certain high-velocity sports activities with variable environmental contexts. Most notably, "Basketball" (0.50/0.47) and "BasketballDunk" (0.11/0.12) exhibit significantly lower precision and recall compared to other activities. This performance discrepancy likely stems from these activities' complex spatial-temporal dynamics, frequent occlusions, and high inter-class similarity. The distinctive decrease in performance for "BasketballDunk" (F1-score: 0.11) represents an interesting case study in classification boundary challenges.</w:t>
+          <w:b/>
+          <w:bCs/>
+          <w:w w:val="105"/>
+          <w:sz w:val="24"/>
+          <w:szCs w:val="24"/>
+          <w:lang w:val="en-IN"/>
+        </w:rPr>
+      </w:pPr>
+      <w:r>
+        <w:rPr>
+          <w:b/>
+          <w:bCs/>
+          <w:w w:val="105"/>
+          <w:sz w:val="24"/>
+          <w:szCs w:val="24"/>
+          <w:lang w:val="en-IN"/>
+        </w:rPr>
+        <w:t>5. Attention Mechanism Efficacy in Structured Activities</w:t>
       </w:r>
     </w:p>
     <w:p>
@@ -15830,6 +16954,75 @@
           <w:lang w:val="en-IN"/>
         </w:rPr>
       </w:pPr>
+      <w:r>
+        <w:rPr>
+          <w:w w:val="105"/>
+          <w:sz w:val="24"/>
+          <w:szCs w:val="24"/>
+          <w:lang w:val="en-IN"/>
+        </w:rPr>
+        <w:t>Activities with structured, repetitive movements such as "</w:t>
+      </w:r>
+      <w:proofErr w:type="spellStart"/>
+      <w:r>
+        <w:rPr>
+          <w:w w:val="105"/>
+          <w:sz w:val="24"/>
+          <w:szCs w:val="24"/>
+          <w:lang w:val="en-IN"/>
+        </w:rPr>
+        <w:t>BenchPress</w:t>
+      </w:r>
+      <w:proofErr w:type="spellEnd"/>
+      <w:r>
+        <w:rPr>
+          <w:w w:val="105"/>
+          <w:sz w:val="24"/>
+          <w:szCs w:val="24"/>
+          <w:lang w:val="en-IN"/>
+        </w:rPr>
+        <w:t>" (0.95/1.00), "</w:t>
+      </w:r>
+      <w:proofErr w:type="spellStart"/>
+      <w:r>
+        <w:rPr>
+          <w:w w:val="105"/>
+          <w:sz w:val="24"/>
+          <w:szCs w:val="24"/>
+          <w:lang w:val="en-IN"/>
+        </w:rPr>
+        <w:t>PushUps</w:t>
+      </w:r>
+      <w:proofErr w:type="spellEnd"/>
+      <w:r>
+        <w:rPr>
+          <w:w w:val="105"/>
+          <w:sz w:val="24"/>
+          <w:szCs w:val="24"/>
+          <w:lang w:val="en-IN"/>
+        </w:rPr>
+        <w:t>" (1.00/0.92), and "</w:t>
+      </w:r>
+      <w:proofErr w:type="spellStart"/>
+      <w:r>
+        <w:rPr>
+          <w:w w:val="105"/>
+          <w:sz w:val="24"/>
+          <w:szCs w:val="24"/>
+          <w:lang w:val="en-IN"/>
+        </w:rPr>
+        <w:t>PullUps</w:t>
+      </w:r>
+      <w:proofErr w:type="spellEnd"/>
+      <w:r>
+        <w:rPr>
+          <w:w w:val="105"/>
+          <w:sz w:val="24"/>
+          <w:szCs w:val="24"/>
+          <w:lang w:val="en-IN"/>
+        </w:rPr>
+        <w:t>" (1.00/1.00) show consistently high performance metrics. This suggests that the Transformer's self-attention mechanism effectively captures the temporal patterns in these structured exercises, while the residual connections in ResNet34 preserve important spatial features through deep layers.</w:t>
+      </w:r>
     </w:p>
     <w:p>
       <w:pPr>
@@ -15837,25 +17030,12 @@
         <w:spacing w:line="468" w:lineRule="auto"/>
         <w:ind w:right="714"/>
         <w:rPr>
-          <w:b/>
-          <w:bCs/>
-          <w:w w:val="105"/>
-          <w:sz w:val="24"/>
-          <w:szCs w:val="24"/>
-          <w:lang w:val="en-IN"/>
-        </w:rPr>
-      </w:pPr>
-      <w:r>
-        <w:rPr>
-          <w:b/>
-          <w:bCs/>
-          <w:w w:val="105"/>
-          <w:sz w:val="24"/>
-          <w:szCs w:val="24"/>
-          <w:lang w:val="en-IN"/>
-        </w:rPr>
-        <w:t>5. Attention Mechanism Efficacy in Structured Activities</w:t>
-      </w:r>
+          <w:w w:val="105"/>
+          <w:sz w:val="24"/>
+          <w:szCs w:val="24"/>
+          <w:lang w:val="en-IN"/>
+        </w:rPr>
+      </w:pPr>
     </w:p>
     <w:p>
       <w:pPr>
@@ -15869,15 +17049,6 @@
           <w:lang w:val="en-IN"/>
         </w:rPr>
       </w:pPr>
-      <w:r>
-        <w:rPr>
-          <w:w w:val="105"/>
-          <w:sz w:val="24"/>
-          <w:szCs w:val="24"/>
-          <w:lang w:val="en-IN"/>
-        </w:rPr>
-        <w:t>Activities with structured, repetitive movements such as "BenchPress" (0.95/1.00), "PushUps" (1.00/0.92), and "PullUps" (1.00/1.00) show consistently high performance metrics. This suggests that the Transformer's self-attention mechanism effectively captures the temporal patterns in these structured exercises, while the residual connections in ResNet34 preserve important spatial features through deep layers.</w:t>
-      </w:r>
     </w:p>
     <w:p>
       <w:pPr>
@@ -15885,12 +17056,26 @@
         <w:spacing w:line="468" w:lineRule="auto"/>
         <w:ind w:right="714"/>
         <w:rPr>
-          <w:w w:val="105"/>
-          <w:sz w:val="24"/>
-          <w:szCs w:val="24"/>
-          <w:lang w:val="en-IN"/>
-        </w:rPr>
-      </w:pPr>
+          <w:b/>
+          <w:bCs/>
+          <w:w w:val="105"/>
+          <w:sz w:val="24"/>
+          <w:szCs w:val="24"/>
+          <w:lang w:val="en-IN"/>
+        </w:rPr>
+      </w:pPr>
+      <w:r>
+        <w:rPr>
+          <w:b/>
+          <w:bCs/>
+          <w:w w:val="105"/>
+          <w:sz w:val="24"/>
+          <w:szCs w:val="24"/>
+          <w:lang w:val="en-IN"/>
+        </w:rPr>
+        <w:lastRenderedPageBreak/>
+        <w:t>6. Water-Based Activity Recognition Performance</w:t>
+      </w:r>
     </w:p>
     <w:p>
       <w:pPr>
@@ -15904,6 +17089,35 @@
           <w:lang w:val="en-IN"/>
         </w:rPr>
       </w:pPr>
+      <w:r>
+        <w:rPr>
+          <w:w w:val="105"/>
+          <w:sz w:val="24"/>
+          <w:szCs w:val="24"/>
+          <w:lang w:val="en-IN"/>
+        </w:rPr>
+        <w:t>Water-based activities reveal interesting performance characteristics: "Surfing" (0.89/1.00), "Rowing" (0.84/0.94), and "Rafting" (0.92/0.86) achieve good but not perfect scores, while "</w:t>
+      </w:r>
+      <w:proofErr w:type="spellStart"/>
+      <w:r>
+        <w:rPr>
+          <w:w w:val="105"/>
+          <w:sz w:val="24"/>
+          <w:szCs w:val="24"/>
+          <w:lang w:val="en-IN"/>
+        </w:rPr>
+        <w:t>BreastStroke</w:t>
+      </w:r>
+      <w:proofErr w:type="spellEnd"/>
+      <w:r>
+        <w:rPr>
+          <w:w w:val="105"/>
+          <w:sz w:val="24"/>
+          <w:szCs w:val="24"/>
+          <w:lang w:val="en-IN"/>
+        </w:rPr>
+        <w:t>" (1.00/0.78) shows perfect precision but lower recall. This pattern suggests that while the model excels at identifying definitive visual signatures of water activities (high precision), it occasionally misses certain instances due to visual distortions caused by water reflections and varied lighting conditions in aquatic environments.</w:t>
+      </w:r>
     </w:p>
     <w:p>
       <w:pPr>
@@ -15911,8 +17125,6 @@
         <w:spacing w:line="468" w:lineRule="auto"/>
         <w:ind w:right="714"/>
         <w:rPr>
-          <w:b/>
-          <w:bCs/>
           <w:w w:val="105"/>
           <w:sz w:val="24"/>
           <w:szCs w:val="24"/>
@@ -15943,8 +17155,7 @@
           <w:szCs w:val="24"/>
           <w:lang w:val="en-IN"/>
         </w:rPr>
-        <w:lastRenderedPageBreak/>
-        <w:t>6. Water-Based Activity Recognition Performance</w:t>
+        <w:t>7. Context-Dependent Performance Variation</w:t>
       </w:r>
     </w:p>
     <w:p>
@@ -15966,7 +17177,27 @@
           <w:szCs w:val="24"/>
           <w:lang w:val="en-IN"/>
         </w:rPr>
-        <w:t>Water-based activities reveal interesting performance characteristics: "Surfing" (0.89/1.00), "Rowing" (0.84/0.94), and "Rafting" (0.92/0.86) achieve good but not perfect scores, while "BreastStroke" (1.00/0.78) shows perfect precision but lower recall. This pattern suggests that while the model excels at identifying definitive visual signatures of water activities (high precision), it occasionally misses certain instances due to visual distortions caused by water reflections and varied lighting conditions in aquatic environments.</w:t>
+        <w:t>The model exhibits interesting performance variations in contextually similar activities. For example, "</w:t>
+      </w:r>
+      <w:proofErr w:type="spellStart"/>
+      <w:r>
+        <w:rPr>
+          <w:w w:val="105"/>
+          <w:sz w:val="24"/>
+          <w:szCs w:val="24"/>
+          <w:lang w:val="en-IN"/>
+        </w:rPr>
+        <w:t>CliffDiving</w:t>
+      </w:r>
+      <w:proofErr w:type="spellEnd"/>
+      <w:r>
+        <w:rPr>
+          <w:w w:val="105"/>
+          <w:sz w:val="24"/>
+          <w:szCs w:val="24"/>
+          <w:lang w:val="en-IN"/>
+        </w:rPr>
+        <w:t>" (1.00/0.73) achieves perfect precision but lower recall, whereas "Diving" (0.88/0.78) shows lower precision and recall. This suggests that the architectural components differentially process environmental context cues, with the Transformer encoder potentially prioritizing distinctive background features that serve as strong contextual anchors.</w:t>
       </w:r>
     </w:p>
     <w:p>
@@ -16005,7 +17236,7 @@
           <w:szCs w:val="24"/>
           <w:lang w:val="en-IN"/>
         </w:rPr>
-        <w:t>7. Context-Dependent Performance Variation</w:t>
+        <w:t>8. Multi-Person Interaction Understanding</w:t>
       </w:r>
     </w:p>
     <w:p>
@@ -16027,7 +17258,47 @@
           <w:szCs w:val="24"/>
           <w:lang w:val="en-IN"/>
         </w:rPr>
-        <w:t>The model exhibits interesting performance variations in contextually similar activities. For example, "CliffDiving" (1.00/0.73) achieves perfect precision but lower recall, whereas "Diving" (0.88/0.78) shows lower precision and recall. This suggests that the architectural components differentially process environmental context cues, with the Transformer encoder potentially prioritizing distinctive background features that serve as strong contextual anchors.</w:t>
+        <w:t>Activities involving multiple people, such as "</w:t>
+      </w:r>
+      <w:proofErr w:type="spellStart"/>
+      <w:r>
+        <w:rPr>
+          <w:w w:val="105"/>
+          <w:sz w:val="24"/>
+          <w:szCs w:val="24"/>
+          <w:lang w:val="en-IN"/>
+        </w:rPr>
+        <w:t>SumoWrestling</w:t>
+      </w:r>
+      <w:proofErr w:type="spellEnd"/>
+      <w:r>
+        <w:rPr>
+          <w:w w:val="105"/>
+          <w:sz w:val="24"/>
+          <w:szCs w:val="24"/>
+          <w:lang w:val="en-IN"/>
+        </w:rPr>
+        <w:t>" (0.94/1.00) and "</w:t>
+      </w:r>
+      <w:proofErr w:type="spellStart"/>
+      <w:r>
+        <w:rPr>
+          <w:w w:val="105"/>
+          <w:sz w:val="24"/>
+          <w:szCs w:val="24"/>
+          <w:lang w:val="en-IN"/>
+        </w:rPr>
+        <w:t>IceDancing</w:t>
+      </w:r>
+      <w:proofErr w:type="spellEnd"/>
+      <w:r>
+        <w:rPr>
+          <w:w w:val="105"/>
+          <w:sz w:val="24"/>
+          <w:szCs w:val="24"/>
+          <w:lang w:val="en-IN"/>
+        </w:rPr>
+        <w:t>" (1.00/1.00), show strong performance metrics, indicating that our hybrid architecture effectively models inter-person interactions. The Transformer's attention mechanism likely contributes significantly to this capability by capturing relational dynamics between subjects.</w:t>
       </w:r>
     </w:p>
     <w:p>
@@ -16066,7 +17337,7 @@
           <w:szCs w:val="24"/>
           <w:lang w:val="en-IN"/>
         </w:rPr>
-        <w:t>8. Multi-Person Interaction Understanding</w:t>
+        <w:t>9. Computational Efficiency-Performance Trade-off</w:t>
       </w:r>
     </w:p>
     <w:p>
@@ -16088,7 +17359,27 @@
           <w:szCs w:val="24"/>
           <w:lang w:val="en-IN"/>
         </w:rPr>
-        <w:t>Activities involving multiple people, such as "SumoWrestling" (0.94/1.00) and "IceDancing" (1.00/1.00), show strong performance metrics, indicating that our hybrid architecture effectively models inter-person interactions. The Transformer's attention mechanism likely contributes significantly to this capability by capturing relational dynamics between subjects.</w:t>
+        <w:t xml:space="preserve">While not explicitly quantified in the performance metrics table, our hybrid architecture demonstrates a </w:t>
+      </w:r>
+      <w:proofErr w:type="spellStart"/>
+      <w:r>
+        <w:rPr>
+          <w:w w:val="105"/>
+          <w:sz w:val="24"/>
+          <w:szCs w:val="24"/>
+          <w:lang w:val="en-IN"/>
+        </w:rPr>
+        <w:t>favorable</w:t>
+      </w:r>
+      <w:proofErr w:type="spellEnd"/>
+      <w:r>
+        <w:rPr>
+          <w:w w:val="105"/>
+          <w:sz w:val="24"/>
+          <w:szCs w:val="24"/>
+          <w:lang w:val="en-IN"/>
+        </w:rPr>
+        <w:t xml:space="preserve"> computational efficiency-to-performance ratio. By leveraging the </w:t>
       </w:r>
     </w:p>
     <w:p>
@@ -16110,25 +17401,12 @@
         <w:spacing w:line="468" w:lineRule="auto"/>
         <w:ind w:right="714"/>
         <w:rPr>
-          <w:b/>
-          <w:bCs/>
-          <w:w w:val="105"/>
-          <w:sz w:val="24"/>
-          <w:szCs w:val="24"/>
-          <w:lang w:val="en-IN"/>
-        </w:rPr>
-      </w:pPr>
-      <w:r>
-        <w:rPr>
-          <w:b/>
-          <w:bCs/>
-          <w:w w:val="105"/>
-          <w:sz w:val="24"/>
-          <w:szCs w:val="24"/>
-          <w:lang w:val="en-IN"/>
-        </w:rPr>
-        <w:t>9. Computational Efficiency-Performance Trade-off</w:t>
-      </w:r>
+          <w:w w:val="105"/>
+          <w:sz w:val="24"/>
+          <w:szCs w:val="24"/>
+          <w:lang w:val="en-IN"/>
+        </w:rPr>
+      </w:pPr>
     </w:p>
     <w:p>
       <w:pPr>
@@ -16149,56 +17427,27 @@
           <w:szCs w:val="24"/>
           <w:lang w:val="en-IN"/>
         </w:rPr>
-        <w:t xml:space="preserve">While not explicitly quantified in the performance metrics table, our hybrid architecture demonstrates a favorable computational efficiency-to-performance ratio. By leveraging the </w:t>
-      </w:r>
-    </w:p>
-    <w:p>
-      <w:pPr>
-        <w:pStyle w:val="Heading2"/>
-        <w:spacing w:line="468" w:lineRule="auto"/>
-        <w:ind w:right="714"/>
-        <w:rPr>
-          <w:w w:val="105"/>
-          <w:sz w:val="24"/>
-          <w:szCs w:val="24"/>
-          <w:lang w:val="en-IN"/>
-        </w:rPr>
-      </w:pPr>
-    </w:p>
-    <w:p>
-      <w:pPr>
-        <w:pStyle w:val="Heading2"/>
-        <w:spacing w:line="468" w:lineRule="auto"/>
-        <w:ind w:right="714"/>
-        <w:rPr>
-          <w:w w:val="105"/>
-          <w:sz w:val="24"/>
-          <w:szCs w:val="24"/>
-          <w:lang w:val="en-IN"/>
-        </w:rPr>
-      </w:pPr>
-    </w:p>
-    <w:p>
-      <w:pPr>
-        <w:pStyle w:val="Heading2"/>
-        <w:spacing w:line="468" w:lineRule="auto"/>
-        <w:ind w:right="714"/>
-        <w:rPr>
-          <w:w w:val="105"/>
-          <w:sz w:val="24"/>
-          <w:szCs w:val="24"/>
-          <w:lang w:val="en-IN"/>
-        </w:rPr>
-      </w:pPr>
-      <w:r>
-        <w:rPr>
-          <w:w w:val="105"/>
-          <w:sz w:val="24"/>
-          <w:szCs w:val="24"/>
-          <w:lang w:val="en-IN"/>
-        </w:rPr>
-        <w:lastRenderedPageBreak/>
-        <w:t>established ResNet34 backbone for initial feature extraction and the Transformer encoder for temporal modeling, we achieve state-of-the-art performance without the computational overhead of full Transformer architectures or the representational limitations of pure CNN approaches.</w:t>
+        <w:t xml:space="preserve">established ResNet34 backbone for initial feature extraction and the Transformer encoder for temporal </w:t>
+      </w:r>
+      <w:proofErr w:type="spellStart"/>
+      <w:r>
+        <w:rPr>
+          <w:w w:val="105"/>
+          <w:sz w:val="24"/>
+          <w:szCs w:val="24"/>
+          <w:lang w:val="en-IN"/>
+        </w:rPr>
+        <w:t>modeling</w:t>
+      </w:r>
+      <w:proofErr w:type="spellEnd"/>
+      <w:r>
+        <w:rPr>
+          <w:w w:val="105"/>
+          <w:sz w:val="24"/>
+          <w:szCs w:val="24"/>
+          <w:lang w:val="en-IN"/>
+        </w:rPr>
+        <w:t>, we achieve state-of-the-art performance without the computational overhead of full Transformer architectures or the representational limitations of pure CNN approaches.</w:t>
       </w:r>
     </w:p>
     <w:p>
@@ -16367,62 +17616,29 @@
         <w:pStyle w:val="Heading2"/>
         <w:spacing w:line="468" w:lineRule="auto"/>
         <w:ind w:left="703" w:right="714" w:firstLine="720"/>
-        <w:jc w:val="center"/>
-        <w:rPr>
-          <w:w w:val="105"/>
-        </w:rPr>
-      </w:pPr>
+        <w:rPr>
+          <w:w w:val="105"/>
+        </w:rPr>
+      </w:pPr>
+      <w:r>
+        <w:rPr>
+          <w:w w:val="105"/>
+        </w:rPr>
+        <w:lastRenderedPageBreak/>
+        <w:t xml:space="preserve">                                 </w:t>
+      </w:r>
+      <w:r>
+        <w:rPr>
+          <w:w w:val="105"/>
+        </w:rPr>
+        <w:t xml:space="preserve">CHAPTER 6 </w:t>
+      </w:r>
     </w:p>
     <w:p>
       <w:pPr>
         <w:pStyle w:val="Heading2"/>
         <w:spacing w:line="468" w:lineRule="auto"/>
         <w:ind w:left="703" w:right="714" w:firstLine="720"/>
-        <w:jc w:val="center"/>
-        <w:rPr>
-          <w:w w:val="105"/>
-        </w:rPr>
-      </w:pPr>
-    </w:p>
-    <w:p>
-      <w:pPr>
-        <w:pStyle w:val="Heading2"/>
-        <w:spacing w:line="468" w:lineRule="auto"/>
-        <w:ind w:left="703" w:right="714" w:firstLine="720"/>
-        <w:jc w:val="center"/>
-        <w:rPr>
-          <w:w w:val="105"/>
-        </w:rPr>
-      </w:pPr>
-    </w:p>
-    <w:p>
-      <w:pPr>
-        <w:pStyle w:val="Heading2"/>
-        <w:spacing w:line="468" w:lineRule="auto"/>
-        <w:ind w:left="703" w:right="714" w:firstLine="720"/>
-        <w:rPr>
-          <w:w w:val="105"/>
-        </w:rPr>
-      </w:pPr>
-      <w:r>
-        <w:rPr>
-          <w:w w:val="105"/>
-        </w:rPr>
-        <w:lastRenderedPageBreak/>
-        <w:t xml:space="preserve">                                 </w:t>
-      </w:r>
-      <w:r>
-        <w:rPr>
-          <w:w w:val="105"/>
-        </w:rPr>
-        <w:t xml:space="preserve">CHAPTER 6 </w:t>
-      </w:r>
-    </w:p>
-    <w:p>
-      <w:pPr>
-        <w:pStyle w:val="Heading2"/>
-        <w:spacing w:line="468" w:lineRule="auto"/>
-        <w:ind w:left="703" w:right="714" w:firstLine="720"/>
       </w:pPr>
       <w:r>
         <w:rPr>
@@ -16463,7 +17679,25 @@
           <w:szCs w:val="24"/>
           <w:lang w:val="en-IN"/>
         </w:rPr>
-        <w:t>The current paper proposes a thorough and effective mechanism to detect suspicious activities in real time by combining YOLOv8 for person identification, ResNet34 for spatial feature extraction, and a Transformer Encoder for temporal modeling in synergy. The system can be used in places where intelligent surveillance is needed, such as public safety, corporate security, and other high stakes environments where the prompt and accurate detection of human activities is of paramount importance.</w:t>
+        <w:t xml:space="preserve">The current paper proposes a thorough and effective mechanism to detect suspicious activities in real time by combining YOLOv8 for person identification, ResNet34 for spatial feature extraction, and a Transformer Encoder for temporal </w:t>
+      </w:r>
+      <w:proofErr w:type="spellStart"/>
+      <w:r>
+        <w:rPr>
+          <w:sz w:val="24"/>
+          <w:szCs w:val="24"/>
+          <w:lang w:val="en-IN"/>
+        </w:rPr>
+        <w:t>modeling</w:t>
+      </w:r>
+      <w:proofErr w:type="spellEnd"/>
+      <w:r>
+        <w:rPr>
+          <w:sz w:val="24"/>
+          <w:szCs w:val="24"/>
+          <w:lang w:val="en-IN"/>
+        </w:rPr>
+        <w:t xml:space="preserve"> in synergy. The system can be used in places where intelligent surveillance is needed, such as public safety, corporate security, and other high stakes environments where the prompt and accurate detection of human activities is of paramount importance.</w:t>
       </w:r>
     </w:p>
     <w:p>
@@ -16699,7 +17933,6 @@
           <w:szCs w:val="28"/>
           <w:lang w:val="en-IN"/>
         </w:rPr>
-        <w:lastRenderedPageBreak/>
         <w:t xml:space="preserve">6.2 </w:t>
       </w:r>
       <w:r>
@@ -16741,39 +17974,75 @@
           <w:szCs w:val="24"/>
           <w:lang w:val="en-IN"/>
         </w:rPr>
-        <w:t>The system has the adaptable activity flagging mechanism as the major innovation. The mechanism changes the traditional systems with fixed benchmarks of suspicion to be a dynamic one. The revised thresholds of event detection and profiles of suspicious behavior are user-executable, so the users or security personnel are the ones that can redefine what is suspicious due to an environment change, time of the day, location sensitivity, or organizational requirements. At the same time, this context-aware flexibility is particularly beneficial for the practical application of the system across various scenarios, such as airport terminals to school campuses and industrial facilities.</w:t>
-      </w:r>
-    </w:p>
-    <w:p>
-      <w:pPr>
-        <w:spacing w:line="360" w:lineRule="auto"/>
-        <w:ind w:left="703" w:right="714"/>
-        <w:jc w:val="both"/>
-        <w:rPr>
-          <w:sz w:val="24"/>
-          <w:szCs w:val="24"/>
-          <w:lang w:val="en-IN"/>
-        </w:rPr>
-      </w:pPr>
-    </w:p>
-    <w:p>
-      <w:pPr>
-        <w:spacing w:line="360" w:lineRule="auto"/>
-        <w:ind w:left="703" w:right="714"/>
-        <w:jc w:val="both"/>
-        <w:rPr>
-          <w:sz w:val="24"/>
-          <w:szCs w:val="24"/>
-          <w:lang w:val="en-IN"/>
-        </w:rPr>
-      </w:pPr>
-      <w:r>
-        <w:rPr>
-          <w:sz w:val="24"/>
-          <w:szCs w:val="24"/>
-          <w:lang w:val="en-IN"/>
-        </w:rPr>
-        <w:t>Moreover, the system solves some challenging technical problems related to deep sequence modeling:</w:t>
+        <w:t xml:space="preserve">The system has the adaptable activity flagging mechanism as the major innovation. The mechanism changes the traditional systems with fixed benchmarks of suspicion to be a dynamic one. The revised thresholds of event detection and profiles of suspicious </w:t>
+      </w:r>
+      <w:proofErr w:type="spellStart"/>
+      <w:r>
+        <w:rPr>
+          <w:sz w:val="24"/>
+          <w:szCs w:val="24"/>
+          <w:lang w:val="en-IN"/>
+        </w:rPr>
+        <w:t>behavior</w:t>
+      </w:r>
+      <w:proofErr w:type="spellEnd"/>
+      <w:r>
+        <w:rPr>
+          <w:sz w:val="24"/>
+          <w:szCs w:val="24"/>
+          <w:lang w:val="en-IN"/>
+        </w:rPr>
+        <w:t xml:space="preserve"> are user-executable, so the users or security personnel are the ones that can redefine what is suspicious due to an environment change, time of the day, location sensitivity, or organizational requirements. At the same time, this context-aware flexibility is particularly beneficial for the practical application of the system across various scenarios, such as airport terminals to school campuses and industrial facilities.</w:t>
+      </w:r>
+    </w:p>
+    <w:p>
+      <w:pPr>
+        <w:spacing w:line="360" w:lineRule="auto"/>
+        <w:ind w:left="703" w:right="714"/>
+        <w:jc w:val="both"/>
+        <w:rPr>
+          <w:sz w:val="24"/>
+          <w:szCs w:val="24"/>
+          <w:lang w:val="en-IN"/>
+        </w:rPr>
+      </w:pPr>
+    </w:p>
+    <w:p>
+      <w:pPr>
+        <w:spacing w:line="360" w:lineRule="auto"/>
+        <w:ind w:left="703" w:right="714"/>
+        <w:jc w:val="both"/>
+        <w:rPr>
+          <w:sz w:val="24"/>
+          <w:szCs w:val="24"/>
+          <w:lang w:val="en-IN"/>
+        </w:rPr>
+      </w:pPr>
+      <w:r>
+        <w:rPr>
+          <w:sz w:val="24"/>
+          <w:szCs w:val="24"/>
+          <w:lang w:val="en-IN"/>
+        </w:rPr>
+        <w:t xml:space="preserve">Moreover, the system solves some challenging technical problems related to deep sequence </w:t>
+      </w:r>
+      <w:proofErr w:type="spellStart"/>
+      <w:r>
+        <w:rPr>
+          <w:sz w:val="24"/>
+          <w:szCs w:val="24"/>
+          <w:lang w:val="en-IN"/>
+        </w:rPr>
+        <w:t>modeling</w:t>
+      </w:r>
+      <w:proofErr w:type="spellEnd"/>
+      <w:r>
+        <w:rPr>
+          <w:sz w:val="24"/>
+          <w:szCs w:val="24"/>
+          <w:lang w:val="en-IN"/>
+        </w:rPr>
+        <w:t>:</w:t>
       </w:r>
     </w:p>
     <w:p>
@@ -16881,7 +18150,25 @@
           <w:szCs w:val="24"/>
           <w:lang w:val="en-IN"/>
         </w:rPr>
-        <w:t xml:space="preserve">Mixed precision training, cosine annealing learning rate schedulers, batch-level regularizations, and label smoothing like MixUp have dramatically improved the convergence and training stability of the model. </w:t>
+        <w:t xml:space="preserve">Mixed precision training, cosine annealing learning rate schedulers, batch-level regularizations, and label smoothing like </w:t>
+      </w:r>
+      <w:proofErr w:type="spellStart"/>
+      <w:r>
+        <w:rPr>
+          <w:sz w:val="24"/>
+          <w:szCs w:val="24"/>
+          <w:lang w:val="en-IN"/>
+        </w:rPr>
+        <w:t>MixUp</w:t>
+      </w:r>
+      <w:proofErr w:type="spellEnd"/>
+      <w:r>
+        <w:rPr>
+          <w:sz w:val="24"/>
+          <w:szCs w:val="24"/>
+          <w:lang w:val="en-IN"/>
+        </w:rPr>
+        <w:t xml:space="preserve"> have dramatically improved the convergence and training stability of the model. </w:t>
       </w:r>
     </w:p>
     <w:p>
@@ -16952,42 +18239,6 @@
         </w:rPr>
         <w:t xml:space="preserve">The system not only focuses on accuracy but also has been further developed to work in real-time. YOLOv8 is the key technology enabling the accuracy and speed of person detection at the same time. The ResNet34 backbone is the model that is least cumbersome among those with the same number of encoder layers and token dimensions in the Transformer model. By this, the system can </w:t>
       </w:r>
-    </w:p>
-    <w:p>
-      <w:pPr>
-        <w:spacing w:line="360" w:lineRule="auto"/>
-        <w:ind w:left="703" w:right="714"/>
-        <w:jc w:val="both"/>
-        <w:rPr>
-          <w:sz w:val="24"/>
-          <w:szCs w:val="24"/>
-          <w:lang w:val="en-IN"/>
-        </w:rPr>
-      </w:pPr>
-    </w:p>
-    <w:p>
-      <w:pPr>
-        <w:spacing w:line="360" w:lineRule="auto"/>
-        <w:ind w:left="703" w:right="714"/>
-        <w:jc w:val="both"/>
-        <w:rPr>
-          <w:sz w:val="24"/>
-          <w:szCs w:val="24"/>
-          <w:lang w:val="en-IN"/>
-        </w:rPr>
-      </w:pPr>
-    </w:p>
-    <w:p>
-      <w:pPr>
-        <w:spacing w:line="360" w:lineRule="auto"/>
-        <w:ind w:left="703" w:right="714"/>
-        <w:jc w:val="both"/>
-        <w:rPr>
-          <w:sz w:val="24"/>
-          <w:szCs w:val="24"/>
-          <w:lang w:val="en-IN"/>
-        </w:rPr>
-      </w:pPr>
     </w:p>
     <w:p>
       <w:pPr>
@@ -17417,6 +18668,7 @@
           <w:sz w:val="24"/>
           <w:szCs w:val="24"/>
         </w:rPr>
+        <w:lastRenderedPageBreak/>
         <w:br/>
       </w:r>
     </w:p>
@@ -17435,8 +18687,23 @@
           <w:sz w:val="24"/>
           <w:szCs w:val="24"/>
         </w:rPr>
-        <w:lastRenderedPageBreak/>
-        <w:t>Innovative Models: The usage of YOLOv10, ResNet50/101, Vision Transformers (ViTs), or even Temporal Convolutional Networks (TCNs) could be done here to improve detection speed and accuracy.</w:t>
+        <w:t>Innovative Models: The usage of YOLOv10, ResNet50/101, Vision Transformers (</w:t>
+      </w:r>
+      <w:proofErr w:type="spellStart"/>
+      <w:r>
+        <w:rPr>
+          <w:sz w:val="24"/>
+          <w:szCs w:val="24"/>
+        </w:rPr>
+        <w:t>ViTs</w:t>
+      </w:r>
+      <w:proofErr w:type="spellEnd"/>
+      <w:r>
+        <w:rPr>
+          <w:sz w:val="24"/>
+          <w:szCs w:val="24"/>
+        </w:rPr>
+        <w:t>), or even Temporal Convolutional Networks (TCNs) could be done here to improve detection speed and accuracy.</w:t>
       </w:r>
       <w:r>
         <w:rPr>
@@ -17563,39 +18830,6 @@
         <w:pStyle w:val="BodyText"/>
         <w:spacing w:before="106" w:line="360" w:lineRule="auto"/>
         <w:ind w:left="703" w:right="714"/>
-        <w:rPr>
-          <w:sz w:val="33"/>
-        </w:rPr>
-      </w:pPr>
-    </w:p>
-    <w:p>
-      <w:pPr>
-        <w:pStyle w:val="BodyText"/>
-        <w:spacing w:before="106" w:line="360" w:lineRule="auto"/>
-        <w:ind w:left="703" w:right="714"/>
-        <w:jc w:val="center"/>
-        <w:rPr>
-          <w:sz w:val="33"/>
-        </w:rPr>
-      </w:pPr>
-    </w:p>
-    <w:p>
-      <w:pPr>
-        <w:pStyle w:val="BodyText"/>
-        <w:spacing w:before="106" w:line="360" w:lineRule="auto"/>
-        <w:ind w:left="703" w:right="714"/>
-        <w:jc w:val="center"/>
-        <w:rPr>
-          <w:sz w:val="33"/>
-        </w:rPr>
-      </w:pPr>
-    </w:p>
-    <w:p>
-      <w:pPr>
-        <w:pStyle w:val="BodyText"/>
-        <w:spacing w:before="106" w:line="360" w:lineRule="auto"/>
-        <w:ind w:left="703" w:right="714"/>
-        <w:jc w:val="center"/>
         <w:rPr>
           <w:sz w:val="33"/>
         </w:rPr>
@@ -17786,7 +19020,7 @@
                     <pic:cNvPicPr/>
                   </pic:nvPicPr>
                   <pic:blipFill>
-                    <a:blip r:embed="rId18">
+                    <a:blip r:embed="rId24">
                       <a:extLst>
                         <a:ext uri="{28A0092B-C50C-407E-A947-70E740481C1C}">
                           <a14:useLocalDpi xmlns:a14="http://schemas.microsoft.com/office/drawing/2010/main" val="0"/>
@@ -17858,7 +19092,7 @@
                     <pic:cNvPicPr/>
                   </pic:nvPicPr>
                   <pic:blipFill>
-                    <a:blip r:embed="rId19" cstate="print">
+                    <a:blip r:embed="rId25" cstate="print">
                       <a:extLst>
                         <a:ext uri="{28A0092B-C50C-407E-A947-70E740481C1C}">
                           <a14:useLocalDpi xmlns:a14="http://schemas.microsoft.com/office/drawing/2010/main" val="0"/>
@@ -17927,7 +19161,7 @@
                     <pic:cNvPicPr/>
                   </pic:nvPicPr>
                   <pic:blipFill>
-                    <a:blip r:embed="rId20" cstate="print">
+                    <a:blip r:embed="rId26" cstate="print">
                       <a:extLst>
                         <a:ext uri="{28A0092B-C50C-407E-A947-70E740481C1C}">
                           <a14:useLocalDpi xmlns:a14="http://schemas.microsoft.com/office/drawing/2010/main" val="0"/>
@@ -18081,7 +19315,6 @@
         <w:rPr>
           <w:sz w:val="33"/>
         </w:rPr>
-        <w:lastRenderedPageBreak/>
         <w:t xml:space="preserve"> PATIENT APPLICATION</w:t>
       </w:r>
     </w:p>
@@ -18235,41 +19468,7 @@
       <w:pPr>
         <w:pStyle w:val="BodyText"/>
         <w:spacing w:before="106" w:line="360" w:lineRule="auto"/>
-        <w:ind w:left="1440" w:right="714"/>
-        <w:rPr>
-          <w:sz w:val="28"/>
-          <w:szCs w:val="28"/>
-        </w:rPr>
-      </w:pPr>
-    </w:p>
-    <w:p>
-      <w:pPr>
-        <w:pStyle w:val="BodyText"/>
-        <w:spacing w:before="106" w:line="360" w:lineRule="auto"/>
-        <w:ind w:left="703" w:right="714"/>
-        <w:jc w:val="center"/>
-        <w:rPr>
-          <w:sz w:val="33"/>
-        </w:rPr>
-      </w:pPr>
-    </w:p>
-    <w:p>
-      <w:pPr>
-        <w:pStyle w:val="BodyText"/>
-        <w:spacing w:before="106" w:line="360" w:lineRule="auto"/>
-        <w:ind w:left="703" w:right="714"/>
-        <w:jc w:val="center"/>
-        <w:rPr>
-          <w:sz w:val="33"/>
-        </w:rPr>
-      </w:pPr>
-    </w:p>
-    <w:p>
-      <w:pPr>
-        <w:pStyle w:val="BodyText"/>
-        <w:spacing w:before="106" w:line="360" w:lineRule="auto"/>
-        <w:ind w:left="703" w:right="714"/>
-        <w:jc w:val="center"/>
+        <w:ind w:right="714"/>
         <w:rPr>
           <w:sz w:val="33"/>
         </w:rPr>
@@ -18306,7 +19505,7 @@
                     <pic:cNvPicPr/>
                   </pic:nvPicPr>
                   <pic:blipFill>
-                    <a:blip r:embed="rId21">
+                    <a:blip r:embed="rId27">
                       <a:extLst>
                         <a:ext uri="{28A0092B-C50C-407E-A947-70E740481C1C}">
                           <a14:useLocalDpi xmlns:a14="http://schemas.microsoft.com/office/drawing/2010/main" val="0"/>
@@ -18359,7 +19558,6 @@
           <w:noProof/>
           <w:sz w:val="33"/>
         </w:rPr>
-        <w:lastRenderedPageBreak/>
         <w:drawing>
           <wp:inline distT="0" distB="0" distL="0" distR="0" wp14:anchorId="3AFD6817" wp14:editId="6DD6CFE6">
             <wp:extent cx="4903076" cy="7688686"/>
@@ -18376,7 +19574,7 @@
                     <pic:cNvPicPr/>
                   </pic:nvPicPr>
                   <pic:blipFill>
-                    <a:blip r:embed="rId22">
+                    <a:blip r:embed="rId28">
                       <a:extLst>
                         <a:ext uri="{28A0092B-C50C-407E-A947-70E740481C1C}">
                           <a14:useLocalDpi xmlns:a14="http://schemas.microsoft.com/office/drawing/2010/main" val="0"/>
@@ -18406,27 +19604,6 @@
     <w:p>
       <w:pPr>
         <w:pStyle w:val="BodyText"/>
-        <w:spacing w:before="106" w:line="360" w:lineRule="auto"/>
-        <w:ind w:left="703" w:right="714"/>
-        <w:jc w:val="center"/>
-        <w:rPr>
-          <w:sz w:val="33"/>
-        </w:rPr>
-      </w:pPr>
-    </w:p>
-    <w:p>
-      <w:pPr>
-        <w:pStyle w:val="BodyText"/>
-        <w:spacing w:before="106" w:line="360" w:lineRule="auto"/>
-        <w:ind w:right="714"/>
-        <w:rPr>
-          <w:sz w:val="33"/>
-        </w:rPr>
-      </w:pPr>
-    </w:p>
-    <w:p>
-      <w:pPr>
-        <w:pStyle w:val="BodyText"/>
         <w:spacing w:before="106"/>
         <w:ind w:left="703" w:right="714"/>
         <w:jc w:val="center"/>
@@ -18469,7 +19646,23 @@
           <w:sz w:val="24"/>
           <w:szCs w:val="24"/>
         </w:rPr>
-        <w:t>[1] D. Kauthkar and S. Pingle, “Suspicious Human Activity and Fight Detection using Deep Learning,” Int. J. Eng. Res. Technol., vol. 11, no. 6, pp. 321-328, Jun. 2022.</w:t>
+        <w:t xml:space="preserve">[1] D. </w:t>
+      </w:r>
+      <w:proofErr w:type="spellStart"/>
+      <w:r>
+        <w:rPr>
+          <w:sz w:val="24"/>
+          <w:szCs w:val="24"/>
+        </w:rPr>
+        <w:t>Kauthkar</w:t>
+      </w:r>
+      <w:proofErr w:type="spellEnd"/>
+      <w:r>
+        <w:rPr>
+          <w:sz w:val="24"/>
+          <w:szCs w:val="24"/>
+        </w:rPr>
+        <w:t xml:space="preserve"> and S. Pingle, “Suspicious Human Activity and Fight Detection using Deep Learning,” Int. J. Eng. Res. Technol., vol. 11, no. 6, pp. 321-328, Jun. 2022.</w:t>
       </w:r>
     </w:p>
     <w:p>
@@ -18531,7 +19724,39 @@
           <w:sz w:val="24"/>
           <w:szCs w:val="24"/>
         </w:rPr>
-        <w:t>[3] N. N. Namithadevi, S. D. Bhuvana, M. D. Tarun, K. Seema Reddy, and P. Shreyas Gowda, “Survey on Suspicious Activity Detection using Deep Learning,” Int. J. Adv. Res. Comput. Commun. Eng., vol. 11, no.</w:t>
+        <w:t xml:space="preserve">[3] N. N. </w:t>
+      </w:r>
+      <w:proofErr w:type="spellStart"/>
+      <w:r>
+        <w:rPr>
+          <w:sz w:val="24"/>
+          <w:szCs w:val="24"/>
+        </w:rPr>
+        <w:t>Namithadevi</w:t>
+      </w:r>
+      <w:proofErr w:type="spellEnd"/>
+      <w:r>
+        <w:rPr>
+          <w:sz w:val="24"/>
+          <w:szCs w:val="24"/>
+        </w:rPr>
+        <w:t xml:space="preserve">, S. D. Bhuvana, M. D. Tarun, K. Seema Reddy, and P. Shreyas Gowda, “Survey on Suspicious Activity Detection using Deep Learning,” Int. J. Adv. Res. </w:t>
+      </w:r>
+      <w:proofErr w:type="spellStart"/>
+      <w:r>
+        <w:rPr>
+          <w:sz w:val="24"/>
+          <w:szCs w:val="24"/>
+        </w:rPr>
+        <w:t>Comput</w:t>
+      </w:r>
+      <w:proofErr w:type="spellEnd"/>
+      <w:r>
+        <w:rPr>
+          <w:sz w:val="24"/>
+          <w:szCs w:val="24"/>
+        </w:rPr>
+        <w:t>. Commun. Eng., vol. 11, no.</w:t>
       </w:r>
     </w:p>
     <w:p>
@@ -18611,7 +19836,39 @@
           <w:sz w:val="24"/>
           <w:szCs w:val="24"/>
         </w:rPr>
-        <w:t>[5] M. Mohamed, Z. Ahmadalmadhor, and G. A. Sampedro, “Suspicious Human Activity Recognition From Surveillance Videos Using Deep Learning,” IEEE Trans. Pattern Anal. Mach. Intell., vol. 43, no. 6, pp.</w:t>
+        <w:t xml:space="preserve">[5] M. Mohamed, Z. </w:t>
+      </w:r>
+      <w:proofErr w:type="spellStart"/>
+      <w:r>
+        <w:rPr>
+          <w:sz w:val="24"/>
+          <w:szCs w:val="24"/>
+        </w:rPr>
+        <w:t>Ahmadalmadhor</w:t>
+      </w:r>
+      <w:proofErr w:type="spellEnd"/>
+      <w:r>
+        <w:rPr>
+          <w:sz w:val="24"/>
+          <w:szCs w:val="24"/>
+        </w:rPr>
+        <w:t xml:space="preserve">, and G. A. Sampedro, “Suspicious Human Activity Recognition From Surveillance Videos Using Deep Learning,” IEEE Trans. Pattern Anal. Mach. </w:t>
+      </w:r>
+      <w:proofErr w:type="spellStart"/>
+      <w:r>
+        <w:rPr>
+          <w:sz w:val="24"/>
+          <w:szCs w:val="24"/>
+        </w:rPr>
+        <w:t>Intell</w:t>
+      </w:r>
+      <w:proofErr w:type="spellEnd"/>
+      <w:r>
+        <w:rPr>
+          <w:sz w:val="24"/>
+          <w:szCs w:val="24"/>
+        </w:rPr>
+        <w:t>., vol. 43, no. 6, pp.</w:t>
       </w:r>
     </w:p>
     <w:p>
@@ -18692,7 +19949,55 @@
           <w:sz w:val="24"/>
           <w:szCs w:val="24"/>
         </w:rPr>
-        <w:t>[7] D. Gowshikhaa, S. Manjunath, and S. Abirami, “Suspicious Human Activity Detection from Surveillance Videos,” Int. J. Internet Distrib. Comput. Syst., vol. 2, no. 2, pp. 141-149, 2012.</w:t>
+        <w:t xml:space="preserve">[7] D. </w:t>
+      </w:r>
+      <w:proofErr w:type="spellStart"/>
+      <w:r>
+        <w:rPr>
+          <w:sz w:val="24"/>
+          <w:szCs w:val="24"/>
+        </w:rPr>
+        <w:t>Gowshikhaa</w:t>
+      </w:r>
+      <w:proofErr w:type="spellEnd"/>
+      <w:r>
+        <w:rPr>
+          <w:sz w:val="24"/>
+          <w:szCs w:val="24"/>
+        </w:rPr>
+        <w:t xml:space="preserve">, S. Manjunath, and S. Abirami, “Suspicious Human Activity Detection from Surveillance Videos,” Int. J. Internet </w:t>
+      </w:r>
+      <w:proofErr w:type="spellStart"/>
+      <w:r>
+        <w:rPr>
+          <w:sz w:val="24"/>
+          <w:szCs w:val="24"/>
+        </w:rPr>
+        <w:t>Distrib</w:t>
+      </w:r>
+      <w:proofErr w:type="spellEnd"/>
+      <w:r>
+        <w:rPr>
+          <w:sz w:val="24"/>
+          <w:szCs w:val="24"/>
+        </w:rPr>
+        <w:t xml:space="preserve">. </w:t>
+      </w:r>
+      <w:proofErr w:type="spellStart"/>
+      <w:r>
+        <w:rPr>
+          <w:sz w:val="24"/>
+          <w:szCs w:val="24"/>
+        </w:rPr>
+        <w:t>Comput</w:t>
+      </w:r>
+      <w:proofErr w:type="spellEnd"/>
+      <w:r>
+        <w:rPr>
+          <w:sz w:val="24"/>
+          <w:szCs w:val="24"/>
+        </w:rPr>
+        <w:t>. Syst., vol. 2, no. 2, pp. 141-149, 2012.</w:t>
       </w:r>
     </w:p>
     <w:p>
@@ -18754,7 +20059,71 @@
           <w:sz w:val="24"/>
           <w:szCs w:val="24"/>
         </w:rPr>
-        <w:t>[9] R. Gugale, A. Shendkar, A. Chamadia, S. Patra, and D. Ahir, “Human Suspicious Activity Detection using Deep Learning,” Int. Res. J. Mod-ernization Eng. Technol. Sci., vol. 3, no. 2, pp. 1223-1228, 2021.</w:t>
+        <w:t xml:space="preserve">[9] R. </w:t>
+      </w:r>
+      <w:proofErr w:type="spellStart"/>
+      <w:r>
+        <w:rPr>
+          <w:sz w:val="24"/>
+          <w:szCs w:val="24"/>
+        </w:rPr>
+        <w:t>Gugale</w:t>
+      </w:r>
+      <w:proofErr w:type="spellEnd"/>
+      <w:r>
+        <w:rPr>
+          <w:sz w:val="24"/>
+          <w:szCs w:val="24"/>
+        </w:rPr>
+        <w:t xml:space="preserve">, A. </w:t>
+      </w:r>
+      <w:proofErr w:type="spellStart"/>
+      <w:r>
+        <w:rPr>
+          <w:sz w:val="24"/>
+          <w:szCs w:val="24"/>
+        </w:rPr>
+        <w:t>Shendkar</w:t>
+      </w:r>
+      <w:proofErr w:type="spellEnd"/>
+      <w:r>
+        <w:rPr>
+          <w:sz w:val="24"/>
+          <w:szCs w:val="24"/>
+        </w:rPr>
+        <w:t xml:space="preserve">, A. </w:t>
+      </w:r>
+      <w:proofErr w:type="spellStart"/>
+      <w:r>
+        <w:rPr>
+          <w:sz w:val="24"/>
+          <w:szCs w:val="24"/>
+        </w:rPr>
+        <w:t>Chamadia</w:t>
+      </w:r>
+      <w:proofErr w:type="spellEnd"/>
+      <w:r>
+        <w:rPr>
+          <w:sz w:val="24"/>
+          <w:szCs w:val="24"/>
+        </w:rPr>
+        <w:t>, S. Patra, and D. Ahir, “Human Suspicious Activity Detection using Deep Learning,” Int. Res. J. Mod-</w:t>
+      </w:r>
+      <w:proofErr w:type="spellStart"/>
+      <w:r>
+        <w:rPr>
+          <w:sz w:val="24"/>
+          <w:szCs w:val="24"/>
+        </w:rPr>
+        <w:t>ernization</w:t>
+      </w:r>
+      <w:proofErr w:type="spellEnd"/>
+      <w:r>
+        <w:rPr>
+          <w:sz w:val="24"/>
+          <w:szCs w:val="24"/>
+        </w:rPr>
+        <w:t xml:space="preserve"> Eng. Technol. Sci., vol. 3, no. 2, pp. 1223-1228, 2021.</w:t>
       </w:r>
     </w:p>
     <w:p>
@@ -18809,15 +20178,785 @@
           <w:sz w:val="24"/>
           <w:szCs w:val="24"/>
         </w:rPr>
+        <w:t xml:space="preserve">[10] J. Indhumathi and M. Balasubramanian, “Real-Time Video-based Hu-man Suspicious Activity Recognition using Deep Learning,” J. Ambient </w:t>
+      </w:r>
+      <w:proofErr w:type="spellStart"/>
+      <w:r>
+        <w:rPr>
+          <w:sz w:val="24"/>
+          <w:szCs w:val="24"/>
+        </w:rPr>
+        <w:t>Intell</w:t>
+      </w:r>
+      <w:proofErr w:type="spellEnd"/>
+      <w:r>
+        <w:rPr>
+          <w:sz w:val="24"/>
+          <w:szCs w:val="24"/>
+        </w:rPr>
+        <w:t xml:space="preserve">. </w:t>
+      </w:r>
+      <w:proofErr w:type="spellStart"/>
+      <w:r>
+        <w:rPr>
+          <w:sz w:val="24"/>
+          <w:szCs w:val="24"/>
+        </w:rPr>
+        <w:t>Humaniz</w:t>
+      </w:r>
+      <w:proofErr w:type="spellEnd"/>
+      <w:r>
+        <w:rPr>
+          <w:sz w:val="24"/>
+          <w:szCs w:val="24"/>
+        </w:rPr>
+        <w:t xml:space="preserve">. </w:t>
+      </w:r>
+      <w:proofErr w:type="spellStart"/>
+      <w:r>
+        <w:rPr>
+          <w:sz w:val="24"/>
+          <w:szCs w:val="24"/>
+        </w:rPr>
+        <w:t>Comput</w:t>
+      </w:r>
+      <w:proofErr w:type="spellEnd"/>
+      <w:r>
+        <w:rPr>
+          <w:sz w:val="24"/>
+          <w:szCs w:val="24"/>
+        </w:rPr>
+        <w:t>., vol. 12, no. 8, pp. 8131-8143, 2021.</w:t>
+      </w:r>
+    </w:p>
+    <w:p>
+      <w:pPr>
+        <w:pStyle w:val="BodyText"/>
+        <w:spacing w:before="106"/>
+        <w:ind w:left="703" w:right="714"/>
+        <w:jc w:val="both"/>
+        <w:rPr>
+          <w:sz w:val="24"/>
+          <w:szCs w:val="24"/>
+        </w:rPr>
+      </w:pPr>
+    </w:p>
+    <w:p>
+      <w:pPr>
+        <w:pStyle w:val="BodyText"/>
+        <w:spacing w:before="106"/>
+        <w:ind w:left="703" w:right="714"/>
+        <w:jc w:val="both"/>
+        <w:rPr>
+          <w:sz w:val="24"/>
+          <w:szCs w:val="24"/>
+        </w:rPr>
+      </w:pPr>
+      <w:r>
+        <w:rPr>
+          <w:sz w:val="24"/>
+          <w:szCs w:val="24"/>
+        </w:rPr>
+        <w:t xml:space="preserve">[11] A. M. Buttar, M. Bano, M. A. Akbar, A. Alabrah, and A. H. </w:t>
+      </w:r>
+      <w:proofErr w:type="spellStart"/>
+      <w:r>
+        <w:rPr>
+          <w:sz w:val="24"/>
+          <w:szCs w:val="24"/>
+        </w:rPr>
+        <w:t>Gumaei</w:t>
+      </w:r>
+      <w:proofErr w:type="spellEnd"/>
+      <w:r>
+        <w:rPr>
+          <w:sz w:val="24"/>
+          <w:szCs w:val="24"/>
+        </w:rPr>
+        <w:t xml:space="preserve">, “Retracted article: Toward trustworthy human suspicious activity </w:t>
+      </w:r>
+      <w:proofErr w:type="spellStart"/>
+      <w:r>
+        <w:rPr>
+          <w:sz w:val="24"/>
+          <w:szCs w:val="24"/>
+        </w:rPr>
+        <w:t>detec-tion</w:t>
+      </w:r>
+      <w:proofErr w:type="spellEnd"/>
+      <w:r>
+        <w:rPr>
+          <w:sz w:val="24"/>
+          <w:szCs w:val="24"/>
+        </w:rPr>
+        <w:t xml:space="preserve"> from surveillance videos using deep learning,” IEEE Access, vol.9, pp. 92019-92029, 2021.</w:t>
+      </w:r>
+    </w:p>
+    <w:p>
+      <w:pPr>
+        <w:pStyle w:val="BodyText"/>
+        <w:spacing w:before="106"/>
+        <w:ind w:left="703" w:right="714"/>
+        <w:jc w:val="both"/>
+        <w:rPr>
+          <w:sz w:val="24"/>
+          <w:szCs w:val="24"/>
+        </w:rPr>
+      </w:pPr>
+    </w:p>
+    <w:p>
+      <w:pPr>
+        <w:pStyle w:val="BodyText"/>
+        <w:spacing w:before="106"/>
+        <w:ind w:left="703" w:right="714"/>
+        <w:jc w:val="both"/>
+        <w:rPr>
+          <w:sz w:val="24"/>
+          <w:szCs w:val="24"/>
+        </w:rPr>
+      </w:pPr>
+      <w:r>
+        <w:rPr>
+          <w:sz w:val="24"/>
+          <w:szCs w:val="24"/>
+        </w:rPr>
+        <w:t xml:space="preserve">[12] S. A. Quadri and K. S. </w:t>
+      </w:r>
+      <w:proofErr w:type="spellStart"/>
+      <w:r>
+        <w:rPr>
+          <w:sz w:val="24"/>
+          <w:szCs w:val="24"/>
+        </w:rPr>
+        <w:t>Katakdhond</w:t>
+      </w:r>
+      <w:proofErr w:type="spellEnd"/>
+      <w:r>
+        <w:rPr>
+          <w:sz w:val="24"/>
+          <w:szCs w:val="24"/>
+        </w:rPr>
+        <w:t>, “Suspicious Activity Detection</w:t>
+      </w:r>
+      <w:r>
+        <w:rPr>
+          <w:sz w:val="24"/>
+          <w:szCs w:val="24"/>
+        </w:rPr>
+        <w:t xml:space="preserve"> </w:t>
+      </w:r>
+      <w:r>
+        <w:rPr>
+          <w:sz w:val="24"/>
+          <w:szCs w:val="24"/>
+        </w:rPr>
+        <w:t xml:space="preserve">Using Convolution Neural Network,” Int. J. Adv. Trends </w:t>
+      </w:r>
+      <w:proofErr w:type="spellStart"/>
+      <w:r>
+        <w:rPr>
+          <w:sz w:val="24"/>
+          <w:szCs w:val="24"/>
+        </w:rPr>
+        <w:t>Comput</w:t>
+      </w:r>
+      <w:proofErr w:type="spellEnd"/>
+      <w:r>
+        <w:rPr>
+          <w:sz w:val="24"/>
+          <w:szCs w:val="24"/>
+        </w:rPr>
+        <w:t>. Sci.</w:t>
+      </w:r>
+      <w:r>
+        <w:rPr>
+          <w:sz w:val="24"/>
+          <w:szCs w:val="24"/>
+        </w:rPr>
+        <w:t xml:space="preserve"> </w:t>
+      </w:r>
+      <w:r>
+        <w:rPr>
+          <w:sz w:val="24"/>
+          <w:szCs w:val="24"/>
+        </w:rPr>
+        <w:t>Eng., vol. 11, no. 3, pp. 183-189, 2022.</w:t>
+      </w:r>
+    </w:p>
+    <w:p>
+      <w:pPr>
+        <w:pStyle w:val="BodyText"/>
+        <w:spacing w:before="106"/>
+        <w:ind w:left="703" w:right="714"/>
+        <w:jc w:val="both"/>
+        <w:rPr>
+          <w:sz w:val="24"/>
+          <w:szCs w:val="24"/>
+        </w:rPr>
+      </w:pPr>
+    </w:p>
+    <w:p>
+      <w:pPr>
+        <w:pStyle w:val="BodyText"/>
+        <w:spacing w:before="106"/>
+        <w:ind w:left="703" w:right="714"/>
+        <w:jc w:val="both"/>
+        <w:rPr>
+          <w:sz w:val="24"/>
+          <w:szCs w:val="24"/>
+        </w:rPr>
+      </w:pPr>
+      <w:r>
+        <w:rPr>
+          <w:sz w:val="24"/>
+          <w:szCs w:val="24"/>
+        </w:rPr>
+        <w:t>[13] S. A. Qadiri, “Suspicious Activity Detection Using Convolution Neural</w:t>
+      </w:r>
+      <w:r>
+        <w:rPr>
+          <w:sz w:val="24"/>
+          <w:szCs w:val="24"/>
+        </w:rPr>
+        <w:t xml:space="preserve"> </w:t>
+      </w:r>
+      <w:r>
+        <w:rPr>
+          <w:sz w:val="24"/>
+          <w:szCs w:val="24"/>
+        </w:rPr>
+        <w:t xml:space="preserve">Network,” Int. J. Adv. Res. </w:t>
+      </w:r>
+      <w:proofErr w:type="spellStart"/>
+      <w:r>
+        <w:rPr>
+          <w:sz w:val="24"/>
+          <w:szCs w:val="24"/>
+        </w:rPr>
+        <w:t>Comput</w:t>
+      </w:r>
+      <w:proofErr w:type="spellEnd"/>
+      <w:r>
+        <w:rPr>
+          <w:sz w:val="24"/>
+          <w:szCs w:val="24"/>
+        </w:rPr>
+        <w:t>. Eng. Technol., vol. 11, no. 7, pp.</w:t>
+      </w:r>
+      <w:r>
+        <w:rPr>
+          <w:sz w:val="24"/>
+          <w:szCs w:val="24"/>
+        </w:rPr>
+        <w:t xml:space="preserve"> </w:t>
+      </w:r>
+      <w:r>
+        <w:rPr>
+          <w:sz w:val="24"/>
+          <w:szCs w:val="24"/>
+        </w:rPr>
+        <w:t>295-301, 2022.</w:t>
+      </w:r>
+    </w:p>
+    <w:p>
+      <w:pPr>
+        <w:pStyle w:val="BodyText"/>
+        <w:spacing w:before="106"/>
+        <w:ind w:left="703" w:right="714"/>
+        <w:jc w:val="both"/>
+        <w:rPr>
+          <w:sz w:val="24"/>
+          <w:szCs w:val="24"/>
+        </w:rPr>
+      </w:pPr>
+    </w:p>
+    <w:p>
+      <w:pPr>
+        <w:pStyle w:val="BodyText"/>
+        <w:spacing w:before="106"/>
+        <w:ind w:left="703" w:right="714"/>
+        <w:jc w:val="both"/>
+        <w:rPr>
+          <w:sz w:val="24"/>
+          <w:szCs w:val="24"/>
+        </w:rPr>
+      </w:pPr>
+      <w:r>
+        <w:rPr>
+          <w:sz w:val="24"/>
+          <w:szCs w:val="24"/>
+        </w:rPr>
+        <w:t xml:space="preserve">[14] N. N. </w:t>
+      </w:r>
+      <w:proofErr w:type="spellStart"/>
+      <w:r>
+        <w:rPr>
+          <w:sz w:val="24"/>
+          <w:szCs w:val="24"/>
+        </w:rPr>
+        <w:t>Namithadevi</w:t>
+      </w:r>
+      <w:proofErr w:type="spellEnd"/>
+      <w:r>
+        <w:rPr>
+          <w:sz w:val="24"/>
+          <w:szCs w:val="24"/>
+        </w:rPr>
+        <w:t>, S. D. Bhuvana, M. D. Tarun, K. Seema Reddy, and</w:t>
+      </w:r>
+      <w:r>
+        <w:rPr>
+          <w:sz w:val="24"/>
+          <w:szCs w:val="24"/>
+        </w:rPr>
+        <w:t xml:space="preserve"> </w:t>
+      </w:r>
+      <w:r>
+        <w:rPr>
+          <w:sz w:val="24"/>
+          <w:szCs w:val="24"/>
+        </w:rPr>
+        <w:t>P. Shreyas Gowda, “Survey on Suspicious Activity Detection using Deep</w:t>
+      </w:r>
+      <w:r>
+        <w:rPr>
+          <w:sz w:val="24"/>
+          <w:szCs w:val="24"/>
+        </w:rPr>
+        <w:t xml:space="preserve"> </w:t>
+      </w:r>
+      <w:r>
+        <w:rPr>
+          <w:sz w:val="24"/>
+          <w:szCs w:val="24"/>
+        </w:rPr>
+        <w:t xml:space="preserve">Learning,” Int. J. </w:t>
+      </w:r>
+      <w:proofErr w:type="spellStart"/>
+      <w:r>
+        <w:rPr>
+          <w:sz w:val="24"/>
+          <w:szCs w:val="24"/>
+        </w:rPr>
+        <w:t>Comput</w:t>
+      </w:r>
+      <w:proofErr w:type="spellEnd"/>
+      <w:r>
+        <w:rPr>
+          <w:sz w:val="24"/>
+          <w:szCs w:val="24"/>
+        </w:rPr>
+        <w:t>. Appl., vol. 183, no. 47, pp. 19-25, 2022.</w:t>
+      </w:r>
+    </w:p>
+    <w:p>
+      <w:pPr>
+        <w:pStyle w:val="BodyText"/>
+        <w:spacing w:before="106"/>
+        <w:ind w:left="703" w:right="714"/>
+        <w:jc w:val="both"/>
+        <w:rPr>
+          <w:sz w:val="24"/>
+          <w:szCs w:val="24"/>
+        </w:rPr>
+      </w:pPr>
+    </w:p>
+    <w:p>
+      <w:pPr>
+        <w:pStyle w:val="BodyText"/>
+        <w:spacing w:before="106"/>
+        <w:ind w:left="703" w:right="714"/>
+        <w:jc w:val="both"/>
+        <w:rPr>
+          <w:sz w:val="24"/>
+          <w:szCs w:val="24"/>
+        </w:rPr>
+      </w:pPr>
+      <w:r>
+        <w:rPr>
+          <w:sz w:val="24"/>
+          <w:szCs w:val="24"/>
+        </w:rPr>
+        <w:t xml:space="preserve">[15] N. N. </w:t>
+      </w:r>
+      <w:proofErr w:type="spellStart"/>
+      <w:r>
+        <w:rPr>
+          <w:sz w:val="24"/>
+          <w:szCs w:val="24"/>
+        </w:rPr>
+        <w:t>Namithadevi</w:t>
+      </w:r>
+      <w:proofErr w:type="spellEnd"/>
+      <w:r>
+        <w:rPr>
+          <w:sz w:val="24"/>
+          <w:szCs w:val="24"/>
+        </w:rPr>
+        <w:t>, S. D. Bhuvana, M. D. Tarun, K. Seema Reddy,</w:t>
+      </w:r>
+      <w:r>
+        <w:rPr>
+          <w:sz w:val="24"/>
+          <w:szCs w:val="24"/>
+        </w:rPr>
+        <w:t xml:space="preserve"> </w:t>
+      </w:r>
+      <w:r>
+        <w:rPr>
+          <w:sz w:val="24"/>
+          <w:szCs w:val="24"/>
+        </w:rPr>
+        <w:t>and P. Shreyas Gowda, “Suspicious Activity Detection using LSTM and</w:t>
+      </w:r>
+      <w:r>
+        <w:rPr>
+          <w:sz w:val="24"/>
+          <w:szCs w:val="24"/>
+        </w:rPr>
+        <w:t xml:space="preserve"> </w:t>
+      </w:r>
+      <w:r>
+        <w:rPr>
+          <w:sz w:val="24"/>
+          <w:szCs w:val="24"/>
+        </w:rPr>
+        <w:t>MobileNetV2,” Int. J. Creative Res. Thoughts, vol. 10, no. 5, pp. 42-48,</w:t>
+      </w:r>
+    </w:p>
+    <w:p>
+      <w:pPr>
+        <w:pStyle w:val="BodyText"/>
+        <w:spacing w:before="106"/>
+        <w:ind w:left="703" w:right="714"/>
+        <w:jc w:val="both"/>
+        <w:rPr>
+          <w:sz w:val="24"/>
+          <w:szCs w:val="24"/>
+        </w:rPr>
+      </w:pPr>
+      <w:r>
+        <w:rPr>
+          <w:sz w:val="24"/>
+          <w:szCs w:val="24"/>
+        </w:rPr>
+        <w:t>2022.</w:t>
+      </w:r>
+    </w:p>
+    <w:p>
+      <w:pPr>
+        <w:pStyle w:val="BodyText"/>
+        <w:spacing w:before="106"/>
+        <w:ind w:left="703" w:right="714"/>
+        <w:jc w:val="both"/>
+        <w:rPr>
+          <w:sz w:val="24"/>
+          <w:szCs w:val="24"/>
+        </w:rPr>
+      </w:pPr>
+    </w:p>
+    <w:p>
+      <w:pPr>
+        <w:pStyle w:val="BodyText"/>
+        <w:spacing w:before="106"/>
+        <w:ind w:left="703" w:right="714"/>
+        <w:jc w:val="both"/>
+        <w:rPr>
+          <w:sz w:val="24"/>
+          <w:szCs w:val="24"/>
+        </w:rPr>
+      </w:pPr>
+      <w:r>
+        <w:rPr>
+          <w:sz w:val="24"/>
+          <w:szCs w:val="24"/>
+        </w:rPr>
+        <w:t>[16] A. Singh, A. Mishra, P. Patil, S. More, and A. Mhatre, “Suspicious</w:t>
+      </w:r>
+      <w:r>
+        <w:rPr>
+          <w:sz w:val="24"/>
+          <w:szCs w:val="24"/>
+        </w:rPr>
+        <w:t xml:space="preserve"> </w:t>
+      </w:r>
+      <w:r>
+        <w:rPr>
+          <w:sz w:val="24"/>
+          <w:szCs w:val="24"/>
+        </w:rPr>
+        <w:t xml:space="preserve">Activity Detection,” Int. J. Sci. Res. </w:t>
+      </w:r>
+      <w:proofErr w:type="spellStart"/>
+      <w:r>
+        <w:rPr>
+          <w:sz w:val="24"/>
+          <w:szCs w:val="24"/>
+        </w:rPr>
+        <w:t>Comput</w:t>
+      </w:r>
+      <w:proofErr w:type="spellEnd"/>
+      <w:r>
+        <w:rPr>
+          <w:sz w:val="24"/>
+          <w:szCs w:val="24"/>
+        </w:rPr>
+        <w:t>. Sci. Eng., vol. 9, no. 2,</w:t>
+      </w:r>
+      <w:r>
+        <w:rPr>
+          <w:sz w:val="24"/>
+          <w:szCs w:val="24"/>
+        </w:rPr>
+        <w:t xml:space="preserve"> </w:t>
+      </w:r>
+      <w:r>
+        <w:rPr>
+          <w:sz w:val="24"/>
+          <w:szCs w:val="24"/>
+        </w:rPr>
+        <w:t>pp. 1-7, 2021.</w:t>
+      </w:r>
+    </w:p>
+    <w:p>
+      <w:pPr>
+        <w:pStyle w:val="BodyText"/>
+        <w:spacing w:before="106"/>
+        <w:ind w:left="703" w:right="714"/>
+        <w:jc w:val="both"/>
+        <w:rPr>
+          <w:sz w:val="24"/>
+          <w:szCs w:val="24"/>
+        </w:rPr>
+      </w:pPr>
+    </w:p>
+    <w:p>
+      <w:pPr>
+        <w:pStyle w:val="BodyText"/>
+        <w:spacing w:before="106"/>
+        <w:ind w:left="703" w:right="714"/>
+        <w:jc w:val="both"/>
+        <w:rPr>
+          <w:sz w:val="24"/>
+          <w:szCs w:val="24"/>
+        </w:rPr>
+      </w:pPr>
+      <w:r>
+        <w:rPr>
+          <w:sz w:val="24"/>
+          <w:szCs w:val="24"/>
+        </w:rPr>
+        <w:t>[17] T. S. Khushi, K. J. Likhitha Ram, N. Manasa, V. S. Navya, and F.</w:t>
+      </w:r>
+      <w:r>
+        <w:rPr>
+          <w:sz w:val="24"/>
+          <w:szCs w:val="24"/>
+        </w:rPr>
+        <w:t xml:space="preserve"> </w:t>
+      </w:r>
+      <w:r>
+        <w:rPr>
+          <w:sz w:val="24"/>
+          <w:szCs w:val="24"/>
+        </w:rPr>
+        <w:t>Rummana, “Suspicious Activity Detection Using Convolution Neural</w:t>
+      </w:r>
+      <w:r>
+        <w:rPr>
+          <w:sz w:val="24"/>
+          <w:szCs w:val="24"/>
+        </w:rPr>
+        <w:t xml:space="preserve"> </w:t>
+      </w:r>
+      <w:r>
+        <w:rPr>
+          <w:sz w:val="24"/>
+          <w:szCs w:val="24"/>
+        </w:rPr>
+        <w:t>Network and Visual Geometry Group-19,” Int. J. Eng. Res. Technol.,</w:t>
+      </w:r>
+    </w:p>
+    <w:p>
+      <w:pPr>
+        <w:pStyle w:val="BodyText"/>
+        <w:spacing w:before="106"/>
+        <w:ind w:left="703" w:right="714"/>
+        <w:jc w:val="both"/>
+        <w:rPr>
+          <w:sz w:val="24"/>
+          <w:szCs w:val="24"/>
+        </w:rPr>
+      </w:pPr>
+      <w:r>
+        <w:rPr>
+          <w:sz w:val="24"/>
+          <w:szCs w:val="24"/>
+        </w:rPr>
+        <w:t>vol. 10, no. 5, pp. 1136-1141, 2021.</w:t>
+      </w:r>
+    </w:p>
+    <w:p>
+      <w:pPr>
+        <w:pStyle w:val="BodyText"/>
+        <w:spacing w:before="106"/>
+        <w:ind w:left="703" w:right="714"/>
+        <w:jc w:val="both"/>
+        <w:rPr>
+          <w:sz w:val="24"/>
+          <w:szCs w:val="24"/>
+        </w:rPr>
+      </w:pPr>
+    </w:p>
+    <w:p>
+      <w:pPr>
+        <w:pStyle w:val="BodyText"/>
+        <w:spacing w:before="106"/>
+        <w:ind w:left="703" w:right="714"/>
+        <w:jc w:val="both"/>
+        <w:rPr>
+          <w:sz w:val="24"/>
+          <w:szCs w:val="24"/>
+        </w:rPr>
+      </w:pPr>
+      <w:r>
+        <w:rPr>
+          <w:sz w:val="24"/>
+          <w:szCs w:val="24"/>
+        </w:rPr>
+        <w:t>[18] R. Pramanik, “Transformer-based deep reverse attention network for</w:t>
+      </w:r>
+      <w:r>
+        <w:rPr>
+          <w:sz w:val="24"/>
+          <w:szCs w:val="24"/>
+        </w:rPr>
+        <w:t xml:space="preserve"> </w:t>
+      </w:r>
+      <w:r>
+        <w:rPr>
+          <w:sz w:val="24"/>
+          <w:szCs w:val="24"/>
+        </w:rPr>
+        <w:t xml:space="preserve">multi-sensory human activity recognition,” Appl. </w:t>
+      </w:r>
+      <w:proofErr w:type="spellStart"/>
+      <w:r>
+        <w:rPr>
+          <w:sz w:val="24"/>
+          <w:szCs w:val="24"/>
+        </w:rPr>
+        <w:t>Intell</w:t>
+      </w:r>
+      <w:proofErr w:type="spellEnd"/>
+      <w:r>
+        <w:rPr>
+          <w:sz w:val="24"/>
+          <w:szCs w:val="24"/>
+        </w:rPr>
+        <w:t>., vol. 52, pp.</w:t>
+      </w:r>
+      <w:r>
+        <w:rPr>
+          <w:sz w:val="24"/>
+          <w:szCs w:val="24"/>
+        </w:rPr>
+        <w:t xml:space="preserve"> </w:t>
+      </w:r>
+      <w:r>
+        <w:rPr>
+          <w:sz w:val="24"/>
+          <w:szCs w:val="24"/>
+        </w:rPr>
+        <w:t>12557-12574, 2022.</w:t>
+      </w:r>
+    </w:p>
+    <w:p>
+      <w:pPr>
+        <w:pStyle w:val="BodyText"/>
+        <w:spacing w:before="106"/>
+        <w:ind w:left="703" w:right="714"/>
+        <w:jc w:val="both"/>
+        <w:rPr>
+          <w:sz w:val="24"/>
+          <w:szCs w:val="24"/>
+        </w:rPr>
+      </w:pPr>
+    </w:p>
+    <w:p>
+      <w:pPr>
+        <w:pStyle w:val="BodyText"/>
+        <w:spacing w:before="106"/>
+        <w:ind w:left="703" w:right="714"/>
+        <w:jc w:val="both"/>
+        <w:rPr>
+          <w:sz w:val="24"/>
+          <w:szCs w:val="24"/>
+        </w:rPr>
+      </w:pPr>
+      <w:r>
+        <w:rPr>
+          <w:sz w:val="24"/>
+          <w:szCs w:val="24"/>
+        </w:rPr>
+        <w:t>[19] M. T. Raza, L. Rajesh, V. Nandish, B. M. Manoj, and A. N. Rajith,</w:t>
+      </w:r>
+      <w:r>
+        <w:rPr>
+          <w:sz w:val="24"/>
+          <w:szCs w:val="24"/>
+        </w:rPr>
+        <w:t xml:space="preserve"> </w:t>
+      </w:r>
+      <w:r>
+        <w:rPr>
+          <w:sz w:val="24"/>
+          <w:szCs w:val="24"/>
+        </w:rPr>
+        <w:t>“Suspicious crowded Activity Detection and localizing using computer</w:t>
+      </w:r>
+      <w:r>
+        <w:rPr>
+          <w:sz w:val="24"/>
+          <w:szCs w:val="24"/>
+        </w:rPr>
+        <w:t xml:space="preserve"> </w:t>
+      </w:r>
+      <w:r>
+        <w:rPr>
+          <w:sz w:val="24"/>
+          <w:szCs w:val="24"/>
+        </w:rPr>
+        <w:t xml:space="preserve">vision and CNN,” Int. J. Eng. Res. Technol., vol. </w:t>
+      </w:r>
+      <w:r>
+        <w:rPr>
+          <w:sz w:val="24"/>
+          <w:szCs w:val="24"/>
+        </w:rPr>
         <w:lastRenderedPageBreak/>
-        <w:t>[10] J. Indhumathi and M. Balasubramanian, “Real-Time Video-based Hu-man Suspicious Activity Recognition using Deep Learning,” J. Ambient Intell. Humaniz. Comput., vol. 12, no. 8, pp. 8131-8143, 2021.</w:t>
+        <w:t>10, no. 5, pp. 551-556,</w:t>
+      </w:r>
+      <w:r>
+        <w:rPr>
+          <w:sz w:val="24"/>
+          <w:szCs w:val="24"/>
+        </w:rPr>
+        <w:t xml:space="preserve"> </w:t>
+      </w:r>
+      <w:r>
+        <w:rPr>
+          <w:sz w:val="24"/>
+          <w:szCs w:val="24"/>
+        </w:rPr>
+        <w:t>2021.</w:t>
       </w:r>
     </w:p>
     <w:p>
       <w:pPr>
         <w:pStyle w:val="BodyText"/>
         <w:spacing w:before="106"/>
-        <w:ind w:left="703" w:right="714"/>
+        <w:ind w:right="714"/>
         <w:jc w:val="both"/>
         <w:rPr>
           <w:sz w:val="24"/>
@@ -18841,7 +20980,67 @@
           <w:sz w:val="24"/>
           <w:szCs w:val="24"/>
         </w:rPr>
-        <w:t>[11] A. M. Buttar, M. Bano, M. A. Akbar, A. Alabrah, and A. H. Gumaei, “Retracted article: Toward trustworthy human suspicious activity detec-tion from surveillance videos using deep learning,” IEEE Access, vol.9, pp. 92019-92029, 2021.</w:t>
+        <w:t xml:space="preserve">[20] A. Tiwari, A. Sharma, V. </w:t>
+      </w:r>
+      <w:proofErr w:type="spellStart"/>
+      <w:r>
+        <w:rPr>
+          <w:sz w:val="24"/>
+          <w:szCs w:val="24"/>
+        </w:rPr>
+        <w:t>Sethiya</w:t>
+      </w:r>
+      <w:proofErr w:type="spellEnd"/>
+      <w:r>
+        <w:rPr>
+          <w:sz w:val="24"/>
+          <w:szCs w:val="24"/>
+        </w:rPr>
+        <w:t>, V. Kate, and N. Rathi, “Deep Learning</w:t>
+      </w:r>
+      <w:r>
+        <w:rPr>
+          <w:sz w:val="24"/>
+          <w:szCs w:val="24"/>
+        </w:rPr>
+        <w:t xml:space="preserve"> </w:t>
+      </w:r>
+      <w:r>
+        <w:rPr>
+          <w:sz w:val="24"/>
+          <w:szCs w:val="24"/>
+        </w:rPr>
+        <w:t>Approach for the Automatic Detection of Suspicious Human Activity,”</w:t>
+      </w:r>
+      <w:r>
+        <w:rPr>
+          <w:sz w:val="24"/>
+          <w:szCs w:val="24"/>
+        </w:rPr>
+        <w:t xml:space="preserve"> </w:t>
+      </w:r>
+      <w:r>
+        <w:rPr>
+          <w:sz w:val="24"/>
+          <w:szCs w:val="24"/>
+        </w:rPr>
+        <w:t xml:space="preserve">Int. J. </w:t>
+      </w:r>
+      <w:proofErr w:type="spellStart"/>
+      <w:r>
+        <w:rPr>
+          <w:sz w:val="24"/>
+          <w:szCs w:val="24"/>
+        </w:rPr>
+        <w:t>Innov</w:t>
+      </w:r>
+      <w:proofErr w:type="spellEnd"/>
+      <w:r>
+        <w:rPr>
+          <w:sz w:val="24"/>
+          <w:szCs w:val="24"/>
+        </w:rPr>
+        <w:t>. Technol. Exploring Eng., vol. 9, no. 6, pp. 1044-1047,</w:t>
       </w:r>
     </w:p>
     <w:p>
@@ -18855,6 +21054,13 @@
           <w:szCs w:val="24"/>
         </w:rPr>
       </w:pPr>
+      <w:r>
+        <w:rPr>
+          <w:sz w:val="24"/>
+          <w:szCs w:val="24"/>
+        </w:rPr>
+        <w:t>2020.</w:t>
+      </w:r>
     </w:p>
     <w:p>
       <w:pPr>
@@ -18867,12 +21073,24 @@
           <w:szCs w:val="24"/>
         </w:rPr>
       </w:pPr>
-      <w:r>
-        <w:rPr>
-          <w:sz w:val="24"/>
-          <w:szCs w:val="24"/>
-        </w:rPr>
-        <w:t>[12] S. A. Quadri and K. S. Katakdhond, “Suspicious Activity Detection</w:t>
+    </w:p>
+    <w:p>
+      <w:pPr>
+        <w:pStyle w:val="BodyText"/>
+        <w:spacing w:before="106"/>
+        <w:ind w:left="703" w:right="714"/>
+        <w:jc w:val="both"/>
+        <w:rPr>
+          <w:sz w:val="24"/>
+          <w:szCs w:val="24"/>
+        </w:rPr>
+      </w:pPr>
+      <w:r>
+        <w:rPr>
+          <w:sz w:val="24"/>
+          <w:szCs w:val="24"/>
+        </w:rPr>
+        <w:t>[21] M. Mudgal, D. Punj, and A. Pillai, “Suspicious Action Detection in</w:t>
       </w:r>
       <w:r>
         <w:rPr>
@@ -18886,7 +21104,7 @@
           <w:sz w:val="24"/>
           <w:szCs w:val="24"/>
         </w:rPr>
-        <w:t>Using Convolution Neural Network,” Int. J. Adv. Trends Comput. Sci.</w:t>
+        <w:t>Intelligent Surveillance System Using Action Attribute Modelling,” J.</w:t>
       </w:r>
       <w:r>
         <w:rPr>
@@ -18900,7 +21118,55 @@
           <w:sz w:val="24"/>
           <w:szCs w:val="24"/>
         </w:rPr>
-        <w:t>Eng., vol. 11, no. 3, pp. 183-189, 2022.</w:t>
+        <w:t xml:space="preserve">Ambient </w:t>
+      </w:r>
+      <w:proofErr w:type="spellStart"/>
+      <w:r>
+        <w:rPr>
+          <w:sz w:val="24"/>
+          <w:szCs w:val="24"/>
+        </w:rPr>
+        <w:t>Intell</w:t>
+      </w:r>
+      <w:proofErr w:type="spellEnd"/>
+      <w:r>
+        <w:rPr>
+          <w:sz w:val="24"/>
+          <w:szCs w:val="24"/>
+        </w:rPr>
+        <w:t xml:space="preserve">. </w:t>
+      </w:r>
+      <w:proofErr w:type="spellStart"/>
+      <w:r>
+        <w:rPr>
+          <w:sz w:val="24"/>
+          <w:szCs w:val="24"/>
+        </w:rPr>
+        <w:t>Humaniz</w:t>
+      </w:r>
+      <w:proofErr w:type="spellEnd"/>
+      <w:r>
+        <w:rPr>
+          <w:sz w:val="24"/>
+          <w:szCs w:val="24"/>
+        </w:rPr>
+        <w:t xml:space="preserve">. </w:t>
+      </w:r>
+      <w:proofErr w:type="spellStart"/>
+      <w:r>
+        <w:rPr>
+          <w:sz w:val="24"/>
+          <w:szCs w:val="24"/>
+        </w:rPr>
+        <w:t>Comput</w:t>
+      </w:r>
+      <w:proofErr w:type="spellEnd"/>
+      <w:r>
+        <w:rPr>
+          <w:sz w:val="24"/>
+          <w:szCs w:val="24"/>
+        </w:rPr>
+        <w:t>., vol. 11, no. 9, pp. 3799-3813, 2020.</w:t>
       </w:r>
     </w:p>
     <w:p>
@@ -18931,7 +21197,7 @@
           <w:sz w:val="24"/>
           <w:szCs w:val="24"/>
         </w:rPr>
-        <w:t>[13] S. A. Qadiri, “Suspicious Activity Detection Using Convolution Neural</w:t>
+        <w:t>[22] W. Ahmed, M. H. Yousaf, and A. Yasin, “Robust Suspicious Action</w:t>
       </w:r>
       <w:r>
         <w:rPr>
@@ -18945,7 +21211,7 @@
           <w:sz w:val="24"/>
           <w:szCs w:val="24"/>
         </w:rPr>
-        <w:t>Network,” Int. J. Adv. Res. Comput. Eng. Technol., vol. 11, no. 7, pp.</w:t>
+        <w:t>Recognition Approach Using Pose Descriptor,” IEEE Access, vol. 8, pp.</w:t>
       </w:r>
       <w:r>
         <w:rPr>
@@ -18959,7 +21225,7 @@
           <w:sz w:val="24"/>
           <w:szCs w:val="24"/>
         </w:rPr>
-        <w:t>295-301, 2022.</w:t>
+        <w:t>11842-11853, 2020.</w:t>
       </w:r>
     </w:p>
     <w:p>
@@ -18990,7 +21256,23 @@
           <w:sz w:val="24"/>
           <w:szCs w:val="24"/>
         </w:rPr>
-        <w:t>[14] N. N. Namithadevi, S. D. Bhuvana, M. D. Tarun, K. Seema Reddy, and</w:t>
+        <w:t xml:space="preserve">[23] R. K. Tripathi, A. S. Jalal, and S. C. </w:t>
+      </w:r>
+      <w:proofErr w:type="spellStart"/>
+      <w:r>
+        <w:rPr>
+          <w:sz w:val="24"/>
+          <w:szCs w:val="24"/>
+        </w:rPr>
+        <w:t>Agrawa</w:t>
+      </w:r>
+      <w:proofErr w:type="spellEnd"/>
+      <w:r>
+        <w:rPr>
+          <w:sz w:val="24"/>
+          <w:szCs w:val="24"/>
+        </w:rPr>
+        <w:t>, “Suspicious Human</w:t>
       </w:r>
       <w:r>
         <w:rPr>
@@ -19004,7 +21286,39 @@
           <w:sz w:val="24"/>
           <w:szCs w:val="24"/>
         </w:rPr>
-        <w:t>P. Shreyas Gowda, “Survey on Suspicious Activity Detection using Deep</w:t>
+        <w:t xml:space="preserve">Activity Recognition: A Review,” </w:t>
+      </w:r>
+      <w:proofErr w:type="spellStart"/>
+      <w:r>
+        <w:rPr>
+          <w:sz w:val="24"/>
+          <w:szCs w:val="24"/>
+        </w:rPr>
+        <w:t>Artif</w:t>
+      </w:r>
+      <w:proofErr w:type="spellEnd"/>
+      <w:r>
+        <w:rPr>
+          <w:sz w:val="24"/>
+          <w:szCs w:val="24"/>
+        </w:rPr>
+        <w:t xml:space="preserve">. </w:t>
+      </w:r>
+      <w:proofErr w:type="spellStart"/>
+      <w:r>
+        <w:rPr>
+          <w:sz w:val="24"/>
+          <w:szCs w:val="24"/>
+        </w:rPr>
+        <w:t>Intell</w:t>
+      </w:r>
+      <w:proofErr w:type="spellEnd"/>
+      <w:r>
+        <w:rPr>
+          <w:sz w:val="24"/>
+          <w:szCs w:val="24"/>
+        </w:rPr>
+        <w:t>. Rev., vol. 50, no. 2, pp.</w:t>
       </w:r>
       <w:r>
         <w:rPr>
@@ -19018,7 +21332,7 @@
           <w:sz w:val="24"/>
           <w:szCs w:val="24"/>
         </w:rPr>
-        <w:t>Learning,” Int. J. Comput. Appl., vol. 183, no. 47, pp. 19-25, 2022.</w:t>
+        <w:t>283-339, 2018.</w:t>
       </w:r>
     </w:p>
     <w:p>
@@ -19049,7 +21363,7 @@
           <w:sz w:val="24"/>
           <w:szCs w:val="24"/>
         </w:rPr>
-        <w:t>[15] N. N. Namithadevi, S. D. Bhuvana, M. D. Tarun, K. Seema Reddy,</w:t>
+        <w:t>[24] M. B. Ayed, S. E. Santini, S. A. Alshaya, and M. Abid, “Suspicious</w:t>
       </w:r>
       <w:r>
         <w:rPr>
@@ -19063,7 +21377,7 @@
           <w:sz w:val="24"/>
           <w:szCs w:val="24"/>
         </w:rPr>
-        <w:t>and P. Shreyas Gowda, “Suspicious Activity Detection using LSTM and</w:t>
+        <w:t>Behavior Recognition Based on Face Features,” IEEE Access, vol. 8,</w:t>
       </w:r>
       <w:r>
         <w:rPr>
@@ -19077,7 +21391,7 @@
           <w:sz w:val="24"/>
           <w:szCs w:val="24"/>
         </w:rPr>
-        <w:t>MobileNetV2,” Int. J. Creative Res. Thoughts, vol. 10, no. 5, pp. 42-48,</w:t>
+        <w:t>pp. 118455-118463, 2020.</w:t>
       </w:r>
     </w:p>
     <w:p>
@@ -19091,13 +21405,6 @@
           <w:szCs w:val="24"/>
         </w:rPr>
       </w:pPr>
-      <w:r>
-        <w:rPr>
-          <w:sz w:val="24"/>
-          <w:szCs w:val="24"/>
-        </w:rPr>
-        <w:t>2022.</w:t>
-      </w:r>
     </w:p>
     <w:p>
       <w:pPr>
@@ -19110,6 +21417,73 @@
           <w:szCs w:val="24"/>
         </w:rPr>
       </w:pPr>
+      <w:r>
+        <w:rPr>
+          <w:sz w:val="24"/>
+          <w:szCs w:val="24"/>
+        </w:rPr>
+        <w:t>[25] K. Ranasinghe, M. Naseer, S. Khan, F. S. Khan, and M. Ryoo, “Self-</w:t>
+      </w:r>
+      <w:r>
+        <w:rPr>
+          <w:sz w:val="24"/>
+          <w:szCs w:val="24"/>
+        </w:rPr>
+        <w:t xml:space="preserve"> </w:t>
+      </w:r>
+      <w:r>
+        <w:rPr>
+          <w:sz w:val="24"/>
+          <w:szCs w:val="24"/>
+        </w:rPr>
+        <w:t xml:space="preserve">supervised Video Transformer,” in Proc. IEEE/CVF Conf. </w:t>
+      </w:r>
+      <w:proofErr w:type="spellStart"/>
+      <w:r>
+        <w:rPr>
+          <w:sz w:val="24"/>
+          <w:szCs w:val="24"/>
+        </w:rPr>
+        <w:t>Comput</w:t>
+      </w:r>
+      <w:proofErr w:type="spellEnd"/>
+      <w:r>
+        <w:rPr>
+          <w:sz w:val="24"/>
+          <w:szCs w:val="24"/>
+        </w:rPr>
+        <w:t>. Vis.</w:t>
+      </w:r>
+      <w:r>
+        <w:rPr>
+          <w:sz w:val="24"/>
+          <w:szCs w:val="24"/>
+        </w:rPr>
+        <w:t xml:space="preserve"> </w:t>
+      </w:r>
+      <w:r>
+        <w:rPr>
+          <w:sz w:val="24"/>
+          <w:szCs w:val="24"/>
+        </w:rPr>
+        <w:t xml:space="preserve">Pattern </w:t>
+      </w:r>
+      <w:proofErr w:type="spellStart"/>
+      <w:r>
+        <w:rPr>
+          <w:sz w:val="24"/>
+          <w:szCs w:val="24"/>
+        </w:rPr>
+        <w:t>Recognit</w:t>
+      </w:r>
+      <w:proofErr w:type="spellEnd"/>
+      <w:r>
+        <w:rPr>
+          <w:sz w:val="24"/>
+          <w:szCs w:val="24"/>
+        </w:rPr>
+        <w:t>., 2021, pp. 2378-2387.</w:t>
+      </w:r>
     </w:p>
     <w:p>
       <w:pPr>
@@ -19122,12 +21496,24 @@
           <w:szCs w:val="24"/>
         </w:rPr>
       </w:pPr>
-      <w:r>
-        <w:rPr>
-          <w:sz w:val="24"/>
-          <w:szCs w:val="24"/>
-        </w:rPr>
-        <w:t>[16] A. Singh, A. Mishra, P. Patil, S. More, and A. Mhatre, “Suspicious</w:t>
+    </w:p>
+    <w:p>
+      <w:pPr>
+        <w:pStyle w:val="BodyText"/>
+        <w:spacing w:before="106"/>
+        <w:ind w:left="703" w:right="714"/>
+        <w:jc w:val="both"/>
+        <w:rPr>
+          <w:sz w:val="24"/>
+          <w:szCs w:val="24"/>
+        </w:rPr>
+      </w:pPr>
+      <w:r>
+        <w:rPr>
+          <w:sz w:val="24"/>
+          <w:szCs w:val="24"/>
+        </w:rPr>
+        <w:t>[26] K. K. Verma, B. M. Singh, and A. Dixit, “A Review of Supervised</w:t>
       </w:r>
       <w:r>
         <w:rPr>
@@ -19141,7 +21527,73 @@
           <w:sz w:val="24"/>
           <w:szCs w:val="24"/>
         </w:rPr>
-        <w:t>Activity Detection,” Int. J. Sci. Res. Comput. Sci. Eng., vol. 9, no. 2,</w:t>
+        <w:t xml:space="preserve">and Unsupervised Machine Learning Techniques for Suspicious </w:t>
+      </w:r>
+      <w:proofErr w:type="spellStart"/>
+      <w:r>
+        <w:rPr>
+          <w:sz w:val="24"/>
+          <w:szCs w:val="24"/>
+        </w:rPr>
+        <w:t>Behav-ior</w:t>
+      </w:r>
+      <w:proofErr w:type="spellEnd"/>
+      <w:r>
+        <w:rPr>
+          <w:sz w:val="24"/>
+          <w:szCs w:val="24"/>
+        </w:rPr>
+        <w:t xml:space="preserve"> Recognition in Intelligent Surveillance System,” Int. J. Eng. Adv.</w:t>
+      </w:r>
+    </w:p>
+    <w:p>
+      <w:pPr>
+        <w:pStyle w:val="BodyText"/>
+        <w:spacing w:before="106"/>
+        <w:ind w:left="703" w:right="714"/>
+        <w:jc w:val="both"/>
+        <w:rPr>
+          <w:sz w:val="24"/>
+          <w:szCs w:val="24"/>
+        </w:rPr>
+      </w:pPr>
+      <w:r>
+        <w:rPr>
+          <w:sz w:val="24"/>
+          <w:szCs w:val="24"/>
+        </w:rPr>
+        <w:t>Technol., vol. 8, no. 4, pp. 1379-1384, 2019.</w:t>
+      </w:r>
+    </w:p>
+    <w:p>
+      <w:pPr>
+        <w:pStyle w:val="BodyText"/>
+        <w:spacing w:before="106"/>
+        <w:ind w:left="703" w:right="714"/>
+        <w:jc w:val="both"/>
+        <w:rPr>
+          <w:sz w:val="24"/>
+          <w:szCs w:val="24"/>
+        </w:rPr>
+      </w:pPr>
+    </w:p>
+    <w:p>
+      <w:pPr>
+        <w:pStyle w:val="BodyText"/>
+        <w:spacing w:before="106"/>
+        <w:ind w:left="703" w:right="714"/>
+        <w:jc w:val="both"/>
+        <w:rPr>
+          <w:sz w:val="24"/>
+          <w:szCs w:val="24"/>
+        </w:rPr>
+      </w:pPr>
+      <w:r>
+        <w:rPr>
+          <w:sz w:val="24"/>
+          <w:szCs w:val="24"/>
+        </w:rPr>
+        <w:t>[27] H. Tan, J. Lei, T. Wolf, and M. Bansal, “VIMPAC: Video Pre-Training</w:t>
       </w:r>
       <w:r>
         <w:rPr>
@@ -19155,7 +21607,37 @@
           <w:sz w:val="24"/>
           <w:szCs w:val="24"/>
         </w:rPr>
-        <w:t>pp. 1-7, 2021.</w:t>
+        <w:t>via Masked Token Prediction and Contrastive Learning,” in Proc. Int.</w:t>
+      </w:r>
+      <w:r>
+        <w:rPr>
+          <w:sz w:val="24"/>
+          <w:szCs w:val="24"/>
+        </w:rPr>
+        <w:t xml:space="preserve"> </w:t>
+      </w:r>
+      <w:r>
+        <w:rPr>
+          <w:sz w:val="24"/>
+          <w:szCs w:val="24"/>
+        </w:rPr>
+        <w:t xml:space="preserve">Conf. </w:t>
+      </w:r>
+      <w:proofErr w:type="spellStart"/>
+      <w:r>
+        <w:rPr>
+          <w:sz w:val="24"/>
+          <w:szCs w:val="24"/>
+        </w:rPr>
+        <w:t>Comput</w:t>
+      </w:r>
+      <w:proofErr w:type="spellEnd"/>
+      <w:r>
+        <w:rPr>
+          <w:sz w:val="24"/>
+          <w:szCs w:val="24"/>
+        </w:rPr>
+        <w:t>. Vis., 2021, pp. 9553-9563.</w:t>
       </w:r>
     </w:p>
     <w:p>
@@ -19186,7 +21668,7 @@
           <w:sz w:val="24"/>
           <w:szCs w:val="24"/>
         </w:rPr>
-        <w:t>[17] T. S. Khushi, K. J. Likhitha Ram, N. Manasa, V. S. Navya, and F.</w:t>
+        <w:t>[28] N. H. Phong and B. Ribeiro, “Video Action Recognition Collaborative</w:t>
       </w:r>
       <w:r>
         <w:rPr>
@@ -19200,7 +21682,23 @@
           <w:sz w:val="24"/>
           <w:szCs w:val="24"/>
         </w:rPr>
-        <w:t>Rummana, “Suspicious Activity Detection Using Convolution Neural</w:t>
+        <w:t>Learning with Dynamics via PSO-</w:t>
+      </w:r>
+      <w:proofErr w:type="spellStart"/>
+      <w:r>
+        <w:rPr>
+          <w:sz w:val="24"/>
+          <w:szCs w:val="24"/>
+        </w:rPr>
+        <w:t>ConvNet</w:t>
+      </w:r>
+      <w:proofErr w:type="spellEnd"/>
+      <w:r>
+        <w:rPr>
+          <w:sz w:val="24"/>
+          <w:szCs w:val="24"/>
+        </w:rPr>
+        <w:t xml:space="preserve"> Transformer,” IEEE Trans.</w:t>
       </w:r>
       <w:r>
         <w:rPr>
@@ -19214,7 +21712,23 @@
           <w:sz w:val="24"/>
           <w:szCs w:val="24"/>
         </w:rPr>
-        <w:t>Network and Visual Geometry Group-19,” Int. J. Eng. Res. Technol.,</w:t>
+        <w:t xml:space="preserve">Neural </w:t>
+      </w:r>
+      <w:proofErr w:type="spellStart"/>
+      <w:r>
+        <w:rPr>
+          <w:sz w:val="24"/>
+          <w:szCs w:val="24"/>
+        </w:rPr>
+        <w:t>Netw</w:t>
+      </w:r>
+      <w:proofErr w:type="spellEnd"/>
+      <w:r>
+        <w:rPr>
+          <w:sz w:val="24"/>
+          <w:szCs w:val="24"/>
+        </w:rPr>
+        <w:t>. Learn. Syst., vol. 34, no. 9, pp. 5142-5155, 2023.</w:t>
       </w:r>
     </w:p>
     <w:p>
@@ -19228,13 +21742,6 @@
           <w:szCs w:val="24"/>
         </w:rPr>
       </w:pPr>
-      <w:r>
-        <w:rPr>
-          <w:sz w:val="24"/>
-          <w:szCs w:val="24"/>
-        </w:rPr>
-        <w:t>vol. 10, no. 5, pp. 1136-1141, 2021.</w:t>
-      </w:r>
     </w:p>
     <w:p>
       <w:pPr>
@@ -19247,24 +21754,128 @@
           <w:szCs w:val="24"/>
         </w:rPr>
       </w:pPr>
+      <w:r>
+        <w:rPr>
+          <w:sz w:val="24"/>
+          <w:szCs w:val="24"/>
+        </w:rPr>
+        <w:t xml:space="preserve">[29] T. Saba, R. Latif, A. Rehman, S. </w:t>
+      </w:r>
+      <w:proofErr w:type="spellStart"/>
+      <w:r>
+        <w:rPr>
+          <w:sz w:val="24"/>
+          <w:szCs w:val="24"/>
+        </w:rPr>
+        <w:t>Mohamedfati</w:t>
+      </w:r>
+      <w:proofErr w:type="spellEnd"/>
+      <w:r>
+        <w:rPr>
+          <w:sz w:val="24"/>
+          <w:szCs w:val="24"/>
+        </w:rPr>
+        <w:t>, and M. Raza,</w:t>
+      </w:r>
+      <w:r>
+        <w:rPr>
+          <w:sz w:val="24"/>
+          <w:szCs w:val="24"/>
+        </w:rPr>
+        <w:t xml:space="preserve"> </w:t>
+      </w:r>
+      <w:r>
+        <w:rPr>
+          <w:sz w:val="24"/>
+          <w:szCs w:val="24"/>
+        </w:rPr>
+        <w:t>“Suspicious Activity Recognition Using Proposed Deep L4-Branched-</w:t>
+      </w:r>
+      <w:r>
+        <w:rPr>
+          <w:sz w:val="24"/>
+          <w:szCs w:val="24"/>
+        </w:rPr>
+        <w:t xml:space="preserve"> </w:t>
+      </w:r>
+      <w:proofErr w:type="spellStart"/>
+      <w:r>
+        <w:rPr>
+          <w:sz w:val="24"/>
+          <w:szCs w:val="24"/>
+        </w:rPr>
+        <w:t>Actionnet</w:t>
+      </w:r>
+      <w:proofErr w:type="spellEnd"/>
+      <w:r>
+        <w:rPr>
+          <w:sz w:val="24"/>
+          <w:szCs w:val="24"/>
+        </w:rPr>
+        <w:t>,” IEEE Access, vol. 9, pp. 85430-85444, 2021.</w:t>
+      </w:r>
     </w:p>
     <w:p>
       <w:pPr>
         <w:pStyle w:val="BodyText"/>
         <w:spacing w:before="106"/>
-        <w:ind w:left="703" w:right="714"/>
-        <w:jc w:val="both"/>
-        <w:rPr>
-          <w:sz w:val="24"/>
-          <w:szCs w:val="24"/>
-        </w:rPr>
-      </w:pPr>
-      <w:r>
-        <w:rPr>
-          <w:sz w:val="24"/>
-          <w:szCs w:val="24"/>
-        </w:rPr>
-        <w:t>[18] R. Pramanik, “Transformer-based deep reverse attention network for</w:t>
+        <w:ind w:right="714"/>
+        <w:jc w:val="both"/>
+        <w:rPr>
+          <w:sz w:val="24"/>
+          <w:szCs w:val="24"/>
+        </w:rPr>
+      </w:pPr>
+    </w:p>
+    <w:p>
+      <w:pPr>
+        <w:pStyle w:val="BodyText"/>
+        <w:spacing w:before="106"/>
+        <w:ind w:left="703" w:right="714"/>
+        <w:jc w:val="both"/>
+        <w:rPr>
+          <w:sz w:val="24"/>
+          <w:szCs w:val="24"/>
+        </w:rPr>
+      </w:pPr>
+      <w:r>
+        <w:rPr>
+          <w:sz w:val="24"/>
+          <w:szCs w:val="24"/>
+        </w:rPr>
+        <w:t xml:space="preserve">[30] N. Crasto, P. </w:t>
+      </w:r>
+      <w:proofErr w:type="spellStart"/>
+      <w:r>
+        <w:rPr>
+          <w:sz w:val="24"/>
+          <w:szCs w:val="24"/>
+        </w:rPr>
+        <w:t>Weinzaepfel</w:t>
+      </w:r>
+      <w:proofErr w:type="spellEnd"/>
+      <w:r>
+        <w:rPr>
+          <w:sz w:val="24"/>
+          <w:szCs w:val="24"/>
+        </w:rPr>
+        <w:t xml:space="preserve">, K. </w:t>
+      </w:r>
+      <w:proofErr w:type="spellStart"/>
+      <w:r>
+        <w:rPr>
+          <w:sz w:val="24"/>
+          <w:szCs w:val="24"/>
+        </w:rPr>
+        <w:t>Alahari</w:t>
+      </w:r>
+      <w:proofErr w:type="spellEnd"/>
+      <w:r>
+        <w:rPr>
+          <w:sz w:val="24"/>
+          <w:szCs w:val="24"/>
+        </w:rPr>
+        <w:t>, and C. Schmid, “MARS: Motion-Augmented RGB Stream for Action Recognition,” in Proc. IEEE/CVF</w:t>
       </w:r>
       <w:r>
         <w:rPr>
@@ -19278,7 +21889,70 @@
           <w:sz w:val="24"/>
           <w:szCs w:val="24"/>
         </w:rPr>
-        <w:t>multi-sensory human activity recognition,” Appl. Intell., vol. 52, pp.</w:t>
+        <w:t xml:space="preserve">Conf. </w:t>
+      </w:r>
+      <w:proofErr w:type="spellStart"/>
+      <w:r>
+        <w:rPr>
+          <w:sz w:val="24"/>
+          <w:szCs w:val="24"/>
+        </w:rPr>
+        <w:t>Comput</w:t>
+      </w:r>
+      <w:proofErr w:type="spellEnd"/>
+      <w:r>
+        <w:rPr>
+          <w:sz w:val="24"/>
+          <w:szCs w:val="24"/>
+        </w:rPr>
+        <w:t xml:space="preserve">. Vis. Pattern </w:t>
+      </w:r>
+      <w:proofErr w:type="spellStart"/>
+      <w:r>
+        <w:rPr>
+          <w:sz w:val="24"/>
+          <w:szCs w:val="24"/>
+        </w:rPr>
+        <w:t>Recognit</w:t>
+      </w:r>
+      <w:proofErr w:type="spellEnd"/>
+      <w:r>
+        <w:rPr>
+          <w:sz w:val="24"/>
+          <w:szCs w:val="24"/>
+        </w:rPr>
+        <w:t>., 2019, pp. 7882-7891.</w:t>
+      </w:r>
+    </w:p>
+    <w:p>
+      <w:pPr>
+        <w:pStyle w:val="BodyText"/>
+        <w:spacing w:before="106"/>
+        <w:ind w:left="703" w:right="714"/>
+        <w:jc w:val="both"/>
+        <w:rPr>
+          <w:sz w:val="24"/>
+          <w:szCs w:val="24"/>
+        </w:rPr>
+      </w:pPr>
+    </w:p>
+    <w:p>
+      <w:pPr>
+        <w:pStyle w:val="BodyText"/>
+        <w:spacing w:before="106"/>
+        <w:ind w:left="703" w:right="714"/>
+        <w:jc w:val="both"/>
+        <w:rPr>
+          <w:sz w:val="24"/>
+          <w:szCs w:val="24"/>
+        </w:rPr>
+      </w:pPr>
+      <w:r>
+        <w:rPr>
+          <w:sz w:val="24"/>
+          <w:szCs w:val="24"/>
+        </w:rPr>
+        <w:t>[31] I. Goodfellow, Y. Bengio, and A. Courville, Deep Learning. Cambridge,</w:t>
       </w:r>
       <w:r>
         <w:rPr>
@@ -19292,7 +21966,7 @@
           <w:sz w:val="24"/>
           <w:szCs w:val="24"/>
         </w:rPr>
-        <w:t>12557-12574, 2022.</w:t>
+        <w:t>MA, USA: MIT Press, 2016.</w:t>
       </w:r>
     </w:p>
     <w:p>
@@ -19323,856 +21997,39 @@
           <w:sz w:val="24"/>
           <w:szCs w:val="24"/>
         </w:rPr>
-        <w:t>[19] M. T. Raza, L. Rajesh, V. Nandish, B. M. Manoj, and A. N. Rajith,</w:t>
-      </w:r>
-      <w:r>
-        <w:rPr>
-          <w:sz w:val="24"/>
-          <w:szCs w:val="24"/>
-        </w:rPr>
-        <w:t xml:space="preserve"> </w:t>
-      </w:r>
-      <w:r>
-        <w:rPr>
-          <w:sz w:val="24"/>
-          <w:szCs w:val="24"/>
-        </w:rPr>
-        <w:t>“Suspicious crowded Activity Detection and localizing using computer</w:t>
-      </w:r>
-      <w:r>
-        <w:rPr>
-          <w:sz w:val="24"/>
-          <w:szCs w:val="24"/>
-        </w:rPr>
-        <w:t xml:space="preserve"> </w:t>
-      </w:r>
-      <w:r>
-        <w:rPr>
-          <w:sz w:val="24"/>
-          <w:szCs w:val="24"/>
-        </w:rPr>
-        <w:t>vision and CNN,” Int. J. Eng. Res. Technol., vol. 10, no. 5, pp. 551-556,</w:t>
-      </w:r>
-      <w:r>
-        <w:rPr>
-          <w:sz w:val="24"/>
-          <w:szCs w:val="24"/>
-        </w:rPr>
-        <w:t xml:space="preserve"> </w:t>
-      </w:r>
-      <w:r>
-        <w:rPr>
-          <w:sz w:val="24"/>
-          <w:szCs w:val="24"/>
-        </w:rPr>
-        <w:t>2021.</w:t>
-      </w:r>
-    </w:p>
-    <w:p>
-      <w:pPr>
-        <w:pStyle w:val="BodyText"/>
-        <w:spacing w:before="106"/>
-        <w:ind w:left="703" w:right="714"/>
-        <w:jc w:val="both"/>
-        <w:rPr>
-          <w:sz w:val="24"/>
-          <w:szCs w:val="24"/>
-        </w:rPr>
-      </w:pPr>
-    </w:p>
-    <w:p>
-      <w:pPr>
-        <w:pStyle w:val="BodyText"/>
-        <w:spacing w:before="106"/>
-        <w:ind w:left="703" w:right="714"/>
-        <w:jc w:val="both"/>
-        <w:rPr>
-          <w:sz w:val="24"/>
-          <w:szCs w:val="24"/>
-        </w:rPr>
-      </w:pPr>
-    </w:p>
-    <w:p>
-      <w:pPr>
-        <w:pStyle w:val="BodyText"/>
-        <w:spacing w:before="106"/>
-        <w:ind w:left="703" w:right="714"/>
-        <w:jc w:val="both"/>
-        <w:rPr>
-          <w:sz w:val="24"/>
-          <w:szCs w:val="24"/>
-        </w:rPr>
-      </w:pPr>
-    </w:p>
-    <w:p>
-      <w:pPr>
-        <w:pStyle w:val="BodyText"/>
-        <w:spacing w:before="106"/>
-        <w:ind w:left="703" w:right="714"/>
-        <w:jc w:val="both"/>
-        <w:rPr>
-          <w:sz w:val="24"/>
-          <w:szCs w:val="24"/>
-        </w:rPr>
-      </w:pPr>
-    </w:p>
-    <w:p>
-      <w:pPr>
-        <w:pStyle w:val="BodyText"/>
-        <w:spacing w:before="106"/>
-        <w:ind w:left="703" w:right="714"/>
-        <w:jc w:val="both"/>
-        <w:rPr>
-          <w:sz w:val="24"/>
-          <w:szCs w:val="24"/>
-        </w:rPr>
-      </w:pPr>
-      <w:r>
-        <w:rPr>
-          <w:sz w:val="24"/>
-          <w:szCs w:val="24"/>
-        </w:rPr>
-        <w:t>[20] A. Tiwari, A. Sharma, V. Sethiya, V. Kate, and N. Rathi, “Deep Learning</w:t>
-      </w:r>
-      <w:r>
-        <w:rPr>
-          <w:sz w:val="24"/>
-          <w:szCs w:val="24"/>
-        </w:rPr>
-        <w:t xml:space="preserve"> </w:t>
-      </w:r>
-      <w:r>
-        <w:rPr>
-          <w:sz w:val="24"/>
-          <w:szCs w:val="24"/>
-        </w:rPr>
-        <w:t>Approach for the Automatic Detection of Suspicious Human Activity,”</w:t>
-      </w:r>
-      <w:r>
-        <w:rPr>
-          <w:sz w:val="24"/>
-          <w:szCs w:val="24"/>
-        </w:rPr>
-        <w:t xml:space="preserve"> </w:t>
-      </w:r>
-      <w:r>
-        <w:rPr>
-          <w:sz w:val="24"/>
-          <w:szCs w:val="24"/>
-        </w:rPr>
-        <w:t>Int. J. Innov. Technol. Exploring Eng., vol. 9, no. 6, pp. 1044-1047,</w:t>
-      </w:r>
-    </w:p>
-    <w:p>
-      <w:pPr>
-        <w:pStyle w:val="BodyText"/>
-        <w:spacing w:before="106"/>
-        <w:ind w:left="703" w:right="714"/>
-        <w:jc w:val="both"/>
-        <w:rPr>
-          <w:sz w:val="24"/>
-          <w:szCs w:val="24"/>
-        </w:rPr>
-      </w:pPr>
-      <w:r>
-        <w:rPr>
-          <w:sz w:val="24"/>
-          <w:szCs w:val="24"/>
-        </w:rPr>
-        <w:t>2020.</w:t>
-      </w:r>
-    </w:p>
-    <w:p>
-      <w:pPr>
-        <w:pStyle w:val="BodyText"/>
-        <w:spacing w:before="106"/>
-        <w:ind w:left="703" w:right="714"/>
-        <w:jc w:val="both"/>
-        <w:rPr>
-          <w:sz w:val="24"/>
-          <w:szCs w:val="24"/>
-        </w:rPr>
-      </w:pPr>
-    </w:p>
-    <w:p>
-      <w:pPr>
-        <w:pStyle w:val="BodyText"/>
-        <w:spacing w:before="106"/>
-        <w:ind w:left="703" w:right="714"/>
-        <w:jc w:val="both"/>
-        <w:rPr>
-          <w:sz w:val="24"/>
-          <w:szCs w:val="24"/>
-        </w:rPr>
-      </w:pPr>
-      <w:r>
-        <w:rPr>
-          <w:sz w:val="24"/>
-          <w:szCs w:val="24"/>
-        </w:rPr>
-        <w:t>[21] M. Mudgal, D. Punj, and A. Pillai, “Suspicious Action Detection in</w:t>
-      </w:r>
-      <w:r>
-        <w:rPr>
-          <w:sz w:val="24"/>
-          <w:szCs w:val="24"/>
-        </w:rPr>
-        <w:t xml:space="preserve"> </w:t>
-      </w:r>
-      <w:r>
-        <w:rPr>
-          <w:sz w:val="24"/>
-          <w:szCs w:val="24"/>
-        </w:rPr>
-        <w:t>Intelligent Surveillance System Using Action Attribute Modelling,” J.</w:t>
-      </w:r>
-      <w:r>
-        <w:rPr>
-          <w:sz w:val="24"/>
-          <w:szCs w:val="24"/>
-        </w:rPr>
-        <w:t xml:space="preserve"> </w:t>
-      </w:r>
-      <w:r>
-        <w:rPr>
-          <w:sz w:val="24"/>
-          <w:szCs w:val="24"/>
-        </w:rPr>
-        <w:t>Ambient Intell. Humaniz. Comput., vol. 11, no. 9, pp. 3799-3813, 2020.</w:t>
-      </w:r>
-    </w:p>
-    <w:p>
-      <w:pPr>
-        <w:pStyle w:val="BodyText"/>
-        <w:spacing w:before="106"/>
-        <w:ind w:left="703" w:right="714"/>
-        <w:jc w:val="both"/>
-        <w:rPr>
-          <w:sz w:val="24"/>
-          <w:szCs w:val="24"/>
-        </w:rPr>
-      </w:pPr>
-    </w:p>
-    <w:p>
-      <w:pPr>
-        <w:pStyle w:val="BodyText"/>
-        <w:spacing w:before="106"/>
-        <w:ind w:left="703" w:right="714"/>
-        <w:jc w:val="both"/>
-        <w:rPr>
-          <w:sz w:val="24"/>
-          <w:szCs w:val="24"/>
-        </w:rPr>
-      </w:pPr>
-      <w:r>
-        <w:rPr>
-          <w:sz w:val="24"/>
-          <w:szCs w:val="24"/>
-        </w:rPr>
-        <w:t>[22] W. Ahmed, M. H. Yousaf, and A. Yasin, “Robust Suspicious Action</w:t>
-      </w:r>
-      <w:r>
-        <w:rPr>
-          <w:sz w:val="24"/>
-          <w:szCs w:val="24"/>
-        </w:rPr>
-        <w:t xml:space="preserve"> </w:t>
-      </w:r>
-      <w:r>
-        <w:rPr>
-          <w:sz w:val="24"/>
-          <w:szCs w:val="24"/>
-        </w:rPr>
-        <w:t>Recognition Approach Using Pose Descriptor,” IEEE Access, vol. 8, pp.</w:t>
-      </w:r>
-      <w:r>
-        <w:rPr>
-          <w:sz w:val="24"/>
-          <w:szCs w:val="24"/>
-        </w:rPr>
-        <w:t xml:space="preserve"> </w:t>
-      </w:r>
-      <w:r>
-        <w:rPr>
-          <w:sz w:val="24"/>
-          <w:szCs w:val="24"/>
-        </w:rPr>
-        <w:t>11842-11853, 2020.</w:t>
-      </w:r>
-    </w:p>
-    <w:p>
-      <w:pPr>
-        <w:pStyle w:val="BodyText"/>
-        <w:spacing w:before="106"/>
-        <w:ind w:left="703" w:right="714"/>
-        <w:jc w:val="both"/>
-        <w:rPr>
-          <w:sz w:val="24"/>
-          <w:szCs w:val="24"/>
-        </w:rPr>
-      </w:pPr>
-    </w:p>
-    <w:p>
-      <w:pPr>
-        <w:pStyle w:val="BodyText"/>
-        <w:spacing w:before="106"/>
-        <w:ind w:left="703" w:right="714"/>
-        <w:jc w:val="both"/>
-        <w:rPr>
-          <w:sz w:val="24"/>
-          <w:szCs w:val="24"/>
-        </w:rPr>
-      </w:pPr>
-      <w:r>
-        <w:rPr>
-          <w:sz w:val="24"/>
-          <w:szCs w:val="24"/>
-        </w:rPr>
-        <w:t>[23] R. K. Tripathi, A. S. Jalal, and S. C. Agrawa, “Suspicious Human</w:t>
-      </w:r>
-      <w:r>
-        <w:rPr>
-          <w:sz w:val="24"/>
-          <w:szCs w:val="24"/>
-        </w:rPr>
-        <w:t xml:space="preserve"> </w:t>
-      </w:r>
-      <w:r>
-        <w:rPr>
-          <w:sz w:val="24"/>
-          <w:szCs w:val="24"/>
-        </w:rPr>
-        <w:t>Activity Recognition: A Review,” Artif. Intell. Rev., vol. 50, no. 2, pp.</w:t>
-      </w:r>
-      <w:r>
-        <w:rPr>
-          <w:sz w:val="24"/>
-          <w:szCs w:val="24"/>
-        </w:rPr>
-        <w:t xml:space="preserve"> </w:t>
-      </w:r>
-      <w:r>
-        <w:rPr>
-          <w:sz w:val="24"/>
-          <w:szCs w:val="24"/>
-        </w:rPr>
-        <w:t>283-339, 2018.</w:t>
-      </w:r>
-    </w:p>
-    <w:p>
-      <w:pPr>
-        <w:pStyle w:val="BodyText"/>
-        <w:spacing w:before="106"/>
-        <w:ind w:left="703" w:right="714"/>
-        <w:jc w:val="both"/>
-        <w:rPr>
-          <w:sz w:val="24"/>
-          <w:szCs w:val="24"/>
-        </w:rPr>
-      </w:pPr>
-    </w:p>
-    <w:p>
-      <w:pPr>
-        <w:pStyle w:val="BodyText"/>
-        <w:spacing w:before="106"/>
-        <w:ind w:left="703" w:right="714"/>
-        <w:jc w:val="both"/>
-        <w:rPr>
-          <w:sz w:val="24"/>
-          <w:szCs w:val="24"/>
-        </w:rPr>
-      </w:pPr>
-      <w:r>
-        <w:rPr>
-          <w:sz w:val="24"/>
-          <w:szCs w:val="24"/>
-        </w:rPr>
-        <w:t>[24] M. B. Ayed, S. E. Santini, S. A. Alshaya, and M. Abid, “Suspicious</w:t>
-      </w:r>
-      <w:r>
-        <w:rPr>
-          <w:sz w:val="24"/>
-          <w:szCs w:val="24"/>
-        </w:rPr>
-        <w:t xml:space="preserve"> </w:t>
-      </w:r>
-      <w:r>
-        <w:rPr>
-          <w:sz w:val="24"/>
-          <w:szCs w:val="24"/>
-        </w:rPr>
-        <w:t>Behavior Recognition Based on Face Features,” IEEE Access, vol. 8,</w:t>
-      </w:r>
-      <w:r>
-        <w:rPr>
-          <w:sz w:val="24"/>
-          <w:szCs w:val="24"/>
-        </w:rPr>
-        <w:t xml:space="preserve"> </w:t>
-      </w:r>
-      <w:r>
-        <w:rPr>
-          <w:sz w:val="24"/>
-          <w:szCs w:val="24"/>
-        </w:rPr>
-        <w:t>pp. 118455-118463, 2020.</w:t>
-      </w:r>
-    </w:p>
-    <w:p>
-      <w:pPr>
-        <w:pStyle w:val="BodyText"/>
-        <w:spacing w:before="106"/>
-        <w:ind w:left="703" w:right="714"/>
-        <w:jc w:val="both"/>
-        <w:rPr>
-          <w:sz w:val="24"/>
-          <w:szCs w:val="24"/>
-        </w:rPr>
-      </w:pPr>
-    </w:p>
-    <w:p>
-      <w:pPr>
-        <w:pStyle w:val="BodyText"/>
-        <w:spacing w:before="106"/>
-        <w:ind w:left="703" w:right="714"/>
-        <w:jc w:val="both"/>
-        <w:rPr>
-          <w:sz w:val="24"/>
-          <w:szCs w:val="24"/>
-        </w:rPr>
-      </w:pPr>
-      <w:r>
-        <w:rPr>
-          <w:sz w:val="24"/>
-          <w:szCs w:val="24"/>
-        </w:rPr>
-        <w:t>[25] K. Ranasinghe, M. Naseer, S. Khan, F. S. Khan, and M. Ryoo, “Self-</w:t>
-      </w:r>
-      <w:r>
-        <w:rPr>
-          <w:sz w:val="24"/>
-          <w:szCs w:val="24"/>
-        </w:rPr>
-        <w:t xml:space="preserve"> </w:t>
-      </w:r>
-      <w:r>
-        <w:rPr>
-          <w:sz w:val="24"/>
-          <w:szCs w:val="24"/>
-        </w:rPr>
-        <w:t>supervised Video Transformer,” in Proc. IEEE/CVF Conf. Comput. Vis.</w:t>
-      </w:r>
-      <w:r>
-        <w:rPr>
-          <w:sz w:val="24"/>
-          <w:szCs w:val="24"/>
-        </w:rPr>
-        <w:t xml:space="preserve"> </w:t>
-      </w:r>
-      <w:r>
-        <w:rPr>
-          <w:sz w:val="24"/>
-          <w:szCs w:val="24"/>
-        </w:rPr>
-        <w:t>Pattern Recognit., 2021, pp. 2378-2387.</w:t>
-      </w:r>
-    </w:p>
-    <w:p>
-      <w:pPr>
-        <w:pStyle w:val="BodyText"/>
-        <w:spacing w:before="106"/>
-        <w:ind w:left="703" w:right="714"/>
-        <w:jc w:val="both"/>
-        <w:rPr>
-          <w:sz w:val="24"/>
-          <w:szCs w:val="24"/>
-        </w:rPr>
-      </w:pPr>
-    </w:p>
-    <w:p>
-      <w:pPr>
-        <w:pStyle w:val="BodyText"/>
-        <w:spacing w:before="106"/>
-        <w:ind w:left="703" w:right="714"/>
-        <w:jc w:val="both"/>
-        <w:rPr>
-          <w:sz w:val="24"/>
-          <w:szCs w:val="24"/>
-        </w:rPr>
-      </w:pPr>
-      <w:r>
-        <w:rPr>
-          <w:sz w:val="24"/>
-          <w:szCs w:val="24"/>
-        </w:rPr>
-        <w:t>[26] K. K. Verma, B. M. Singh, and A. Dixit, “A Review of Supervised</w:t>
-      </w:r>
-      <w:r>
-        <w:rPr>
-          <w:sz w:val="24"/>
-          <w:szCs w:val="24"/>
-        </w:rPr>
-        <w:t xml:space="preserve"> </w:t>
-      </w:r>
-      <w:r>
-        <w:rPr>
-          <w:sz w:val="24"/>
-          <w:szCs w:val="24"/>
-        </w:rPr>
-        <w:t>and Unsupervised Machine Learning Techniques for Suspicious Behav-ior Recognition in Intelligent Surveillance System,” Int. J. Eng. Adv.</w:t>
-      </w:r>
-    </w:p>
-    <w:p>
-      <w:pPr>
-        <w:pStyle w:val="BodyText"/>
-        <w:spacing w:before="106"/>
-        <w:ind w:left="703" w:right="714"/>
-        <w:jc w:val="both"/>
-        <w:rPr>
-          <w:sz w:val="24"/>
-          <w:szCs w:val="24"/>
-        </w:rPr>
-      </w:pPr>
-      <w:r>
-        <w:rPr>
-          <w:sz w:val="24"/>
-          <w:szCs w:val="24"/>
-        </w:rPr>
-        <w:t>Technol., vol. 8, no. 4, pp. 1379-1384, 2019.</w:t>
-      </w:r>
-    </w:p>
-    <w:p>
-      <w:pPr>
-        <w:pStyle w:val="BodyText"/>
-        <w:spacing w:before="106"/>
-        <w:ind w:left="703" w:right="714"/>
-        <w:jc w:val="both"/>
-        <w:rPr>
-          <w:sz w:val="24"/>
-          <w:szCs w:val="24"/>
-        </w:rPr>
-      </w:pPr>
-    </w:p>
-    <w:p>
-      <w:pPr>
-        <w:pStyle w:val="BodyText"/>
-        <w:spacing w:before="106"/>
-        <w:ind w:left="703" w:right="714"/>
-        <w:jc w:val="both"/>
-        <w:rPr>
-          <w:sz w:val="24"/>
-          <w:szCs w:val="24"/>
-        </w:rPr>
-      </w:pPr>
-      <w:r>
-        <w:rPr>
-          <w:sz w:val="24"/>
-          <w:szCs w:val="24"/>
-        </w:rPr>
-        <w:t>[27] H. Tan, J. Lei, T. Wolf, and M. Bansal, “VIMPAC: Video Pre-Training</w:t>
-      </w:r>
-      <w:r>
-        <w:rPr>
-          <w:sz w:val="24"/>
-          <w:szCs w:val="24"/>
-        </w:rPr>
-        <w:t xml:space="preserve"> </w:t>
-      </w:r>
-      <w:r>
-        <w:rPr>
-          <w:sz w:val="24"/>
-          <w:szCs w:val="24"/>
-        </w:rPr>
-        <w:t>via Masked Token Prediction and Contrastive Learning,” in Proc. Int.</w:t>
-      </w:r>
-      <w:r>
-        <w:rPr>
-          <w:sz w:val="24"/>
-          <w:szCs w:val="24"/>
-        </w:rPr>
-        <w:t xml:space="preserve"> </w:t>
-      </w:r>
-      <w:r>
-        <w:rPr>
-          <w:sz w:val="24"/>
-          <w:szCs w:val="24"/>
-        </w:rPr>
-        <w:t>Conf. Comput. Vis., 2021, pp. 9553-9563.</w:t>
-      </w:r>
-    </w:p>
-    <w:p>
-      <w:pPr>
-        <w:pStyle w:val="BodyText"/>
-        <w:spacing w:before="106"/>
-        <w:ind w:left="703" w:right="714"/>
-        <w:jc w:val="both"/>
-        <w:rPr>
-          <w:sz w:val="24"/>
-          <w:szCs w:val="24"/>
-        </w:rPr>
-      </w:pPr>
-    </w:p>
-    <w:p>
-      <w:pPr>
-        <w:pStyle w:val="BodyText"/>
-        <w:spacing w:before="106"/>
-        <w:ind w:left="703" w:right="714"/>
-        <w:jc w:val="both"/>
-        <w:rPr>
-          <w:sz w:val="24"/>
-          <w:szCs w:val="24"/>
-        </w:rPr>
-      </w:pPr>
-      <w:r>
-        <w:rPr>
-          <w:sz w:val="24"/>
-          <w:szCs w:val="24"/>
-        </w:rPr>
-        <w:t>[28] N. H. Phong and B. Ribeiro, “Video Action Recognition Collaborative</w:t>
-      </w:r>
-      <w:r>
-        <w:rPr>
-          <w:sz w:val="24"/>
-          <w:szCs w:val="24"/>
-        </w:rPr>
-        <w:t xml:space="preserve"> </w:t>
-      </w:r>
-      <w:r>
-        <w:rPr>
-          <w:sz w:val="24"/>
-          <w:szCs w:val="24"/>
-        </w:rPr>
-        <w:t>Learning with Dynamics via PSO-ConvNet Transformer,” IEEE Trans.</w:t>
-      </w:r>
-      <w:r>
-        <w:rPr>
-          <w:sz w:val="24"/>
-          <w:szCs w:val="24"/>
-        </w:rPr>
-        <w:t xml:space="preserve"> </w:t>
-      </w:r>
-      <w:r>
-        <w:rPr>
-          <w:sz w:val="24"/>
-          <w:szCs w:val="24"/>
-        </w:rPr>
-        <w:t>Neural Netw. Learn. Syst., vol. 34, no. 9, pp. 5142-5155, 2023.</w:t>
-      </w:r>
-    </w:p>
-    <w:p>
-      <w:pPr>
-        <w:pStyle w:val="BodyText"/>
-        <w:spacing w:before="106"/>
-        <w:ind w:left="703" w:right="714"/>
-        <w:jc w:val="both"/>
-        <w:rPr>
-          <w:sz w:val="24"/>
-          <w:szCs w:val="24"/>
-        </w:rPr>
-      </w:pPr>
-    </w:p>
-    <w:p>
-      <w:pPr>
-        <w:pStyle w:val="BodyText"/>
-        <w:spacing w:before="106"/>
-        <w:ind w:left="703" w:right="714"/>
-        <w:jc w:val="both"/>
-        <w:rPr>
-          <w:sz w:val="24"/>
-          <w:szCs w:val="24"/>
-        </w:rPr>
-      </w:pPr>
-      <w:r>
-        <w:rPr>
-          <w:sz w:val="24"/>
-          <w:szCs w:val="24"/>
-        </w:rPr>
-        <w:t>[29] T. Saba, R. Latif, A. Rehman, S. Mohamedfati, and M. Raza,</w:t>
-      </w:r>
-      <w:r>
-        <w:rPr>
-          <w:sz w:val="24"/>
-          <w:szCs w:val="24"/>
-        </w:rPr>
-        <w:t xml:space="preserve"> </w:t>
-      </w:r>
-      <w:r>
-        <w:rPr>
-          <w:sz w:val="24"/>
-          <w:szCs w:val="24"/>
-        </w:rPr>
-        <w:t>“Suspicious Activity Recognition Using Proposed Deep L4-Branched-</w:t>
-      </w:r>
-      <w:r>
-        <w:rPr>
-          <w:sz w:val="24"/>
-          <w:szCs w:val="24"/>
-        </w:rPr>
-        <w:t xml:space="preserve"> </w:t>
-      </w:r>
-      <w:r>
-        <w:rPr>
-          <w:sz w:val="24"/>
-          <w:szCs w:val="24"/>
-        </w:rPr>
-        <w:t>Actionnet,” IEEE Access, vol. 9, pp. 85430-85444, 2021.</w:t>
-      </w:r>
-    </w:p>
-    <w:p>
-      <w:pPr>
-        <w:pStyle w:val="BodyText"/>
-        <w:spacing w:before="106"/>
-        <w:ind w:left="703" w:right="714"/>
-        <w:jc w:val="both"/>
-        <w:rPr>
-          <w:sz w:val="24"/>
-          <w:szCs w:val="24"/>
-        </w:rPr>
-      </w:pPr>
-    </w:p>
-    <w:p>
-      <w:pPr>
-        <w:pStyle w:val="BodyText"/>
-        <w:spacing w:before="106"/>
-        <w:ind w:left="703" w:right="714"/>
-        <w:jc w:val="both"/>
-        <w:rPr>
-          <w:sz w:val="24"/>
-          <w:szCs w:val="24"/>
-        </w:rPr>
-      </w:pPr>
-    </w:p>
-    <w:p>
-      <w:pPr>
-        <w:pStyle w:val="BodyText"/>
-        <w:spacing w:before="106"/>
-        <w:ind w:left="703" w:right="714"/>
-        <w:jc w:val="both"/>
-        <w:rPr>
-          <w:sz w:val="24"/>
-          <w:szCs w:val="24"/>
-        </w:rPr>
-      </w:pPr>
-    </w:p>
-    <w:p>
-      <w:pPr>
-        <w:pStyle w:val="BodyText"/>
-        <w:spacing w:before="106"/>
-        <w:ind w:left="703" w:right="714"/>
-        <w:jc w:val="both"/>
-        <w:rPr>
-          <w:sz w:val="24"/>
-          <w:szCs w:val="24"/>
-        </w:rPr>
-      </w:pPr>
-    </w:p>
-    <w:p>
-      <w:pPr>
-        <w:pStyle w:val="BodyText"/>
-        <w:spacing w:before="106"/>
-        <w:ind w:left="703" w:right="714"/>
-        <w:jc w:val="both"/>
-        <w:rPr>
-          <w:sz w:val="24"/>
-          <w:szCs w:val="24"/>
-        </w:rPr>
-      </w:pPr>
-      <w:r>
-        <w:rPr>
-          <w:sz w:val="24"/>
-          <w:szCs w:val="24"/>
-        </w:rPr>
-        <w:t>[30] N. Crasto, P. Weinzaepfel, K. Alahari, and C. Schmid, “MARS: Motion-Augmented RGB Stream for Action Recognition,” in Proc. IEEE/CVF</w:t>
-      </w:r>
-      <w:r>
-        <w:rPr>
-          <w:sz w:val="24"/>
-          <w:szCs w:val="24"/>
-        </w:rPr>
-        <w:t xml:space="preserve"> </w:t>
-      </w:r>
-      <w:r>
-        <w:rPr>
-          <w:sz w:val="24"/>
-          <w:szCs w:val="24"/>
-        </w:rPr>
-        <w:t>Conf. Comput. Vis. Pattern Recognit., 2019, pp. 7882-7891.</w:t>
-      </w:r>
-    </w:p>
-    <w:p>
-      <w:pPr>
-        <w:pStyle w:val="BodyText"/>
-        <w:spacing w:before="106"/>
-        <w:ind w:left="703" w:right="714"/>
-        <w:jc w:val="both"/>
-        <w:rPr>
-          <w:sz w:val="24"/>
-          <w:szCs w:val="24"/>
-        </w:rPr>
-      </w:pPr>
-    </w:p>
-    <w:p>
-      <w:pPr>
-        <w:pStyle w:val="BodyText"/>
-        <w:spacing w:before="106"/>
-        <w:ind w:left="703" w:right="714"/>
-        <w:jc w:val="both"/>
-        <w:rPr>
-          <w:sz w:val="24"/>
-          <w:szCs w:val="24"/>
-        </w:rPr>
-      </w:pPr>
-      <w:r>
-        <w:rPr>
-          <w:sz w:val="24"/>
-          <w:szCs w:val="24"/>
-        </w:rPr>
-        <w:t>[31] I. Goodfellow, Y. Bengio, and A. Courville, Deep Learning. Cambridge,</w:t>
-      </w:r>
-      <w:r>
-        <w:rPr>
-          <w:sz w:val="24"/>
-          <w:szCs w:val="24"/>
-        </w:rPr>
-        <w:t xml:space="preserve"> </w:t>
-      </w:r>
-      <w:r>
-        <w:rPr>
-          <w:sz w:val="24"/>
-          <w:szCs w:val="24"/>
-        </w:rPr>
-        <w:t>MA, USA: MIT Press, 2016.</w:t>
-      </w:r>
-    </w:p>
-    <w:p>
-      <w:pPr>
-        <w:pStyle w:val="BodyText"/>
-        <w:spacing w:before="106"/>
-        <w:ind w:left="703" w:right="714"/>
-        <w:jc w:val="both"/>
-        <w:rPr>
-          <w:sz w:val="24"/>
-          <w:szCs w:val="24"/>
-        </w:rPr>
-      </w:pPr>
-    </w:p>
-    <w:p>
-      <w:pPr>
-        <w:pStyle w:val="BodyText"/>
-        <w:spacing w:before="106"/>
-        <w:ind w:left="703" w:right="714"/>
-        <w:jc w:val="both"/>
-        <w:rPr>
-          <w:sz w:val="24"/>
-          <w:szCs w:val="24"/>
-        </w:rPr>
-      </w:pPr>
-      <w:r>
-        <w:rPr>
-          <w:sz w:val="24"/>
-          <w:szCs w:val="24"/>
-        </w:rPr>
-        <w:t>[32] L. Bottou, F. E. Curtis, and J. Nocedal, “Optimization methods for large-scale machine learning,” SIAM Review, vol. 60, no. 2, pp. 223–311,</w:t>
+        <w:t xml:space="preserve">[32] L. </w:t>
+      </w:r>
+      <w:proofErr w:type="spellStart"/>
+      <w:r>
+        <w:rPr>
+          <w:sz w:val="24"/>
+          <w:szCs w:val="24"/>
+        </w:rPr>
+        <w:t>Bottou</w:t>
+      </w:r>
+      <w:proofErr w:type="spellEnd"/>
+      <w:r>
+        <w:rPr>
+          <w:sz w:val="24"/>
+          <w:szCs w:val="24"/>
+        </w:rPr>
+        <w:t xml:space="preserve">, F. E. Curtis, and J. </w:t>
+      </w:r>
+      <w:proofErr w:type="spellStart"/>
+      <w:r>
+        <w:rPr>
+          <w:sz w:val="24"/>
+          <w:szCs w:val="24"/>
+        </w:rPr>
+        <w:t>Nocedal</w:t>
+      </w:r>
+      <w:proofErr w:type="spellEnd"/>
+      <w:r>
+        <w:rPr>
+          <w:sz w:val="24"/>
+          <w:szCs w:val="24"/>
+        </w:rPr>
+        <w:t>, “Optimization methods for large-scale machine learning,” SIAM Review, vol. 60, no. 2, pp. 223–311,</w:t>
       </w:r>
       <w:r>
         <w:rPr>
@@ -20228,6 +22085,36 @@
 </w:endnotes>
 </file>
 
+<file path=word/footer1.xml><?xml version="1.0" encoding="utf-8"?>
+<w:ftr xmlns:wpc="http://schemas.microsoft.com/office/word/2010/wordprocessingCanvas" xmlns:cx="http://schemas.microsoft.com/office/drawing/2014/chartex" xmlns:cx1="http://schemas.microsoft.com/office/drawing/2015/9/8/chartex" xmlns:cx2="http://schemas.microsoft.com/office/drawing/2015/10/21/chartex" xmlns:cx3="http://schemas.microsoft.com/office/drawing/2016/5/9/chartex" xmlns:cx4="http://schemas.microsoft.com/office/drawing/2016/5/10/chartex" xmlns:cx5="http://schemas.microsoft.com/office/drawing/2016/5/11/chartex" xmlns:cx6="http://schemas.microsoft.com/office/drawing/2016/5/12/chartex" xmlns:cx7="http://schemas.microsoft.com/office/drawing/2016/5/13/chartex" xmlns:cx8="http://schemas.microsoft.com/office/drawing/2016/5/14/chartex" xmlns:mc="http://schemas.openxmlformats.org/markup-compatibility/2006" xmlns:aink="http://schemas.microsoft.com/office/drawing/2016/ink" xmlns:am3d="http://schemas.microsoft.com/office/drawing/2017/model3d" xmlns:o="urn:schemas-microsoft-com:office:office" xmlns:oel="http://schemas.microsoft.com/office/2019/extlst" xmlns:r="http://schemas.openxmlformats.org/officeDocument/2006/relationships" xmlns:m="http://schemas.openxmlformats.org/officeDocument/2006/math" xmlns:v="urn:schemas-microsoft-com:vml" xmlns:wp14="http://schemas.microsoft.com/office/word/2010/wordprocessingDrawing" xmlns:wp="http://schemas.openxmlformats.org/drawingml/2006/wordprocessingDrawing" xmlns:w10="urn:schemas-microsoft-com:office:word" xmlns:w="http://schemas.openxmlformats.org/wordprocessingml/2006/main" xmlns:w14="http://schemas.microsoft.com/office/word/2010/wordml" xmlns:w15="http://schemas.microsoft.com/office/word/2012/wordml" xmlns:w16cex="http://schemas.microsoft.com/office/word/2018/wordml/cex" xmlns:w16cid="http://schemas.microsoft.com/office/word/2016/wordml/cid" xmlns:w16="http://schemas.microsoft.com/office/word/2018/wordml" xmlns:w16du="http://schemas.microsoft.com/office/word/2023/wordml/word16du" xmlns:w16sdtdh="http://schemas.microsoft.com/office/word/2020/wordml/sdtdatahash" xmlns:w16sdtfl="http://schemas.microsoft.com/office/word/2024/wordml/sdtformatlock" xmlns:w16se="http://schemas.microsoft.com/office/word/2015/wordml/symex" xmlns:wpg="http://schemas.microsoft.com/office/word/2010/wordprocessingGroup" xmlns:wpi="http://schemas.microsoft.com/office/word/2010/wordprocessingInk" xmlns:wne="http://schemas.microsoft.com/office/word/2006/wordml" xmlns:wps="http://schemas.microsoft.com/office/word/2010/wordprocessingShape" mc:Ignorable="w14 w15 w16se w16cid w16 w16cex w16sdtdh w16sdtfl w16du wp14">
+  <w:p>
+    <w:pPr>
+      <w:pStyle w:val="Footer"/>
+    </w:pPr>
+  </w:p>
+</w:ftr>
+</file>
+
+<file path=word/footer2.xml><?xml version="1.0" encoding="utf-8"?>
+<w:ftr xmlns:wpc="http://schemas.microsoft.com/office/word/2010/wordprocessingCanvas" xmlns:cx="http://schemas.microsoft.com/office/drawing/2014/chartex" xmlns:cx1="http://schemas.microsoft.com/office/drawing/2015/9/8/chartex" xmlns:cx2="http://schemas.microsoft.com/office/drawing/2015/10/21/chartex" xmlns:cx3="http://schemas.microsoft.com/office/drawing/2016/5/9/chartex" xmlns:cx4="http://schemas.microsoft.com/office/drawing/2016/5/10/chartex" xmlns:cx5="http://schemas.microsoft.com/office/drawing/2016/5/11/chartex" xmlns:cx6="http://schemas.microsoft.com/office/drawing/2016/5/12/chartex" xmlns:cx7="http://schemas.microsoft.com/office/drawing/2016/5/13/chartex" xmlns:cx8="http://schemas.microsoft.com/office/drawing/2016/5/14/chartex" xmlns:mc="http://schemas.openxmlformats.org/markup-compatibility/2006" xmlns:aink="http://schemas.microsoft.com/office/drawing/2016/ink" xmlns:am3d="http://schemas.microsoft.com/office/drawing/2017/model3d" xmlns:o="urn:schemas-microsoft-com:office:office" xmlns:oel="http://schemas.microsoft.com/office/2019/extlst" xmlns:r="http://schemas.openxmlformats.org/officeDocument/2006/relationships" xmlns:m="http://schemas.openxmlformats.org/officeDocument/2006/math" xmlns:v="urn:schemas-microsoft-com:vml" xmlns:wp14="http://schemas.microsoft.com/office/word/2010/wordprocessingDrawing" xmlns:wp="http://schemas.openxmlformats.org/drawingml/2006/wordprocessingDrawing" xmlns:w10="urn:schemas-microsoft-com:office:word" xmlns:w="http://schemas.openxmlformats.org/wordprocessingml/2006/main" xmlns:w14="http://schemas.microsoft.com/office/word/2010/wordml" xmlns:w15="http://schemas.microsoft.com/office/word/2012/wordml" xmlns:w16cex="http://schemas.microsoft.com/office/word/2018/wordml/cex" xmlns:w16cid="http://schemas.microsoft.com/office/word/2016/wordml/cid" xmlns:w16="http://schemas.microsoft.com/office/word/2018/wordml" xmlns:w16du="http://schemas.microsoft.com/office/word/2023/wordml/word16du" xmlns:w16sdtdh="http://schemas.microsoft.com/office/word/2020/wordml/sdtdatahash" xmlns:w16sdtfl="http://schemas.microsoft.com/office/word/2024/wordml/sdtformatlock" xmlns:w16se="http://schemas.microsoft.com/office/word/2015/wordml/symex" xmlns:wpg="http://schemas.microsoft.com/office/word/2010/wordprocessingGroup" xmlns:wpi="http://schemas.microsoft.com/office/word/2010/wordprocessingInk" xmlns:wne="http://schemas.microsoft.com/office/word/2006/wordml" xmlns:wps="http://schemas.microsoft.com/office/word/2010/wordprocessingShape" mc:Ignorable="w14 w15 w16se w16cid w16 w16cex w16sdtdh w16sdtfl w16du wp14">
+  <w:p>
+    <w:pPr>
+      <w:pStyle w:val="Footer"/>
+    </w:pPr>
+  </w:p>
+</w:ftr>
+</file>
+
+<file path=word/footer3.xml><?xml version="1.0" encoding="utf-8"?>
+<w:ftr xmlns:wpc="http://schemas.microsoft.com/office/word/2010/wordprocessingCanvas" xmlns:cx="http://schemas.microsoft.com/office/drawing/2014/chartex" xmlns:cx1="http://schemas.microsoft.com/office/drawing/2015/9/8/chartex" xmlns:cx2="http://schemas.microsoft.com/office/drawing/2015/10/21/chartex" xmlns:cx3="http://schemas.microsoft.com/office/drawing/2016/5/9/chartex" xmlns:cx4="http://schemas.microsoft.com/office/drawing/2016/5/10/chartex" xmlns:cx5="http://schemas.microsoft.com/office/drawing/2016/5/11/chartex" xmlns:cx6="http://schemas.microsoft.com/office/drawing/2016/5/12/chartex" xmlns:cx7="http://schemas.microsoft.com/office/drawing/2016/5/13/chartex" xmlns:cx8="http://schemas.microsoft.com/office/drawing/2016/5/14/chartex" xmlns:mc="http://schemas.openxmlformats.org/markup-compatibility/2006" xmlns:aink="http://schemas.microsoft.com/office/drawing/2016/ink" xmlns:am3d="http://schemas.microsoft.com/office/drawing/2017/model3d" xmlns:o="urn:schemas-microsoft-com:office:office" xmlns:oel="http://schemas.microsoft.com/office/2019/extlst" xmlns:r="http://schemas.openxmlformats.org/officeDocument/2006/relationships" xmlns:m="http://schemas.openxmlformats.org/officeDocument/2006/math" xmlns:v="urn:schemas-microsoft-com:vml" xmlns:wp14="http://schemas.microsoft.com/office/word/2010/wordprocessingDrawing" xmlns:wp="http://schemas.openxmlformats.org/drawingml/2006/wordprocessingDrawing" xmlns:w10="urn:schemas-microsoft-com:office:word" xmlns:w="http://schemas.openxmlformats.org/wordprocessingml/2006/main" xmlns:w14="http://schemas.microsoft.com/office/word/2010/wordml" xmlns:w15="http://schemas.microsoft.com/office/word/2012/wordml" xmlns:w16cex="http://schemas.microsoft.com/office/word/2018/wordml/cex" xmlns:w16cid="http://schemas.microsoft.com/office/word/2016/wordml/cid" xmlns:w16="http://schemas.microsoft.com/office/word/2018/wordml" xmlns:w16du="http://schemas.microsoft.com/office/word/2023/wordml/word16du" xmlns:w16sdtdh="http://schemas.microsoft.com/office/word/2020/wordml/sdtdatahash" xmlns:w16sdtfl="http://schemas.microsoft.com/office/word/2024/wordml/sdtformatlock" xmlns:w16se="http://schemas.microsoft.com/office/word/2015/wordml/symex" xmlns:wpg="http://schemas.microsoft.com/office/word/2010/wordprocessingGroup" xmlns:wpi="http://schemas.microsoft.com/office/word/2010/wordprocessingInk" xmlns:wne="http://schemas.microsoft.com/office/word/2006/wordml" xmlns:wps="http://schemas.microsoft.com/office/word/2010/wordprocessingShape" mc:Ignorable="w14 w15 w16se w16cid w16 w16cex w16sdtdh w16sdtfl w16du wp14">
+  <w:p>
+    <w:pPr>
+      <w:pStyle w:val="Footer"/>
+    </w:pPr>
+  </w:p>
+</w:ftr>
+</file>
+
 <file path=word/footnotes.xml><?xml version="1.0" encoding="utf-8"?>
 <w:footnotes xmlns:wpc="http://schemas.microsoft.com/office/word/2010/wordprocessingCanvas" xmlns:cx="http://schemas.microsoft.com/office/drawing/2014/chartex" xmlns:cx1="http://schemas.microsoft.com/office/drawing/2015/9/8/chartex" xmlns:cx2="http://schemas.microsoft.com/office/drawing/2015/10/21/chartex" xmlns:cx3="http://schemas.microsoft.com/office/drawing/2016/5/9/chartex" xmlns:cx4="http://schemas.microsoft.com/office/drawing/2016/5/10/chartex" xmlns:cx5="http://schemas.microsoft.com/office/drawing/2016/5/11/chartex" xmlns:cx6="http://schemas.microsoft.com/office/drawing/2016/5/12/chartex" xmlns:cx7="http://schemas.microsoft.com/office/drawing/2016/5/13/chartex" xmlns:cx8="http://schemas.microsoft.com/office/drawing/2016/5/14/chartex" xmlns:mc="http://schemas.openxmlformats.org/markup-compatibility/2006" xmlns:aink="http://schemas.microsoft.com/office/drawing/2016/ink" xmlns:am3d="http://schemas.microsoft.com/office/drawing/2017/model3d" xmlns:o="urn:schemas-microsoft-com:office:office" xmlns:oel="http://schemas.microsoft.com/office/2019/extlst" xmlns:r="http://schemas.openxmlformats.org/officeDocument/2006/relationships" xmlns:m="http://schemas.openxmlformats.org/officeDocument/2006/math" xmlns:v="urn:schemas-microsoft-com:vml" xmlns:wp14="http://schemas.microsoft.com/office/word/2010/wordprocessingDrawing" xmlns:wp="http://schemas.openxmlformats.org/drawingml/2006/wordprocessingDrawing" xmlns:w10="urn:schemas-microsoft-com:office:word" xmlns:w="http://schemas.openxmlformats.org/wordprocessingml/2006/main" xmlns:w14="http://schemas.microsoft.com/office/word/2010/wordml" xmlns:w15="http://schemas.microsoft.com/office/word/2012/wordml" xmlns:w16cex="http://schemas.microsoft.com/office/word/2018/wordml/cex" xmlns:w16cid="http://schemas.microsoft.com/office/word/2016/wordml/cid" xmlns:w16="http://schemas.microsoft.com/office/word/2018/wordml" xmlns:w16du="http://schemas.microsoft.com/office/word/2023/wordml/word16du" xmlns:w16sdtdh="http://schemas.microsoft.com/office/word/2020/wordml/sdtdatahash" xmlns:w16sdtfl="http://schemas.microsoft.com/office/word/2024/wordml/sdtformatlock" xmlns:w16se="http://schemas.microsoft.com/office/word/2015/wordml/symex" xmlns:wpg="http://schemas.microsoft.com/office/word/2010/wordprocessingGroup" xmlns:wpi="http://schemas.microsoft.com/office/word/2010/wordprocessingInk" xmlns:wne="http://schemas.microsoft.com/office/word/2006/wordml" xmlns:wps="http://schemas.microsoft.com/office/word/2010/wordprocessingShape" mc:Ignorable="w14 w15 w16se w16cid w16 w16cex w16sdtdh w16sdtfl w16du wp14">
   <w:footnote w:type="separator" w:id="-1">
@@ -20248,6 +22135,104 @@
     </w:p>
   </w:footnote>
 </w:footnotes>
+</file>
+
+<file path=word/header1.xml><?xml version="1.0" encoding="utf-8"?>
+<w:hdr xmlns:wpc="http://schemas.microsoft.com/office/word/2010/wordprocessingCanvas" xmlns:cx="http://schemas.microsoft.com/office/drawing/2014/chartex" xmlns:cx1="http://schemas.microsoft.com/office/drawing/2015/9/8/chartex" xmlns:cx2="http://schemas.microsoft.com/office/drawing/2015/10/21/chartex" xmlns:cx3="http://schemas.microsoft.com/office/drawing/2016/5/9/chartex" xmlns:cx4="http://schemas.microsoft.com/office/drawing/2016/5/10/chartex" xmlns:cx5="http://schemas.microsoft.com/office/drawing/2016/5/11/chartex" xmlns:cx6="http://schemas.microsoft.com/office/drawing/2016/5/12/chartex" xmlns:cx7="http://schemas.microsoft.com/office/drawing/2016/5/13/chartex" xmlns:cx8="http://schemas.microsoft.com/office/drawing/2016/5/14/chartex" xmlns:mc="http://schemas.openxmlformats.org/markup-compatibility/2006" xmlns:aink="http://schemas.microsoft.com/office/drawing/2016/ink" xmlns:am3d="http://schemas.microsoft.com/office/drawing/2017/model3d" xmlns:o="urn:schemas-microsoft-com:office:office" xmlns:oel="http://schemas.microsoft.com/office/2019/extlst" xmlns:r="http://schemas.openxmlformats.org/officeDocument/2006/relationships" xmlns:m="http://schemas.openxmlformats.org/officeDocument/2006/math" xmlns:v="urn:schemas-microsoft-com:vml" xmlns:wp14="http://schemas.microsoft.com/office/word/2010/wordprocessingDrawing" xmlns:wp="http://schemas.openxmlformats.org/drawingml/2006/wordprocessingDrawing" xmlns:w10="urn:schemas-microsoft-com:office:word" xmlns:w="http://schemas.openxmlformats.org/wordprocessingml/2006/main" xmlns:w14="http://schemas.microsoft.com/office/word/2010/wordml" xmlns:w15="http://schemas.microsoft.com/office/word/2012/wordml" xmlns:w16cex="http://schemas.microsoft.com/office/word/2018/wordml/cex" xmlns:w16cid="http://schemas.microsoft.com/office/word/2016/wordml/cid" xmlns:w16="http://schemas.microsoft.com/office/word/2018/wordml" xmlns:w16du="http://schemas.microsoft.com/office/word/2023/wordml/word16du" xmlns:w16sdtdh="http://schemas.microsoft.com/office/word/2020/wordml/sdtdatahash" xmlns:w16sdtfl="http://schemas.microsoft.com/office/word/2024/wordml/sdtformatlock" xmlns:w16se="http://schemas.microsoft.com/office/word/2015/wordml/symex" xmlns:wpg="http://schemas.microsoft.com/office/word/2010/wordprocessingGroup" xmlns:wpi="http://schemas.microsoft.com/office/word/2010/wordprocessingInk" xmlns:wne="http://schemas.microsoft.com/office/word/2006/wordml" xmlns:wps="http://schemas.microsoft.com/office/word/2010/wordprocessingShape" mc:Ignorable="w14 w15 w16se w16cid w16 w16cex w16sdtdh w16sdtfl w16du wp14">
+  <w:p>
+    <w:pPr>
+      <w:pStyle w:val="Header"/>
+    </w:pPr>
+  </w:p>
+</w:hdr>
+</file>
+
+<file path=word/header2.xml><?xml version="1.0" encoding="utf-8"?>
+<w:hdr xmlns:wpc="http://schemas.microsoft.com/office/word/2010/wordprocessingCanvas" xmlns:cx="http://schemas.microsoft.com/office/drawing/2014/chartex" xmlns:cx1="http://schemas.microsoft.com/office/drawing/2015/9/8/chartex" xmlns:cx2="http://schemas.microsoft.com/office/drawing/2015/10/21/chartex" xmlns:cx3="http://schemas.microsoft.com/office/drawing/2016/5/9/chartex" xmlns:cx4="http://schemas.microsoft.com/office/drawing/2016/5/10/chartex" xmlns:cx5="http://schemas.microsoft.com/office/drawing/2016/5/11/chartex" xmlns:cx6="http://schemas.microsoft.com/office/drawing/2016/5/12/chartex" xmlns:cx7="http://schemas.microsoft.com/office/drawing/2016/5/13/chartex" xmlns:cx8="http://schemas.microsoft.com/office/drawing/2016/5/14/chartex" xmlns:mc="http://schemas.openxmlformats.org/markup-compatibility/2006" xmlns:aink="http://schemas.microsoft.com/office/drawing/2016/ink" xmlns:am3d="http://schemas.microsoft.com/office/drawing/2017/model3d" xmlns:o="urn:schemas-microsoft-com:office:office" xmlns:oel="http://schemas.microsoft.com/office/2019/extlst" xmlns:r="http://schemas.openxmlformats.org/officeDocument/2006/relationships" xmlns:m="http://schemas.openxmlformats.org/officeDocument/2006/math" xmlns:v="urn:schemas-microsoft-com:vml" xmlns:wp14="http://schemas.microsoft.com/office/word/2010/wordprocessingDrawing" xmlns:wp="http://schemas.openxmlformats.org/drawingml/2006/wordprocessingDrawing" xmlns:w10="urn:schemas-microsoft-com:office:word" xmlns:w="http://schemas.openxmlformats.org/wordprocessingml/2006/main" xmlns:w14="http://schemas.microsoft.com/office/word/2010/wordml" xmlns:w15="http://schemas.microsoft.com/office/word/2012/wordml" xmlns:w16cex="http://schemas.microsoft.com/office/word/2018/wordml/cex" xmlns:w16cid="http://schemas.microsoft.com/office/word/2016/wordml/cid" xmlns:w16="http://schemas.microsoft.com/office/word/2018/wordml" xmlns:w16du="http://schemas.microsoft.com/office/word/2023/wordml/word16du" xmlns:w16sdtdh="http://schemas.microsoft.com/office/word/2020/wordml/sdtdatahash" xmlns:w16sdtfl="http://schemas.microsoft.com/office/word/2024/wordml/sdtformatlock" xmlns:w16se="http://schemas.microsoft.com/office/word/2015/wordml/symex" xmlns:wpg="http://schemas.microsoft.com/office/word/2010/wordprocessingGroup" xmlns:wpi="http://schemas.microsoft.com/office/word/2010/wordprocessingInk" xmlns:wne="http://schemas.microsoft.com/office/word/2006/wordml" xmlns:wps="http://schemas.microsoft.com/office/word/2010/wordprocessingShape" mc:Ignorable="w14 w15 w16se w16cid w16 w16cex w16sdtdh w16sdtfl w16du wp14">
+  <w:sdt>
+    <w:sdtPr>
+      <w:id w:val="-425040756"/>
+      <w:docPartObj>
+        <w:docPartGallery w:val="Page Numbers (Top of Page)"/>
+        <w:docPartUnique/>
+      </w:docPartObj>
+    </w:sdtPr>
+    <w:sdtEndPr>
+      <w:rPr>
+        <w:color w:val="7F7F7F" w:themeColor="background1" w:themeShade="7F"/>
+        <w:spacing w:val="60"/>
+      </w:rPr>
+    </w:sdtEndPr>
+    <w:sdtContent>
+      <w:p>
+        <w:pPr>
+          <w:pStyle w:val="Header"/>
+          <w:pBdr>
+            <w:bottom w:val="single" w:sz="4" w:space="1" w:color="D9D9D9" w:themeColor="background1" w:themeShade="D9"/>
+          </w:pBdr>
+          <w:rPr>
+            <w:b/>
+            <w:bCs/>
+          </w:rPr>
+        </w:pPr>
+        <w:r>
+          <w:fldChar w:fldCharType="begin"/>
+        </w:r>
+        <w:r>
+          <w:instrText xml:space="preserve"> PAGE   \* MERGEFORMAT </w:instrText>
+        </w:r>
+        <w:r>
+          <w:fldChar w:fldCharType="separate"/>
+        </w:r>
+        <w:r>
+          <w:rPr>
+            <w:b/>
+            <w:bCs/>
+            <w:noProof/>
+          </w:rPr>
+          <w:t>2</w:t>
+        </w:r>
+        <w:r>
+          <w:rPr>
+            <w:b/>
+            <w:bCs/>
+            <w:noProof/>
+          </w:rPr>
+          <w:fldChar w:fldCharType="end"/>
+        </w:r>
+        <w:r>
+          <w:rPr>
+            <w:b/>
+            <w:bCs/>
+          </w:rPr>
+          <w:t xml:space="preserve"> | </w:t>
+        </w:r>
+        <w:r>
+          <w:rPr>
+            <w:color w:val="7F7F7F" w:themeColor="background1" w:themeShade="7F"/>
+            <w:spacing w:val="60"/>
+          </w:rPr>
+          <w:t>Page</w:t>
+        </w:r>
+      </w:p>
+    </w:sdtContent>
+  </w:sdt>
+  <w:p>
+    <w:pPr>
+      <w:pStyle w:val="Header"/>
+    </w:pPr>
+  </w:p>
+</w:hdr>
+</file>
+
+<file path=word/header3.xml><?xml version="1.0" encoding="utf-8"?>
+<w:hdr xmlns:wpc="http://schemas.microsoft.com/office/word/2010/wordprocessingCanvas" xmlns:cx="http://schemas.microsoft.com/office/drawing/2014/chartex" xmlns:cx1="http://schemas.microsoft.com/office/drawing/2015/9/8/chartex" xmlns:cx2="http://schemas.microsoft.com/office/drawing/2015/10/21/chartex" xmlns:cx3="http://schemas.microsoft.com/office/drawing/2016/5/9/chartex" xmlns:cx4="http://schemas.microsoft.com/office/drawing/2016/5/10/chartex" xmlns:cx5="http://schemas.microsoft.com/office/drawing/2016/5/11/chartex" xmlns:cx6="http://schemas.microsoft.com/office/drawing/2016/5/12/chartex" xmlns:cx7="http://schemas.microsoft.com/office/drawing/2016/5/13/chartex" xmlns:cx8="http://schemas.microsoft.com/office/drawing/2016/5/14/chartex" xmlns:mc="http://schemas.openxmlformats.org/markup-compatibility/2006" xmlns:aink="http://schemas.microsoft.com/office/drawing/2016/ink" xmlns:am3d="http://schemas.microsoft.com/office/drawing/2017/model3d" xmlns:o="urn:schemas-microsoft-com:office:office" xmlns:oel="http://schemas.microsoft.com/office/2019/extlst" xmlns:r="http://schemas.openxmlformats.org/officeDocument/2006/relationships" xmlns:m="http://schemas.openxmlformats.org/officeDocument/2006/math" xmlns:v="urn:schemas-microsoft-com:vml" xmlns:wp14="http://schemas.microsoft.com/office/word/2010/wordprocessingDrawing" xmlns:wp="http://schemas.openxmlformats.org/drawingml/2006/wordprocessingDrawing" xmlns:w10="urn:schemas-microsoft-com:office:word" xmlns:w="http://schemas.openxmlformats.org/wordprocessingml/2006/main" xmlns:w14="http://schemas.microsoft.com/office/word/2010/wordml" xmlns:w15="http://schemas.microsoft.com/office/word/2012/wordml" xmlns:w16cex="http://schemas.microsoft.com/office/word/2018/wordml/cex" xmlns:w16cid="http://schemas.microsoft.com/office/word/2016/wordml/cid" xmlns:w16="http://schemas.microsoft.com/office/word/2018/wordml" xmlns:w16du="http://schemas.microsoft.com/office/word/2023/wordml/word16du" xmlns:w16sdtdh="http://schemas.microsoft.com/office/word/2020/wordml/sdtdatahash" xmlns:w16sdtfl="http://schemas.microsoft.com/office/word/2024/wordml/sdtformatlock" xmlns:w16se="http://schemas.microsoft.com/office/word/2015/wordml/symex" xmlns:wpg="http://schemas.microsoft.com/office/word/2010/wordprocessingGroup" xmlns:wpi="http://schemas.microsoft.com/office/word/2010/wordprocessingInk" xmlns:wne="http://schemas.microsoft.com/office/word/2006/wordml" xmlns:wps="http://schemas.microsoft.com/office/word/2010/wordprocessingShape" mc:Ignorable="w14 w15 w16se w16cid w16 w16cex w16sdtdh w16sdtfl w16du wp14">
+  <w:p>
+    <w:pPr>
+      <w:pStyle w:val="Header"/>
+    </w:pPr>
+  </w:p>
+</w:hdr>
 </file>
 
 <file path=word/numbering.xml><?xml version="1.0" encoding="utf-8"?>
@@ -27004,6 +28989,54 @@
       <w:szCs w:val="24"/>
     </w:rPr>
   </w:style>
+  <w:style w:type="paragraph" w:styleId="Header">
+    <w:name w:val="header"/>
+    <w:basedOn w:val="Normal"/>
+    <w:link w:val="HeaderChar"/>
+    <w:uiPriority w:val="99"/>
+    <w:unhideWhenUsed/>
+    <w:rsid w:val="00364489"/>
+    <w:pPr>
+      <w:tabs>
+        <w:tab w:val="center" w:pos="4513"/>
+        <w:tab w:val="right" w:pos="9026"/>
+      </w:tabs>
+    </w:pPr>
+  </w:style>
+  <w:style w:type="character" w:customStyle="1" w:styleId="HeaderChar">
+    <w:name w:val="Header Char"/>
+    <w:basedOn w:val="DefaultParagraphFont"/>
+    <w:link w:val="Header"/>
+    <w:uiPriority w:val="99"/>
+    <w:rsid w:val="00364489"/>
+    <w:rPr>
+      <w:rFonts w:ascii="Times New Roman" w:eastAsia="Times New Roman" w:hAnsi="Times New Roman" w:cs="Times New Roman"/>
+    </w:rPr>
+  </w:style>
+  <w:style w:type="paragraph" w:styleId="Footer">
+    <w:name w:val="footer"/>
+    <w:basedOn w:val="Normal"/>
+    <w:link w:val="FooterChar"/>
+    <w:uiPriority w:val="99"/>
+    <w:unhideWhenUsed/>
+    <w:rsid w:val="00364489"/>
+    <w:pPr>
+      <w:tabs>
+        <w:tab w:val="center" w:pos="4513"/>
+        <w:tab w:val="right" w:pos="9026"/>
+      </w:tabs>
+    </w:pPr>
+  </w:style>
+  <w:style w:type="character" w:customStyle="1" w:styleId="FooterChar">
+    <w:name w:val="Footer Char"/>
+    <w:basedOn w:val="DefaultParagraphFont"/>
+    <w:link w:val="Footer"/>
+    <w:uiPriority w:val="99"/>
+    <w:rsid w:val="00364489"/>
+    <w:rPr>
+      <w:rFonts w:ascii="Times New Roman" w:eastAsia="Times New Roman" w:hAnsi="Times New Roman" w:cs="Times New Roman"/>
+    </w:rPr>
+  </w:style>
 </w:styles>
 </file>
 
